--- a/Отчет.docx
+++ b/Отчет.docx
@@ -32,25 +32,7 @@
           <w:sz w:val="28"/>
           <w:szCs w:val="28"/>
         </w:rPr>
-        <w:t>Стартап-</w:t>
-      </w:r>
-      <w:proofErr w:type="spellStart"/>
-      <w:r>
-        <w:rPr>
-          <w:rFonts w:ascii="Times New Roman" w:hAnsi="Times New Roman"/>
-          <w:sz w:val="28"/>
-          <w:szCs w:val="28"/>
-        </w:rPr>
-        <w:t>хакатон</w:t>
-      </w:r>
-      <w:proofErr w:type="spellEnd"/>
-      <w:r>
-        <w:rPr>
-          <w:rFonts w:ascii="Times New Roman" w:hAnsi="Times New Roman"/>
-          <w:sz w:val="28"/>
-          <w:szCs w:val="28"/>
-        </w:rPr>
-        <w:t xml:space="preserve"> «Пятый элемент»</w:t>
+        <w:t>Стартап-хакатон «Пятый элемент»</w:t>
       </w:r>
     </w:p>
     <w:p>
@@ -92,39 +74,7 @@
           <w:sz w:val="28"/>
           <w:szCs w:val="28"/>
         </w:rPr>
-        <w:t xml:space="preserve">Кейс 1 </w:t>
-      </w:r>
-      <w:r>
-        <w:rPr>
-          <w:rFonts w:ascii="Times New Roman" w:hAnsi="Times New Roman"/>
-          <w:sz w:val="28"/>
-          <w:szCs w:val="28"/>
-        </w:rPr>
-        <w:t>-</w:t>
-      </w:r>
-      <w:r>
-        <w:rPr>
-          <w:rFonts w:ascii="Times New Roman" w:hAnsi="Times New Roman"/>
-          <w:sz w:val="28"/>
-          <w:szCs w:val="28"/>
-        </w:rPr>
-        <w:t xml:space="preserve"> AI в личных финансах (партнёр кейса </w:t>
-      </w:r>
-      <w:r>
-        <w:rPr>
-          <w:rFonts w:ascii="Times New Roman" w:hAnsi="Times New Roman"/>
-          <w:sz w:val="28"/>
-          <w:szCs w:val="28"/>
-        </w:rPr>
-        <w:t>-</w:t>
-      </w:r>
-      <w:r>
-        <w:rPr>
-          <w:rFonts w:ascii="Times New Roman" w:hAnsi="Times New Roman"/>
-          <w:sz w:val="28"/>
-          <w:szCs w:val="28"/>
-        </w:rPr>
-        <w:t xml:space="preserve"> Т-Банк)</w:t>
+        <w:t>Кейс 1 - AI в личных финансах (партнёр кейса - Т-Банк)</w:t>
       </w:r>
     </w:p>
     <w:p>
@@ -363,18 +313,8 @@
           <w:sz w:val="28"/>
           <w:szCs w:val="28"/>
         </w:rPr>
-        <w:t xml:space="preserve">AI-ассистент, который считает студенту с нерегулярным доходом безопасную сумму трат в день до следующего </w:t>
-      </w:r>
-      <w:proofErr w:type="spellStart"/>
-      <w:r>
-        <w:rPr>
-          <w:rFonts w:ascii="Times New Roman" w:hAnsi="Times New Roman"/>
-          <w:sz w:val="28"/>
-          <w:szCs w:val="28"/>
-        </w:rPr>
-        <w:t>поступлени</w:t>
-      </w:r>
-      <w:proofErr w:type="spellEnd"/>
+        <w:t>AI-ассистент, который считает студенту с нерегулярным доходом безопасную сумму трат в день до следующего поступлени</w:t>
+      </w:r>
     </w:p>
     <w:p>
       <w:pPr>
@@ -523,7 +463,7 @@
           <w:szCs w:val="28"/>
           <w:u w:val="single"/>
         </w:rPr>
-        <w:t>КИ24</w:t>
+        <w:t>КИ24-14Б</w:t>
       </w:r>
       <w:r>
         <w:rPr>
@@ -531,124 +471,35 @@
           <w:color w:val="000000" w:themeColor="text1"/>
           <w:sz w:val="28"/>
           <w:szCs w:val="28"/>
+        </w:rPr>
+        <w:t xml:space="preserve">     </w:t>
+      </w:r>
+      <w:r>
+        <w:rPr>
+          <w:rFonts w:ascii="Times New Roman" w:hAnsi="Times New Roman" w:cs="Times New Roman"/>
+          <w:sz w:val="28"/>
+          <w:szCs w:val="28"/>
+        </w:rPr>
+        <w:t xml:space="preserve">  </w:t>
+      </w:r>
+      <w:r>
+        <w:rPr>
+          <w:rFonts w:ascii="Times New Roman" w:hAnsi="Times New Roman" w:cs="Times New Roman"/>
+          <w:color w:val="000000" w:themeColor="text1"/>
+          <w:sz w:val="28"/>
+          <w:szCs w:val="28"/>
+        </w:rPr>
+        <w:t xml:space="preserve">_________             </w:t>
+      </w:r>
+      <w:r>
+        <w:rPr>
+          <w:rFonts w:ascii="Times New Roman" w:hAnsi="Times New Roman" w:cs="Times New Roman"/>
+          <w:color w:val="000000" w:themeColor="text1"/>
+          <w:sz w:val="28"/>
+          <w:szCs w:val="28"/>
           <w:u w:val="single"/>
         </w:rPr>
-        <w:t>-1</w:t>
-      </w:r>
-      <w:r>
-        <w:rPr>
-          <w:rFonts w:ascii="Times New Roman" w:hAnsi="Times New Roman" w:cs="Times New Roman"/>
-          <w:color w:val="000000" w:themeColor="text1"/>
-          <w:sz w:val="28"/>
-          <w:szCs w:val="28"/>
-          <w:u w:val="single"/>
-        </w:rPr>
-        <w:t>4</w:t>
-      </w:r>
-      <w:r>
-        <w:rPr>
-          <w:rFonts w:ascii="Times New Roman" w:hAnsi="Times New Roman" w:cs="Times New Roman"/>
-          <w:color w:val="000000" w:themeColor="text1"/>
-          <w:sz w:val="28"/>
-          <w:szCs w:val="28"/>
-          <w:u w:val="single"/>
-        </w:rPr>
-        <w:t>Б</w:t>
-      </w:r>
-      <w:r>
-        <w:rPr>
-          <w:rFonts w:ascii="Times New Roman" w:hAnsi="Times New Roman" w:cs="Times New Roman"/>
-          <w:color w:val="000000" w:themeColor="text1"/>
-          <w:sz w:val="28"/>
-          <w:szCs w:val="28"/>
-        </w:rPr>
-        <w:t xml:space="preserve"> </w:t>
-      </w:r>
-      <w:r>
-        <w:rPr>
-          <w:rFonts w:ascii="Times New Roman" w:hAnsi="Times New Roman" w:cs="Times New Roman"/>
-          <w:color w:val="000000" w:themeColor="text1"/>
-          <w:sz w:val="28"/>
-          <w:szCs w:val="28"/>
-        </w:rPr>
-        <w:t xml:space="preserve"> </w:t>
-      </w:r>
-      <w:r>
-        <w:rPr>
-          <w:rFonts w:ascii="Times New Roman" w:hAnsi="Times New Roman" w:cs="Times New Roman"/>
-          <w:color w:val="000000" w:themeColor="text1"/>
-          <w:sz w:val="28"/>
-          <w:szCs w:val="28"/>
-        </w:rPr>
-        <w:t xml:space="preserve">  </w:t>
-      </w:r>
-      <w:r>
-        <w:rPr>
-          <w:rFonts w:ascii="Times New Roman" w:hAnsi="Times New Roman" w:cs="Times New Roman"/>
-          <w:color w:val="000000" w:themeColor="text1"/>
-          <w:sz w:val="28"/>
-          <w:szCs w:val="28"/>
-        </w:rPr>
-        <w:t xml:space="preserve"> </w:t>
-      </w:r>
-      <w:r>
-        <w:rPr>
-          <w:rFonts w:ascii="Times New Roman" w:hAnsi="Times New Roman" w:cs="Times New Roman"/>
-          <w:sz w:val="28"/>
-          <w:szCs w:val="28"/>
-        </w:rPr>
-        <w:t xml:space="preserve">  </w:t>
-      </w:r>
-      <w:r>
-        <w:rPr>
-          <w:rFonts w:ascii="Times New Roman" w:hAnsi="Times New Roman" w:cs="Times New Roman"/>
-          <w:color w:val="000000" w:themeColor="text1"/>
-          <w:sz w:val="28"/>
-          <w:szCs w:val="28"/>
-        </w:rPr>
-        <w:t xml:space="preserve">_________             </w:t>
-      </w:r>
-      <w:r>
-        <w:rPr>
-          <w:rFonts w:ascii="Times New Roman" w:hAnsi="Times New Roman" w:cs="Times New Roman"/>
-          <w:color w:val="000000" w:themeColor="text1"/>
-          <w:sz w:val="28"/>
-          <w:szCs w:val="28"/>
-          <w:u w:val="single"/>
-        </w:rPr>
-        <w:t>   </w:t>
-      </w:r>
-      <w:r>
-        <w:rPr>
-          <w:rFonts w:ascii="Times New Roman" w:hAnsi="Times New Roman" w:cs="Times New Roman"/>
-          <w:color w:val="000000" w:themeColor="text1"/>
-          <w:sz w:val="28"/>
-          <w:szCs w:val="28"/>
-          <w:u w:val="single"/>
-        </w:rPr>
-        <w:t xml:space="preserve">Сергеев </w:t>
-      </w:r>
-      <w:proofErr w:type="gramStart"/>
-      <w:r>
-        <w:rPr>
-          <w:rFonts w:ascii="Times New Roman" w:hAnsi="Times New Roman" w:cs="Times New Roman"/>
-          <w:color w:val="000000" w:themeColor="text1"/>
-          <w:sz w:val="28"/>
-          <w:szCs w:val="28"/>
-          <w:u w:val="single"/>
-        </w:rPr>
-        <w:t>Б.Д</w:t>
-      </w:r>
-      <w:proofErr w:type="gramEnd"/>
-      <w:r>
-        <w:rPr>
-          <w:rFonts w:ascii="Times New Roman" w:hAnsi="Times New Roman" w:cs="Times New Roman"/>
-          <w:color w:val="000000" w:themeColor="text1"/>
-          <w:sz w:val="28"/>
-          <w:szCs w:val="28"/>
-          <w:u w:val="single"/>
-        </w:rPr>
-        <w:t>   </w:t>
+        <w:t>   Сергеев Б.Д   </w:t>
       </w:r>
     </w:p>
     <w:p>
@@ -666,45 +517,7 @@
         <w:rPr>
           <w:rFonts w:ascii="Times New Roman" w:hAnsi="Times New Roman" w:cs="Times New Roman"/>
         </w:rPr>
-        <w:t xml:space="preserve">      </w:t>
-      </w:r>
-      <w:r>
-        <w:rPr>
-          <w:rFonts w:ascii="Times New Roman" w:hAnsi="Times New Roman" w:cs="Times New Roman"/>
-        </w:rPr>
-        <w:t xml:space="preserve">                       </w:t>
-      </w:r>
-      <w:r>
-        <w:rPr>
-          <w:rFonts w:ascii="Times New Roman" w:hAnsi="Times New Roman" w:cs="Times New Roman"/>
-        </w:rPr>
-        <w:t xml:space="preserve">  номер </w:t>
-      </w:r>
-      <w:proofErr w:type="gramStart"/>
-      <w:r>
-        <w:rPr>
-          <w:rFonts w:ascii="Times New Roman" w:hAnsi="Times New Roman" w:cs="Times New Roman"/>
-        </w:rPr>
-        <w:t xml:space="preserve">группы,  </w:t>
-      </w:r>
-      <w:r>
-        <w:rPr>
-          <w:rFonts w:ascii="Times New Roman" w:hAnsi="Times New Roman" w:cs="Times New Roman"/>
-        </w:rPr>
-        <w:t xml:space="preserve"> </w:t>
-      </w:r>
-      <w:proofErr w:type="gramEnd"/>
-      <w:r>
-        <w:rPr>
-          <w:rFonts w:ascii="Times New Roman" w:hAnsi="Times New Roman" w:cs="Times New Roman"/>
-        </w:rPr>
-        <w:t xml:space="preserve">   </w:t>
-      </w:r>
-      <w:r>
-        <w:rPr>
-          <w:rFonts w:ascii="Times New Roman" w:hAnsi="Times New Roman" w:cs="Times New Roman"/>
-        </w:rPr>
-        <w:t xml:space="preserve">  подпись, дата                 инициалы, фамилия</w:t>
+        <w:t xml:space="preserve">                               номер группы,        подпись, дата                 инициалы, фамилия</w:t>
       </w:r>
     </w:p>
     <w:p>
@@ -751,7 +564,7 @@
           <w:szCs w:val="28"/>
           <w:u w:val="single"/>
         </w:rPr>
-        <w:t>КИ24</w:t>
+        <w:t>КИ24-14Б</w:t>
       </w:r>
       <w:r>
         <w:rPr>
@@ -759,110 +572,44 @@
           <w:color w:val="000000" w:themeColor="text1"/>
           <w:sz w:val="28"/>
           <w:szCs w:val="28"/>
+        </w:rPr>
+        <w:t xml:space="preserve">     </w:t>
+      </w:r>
+      <w:r>
+        <w:rPr>
+          <w:rFonts w:ascii="Times New Roman" w:hAnsi="Times New Roman" w:cs="Times New Roman"/>
+          <w:sz w:val="28"/>
+          <w:szCs w:val="28"/>
+        </w:rPr>
+        <w:t xml:space="preserve">  </w:t>
+      </w:r>
+      <w:r>
+        <w:rPr>
+          <w:rFonts w:ascii="Times New Roman" w:hAnsi="Times New Roman" w:cs="Times New Roman"/>
+          <w:color w:val="000000" w:themeColor="text1"/>
+          <w:sz w:val="28"/>
+          <w:szCs w:val="28"/>
+        </w:rPr>
+        <w:t xml:space="preserve">_________             </w:t>
+      </w:r>
+      <w:r>
+        <w:rPr>
+          <w:rFonts w:ascii="Times New Roman" w:hAnsi="Times New Roman" w:cs="Times New Roman"/>
+          <w:color w:val="000000" w:themeColor="text1"/>
+          <w:sz w:val="28"/>
+          <w:szCs w:val="28"/>
           <w:u w:val="single"/>
         </w:rPr>
-        <w:t>-1</w:t>
-      </w:r>
-      <w:r>
-        <w:rPr>
-          <w:rFonts w:ascii="Times New Roman" w:hAnsi="Times New Roman" w:cs="Times New Roman"/>
-          <w:color w:val="000000" w:themeColor="text1"/>
+        <w:t>   </w:t>
+      </w:r>
+      <w:r>
+        <w:rPr>
+          <w:rFonts w:ascii="Times New Roman" w:hAnsi="Times New Roman" w:cs="Times New Roman"/>
           <w:sz w:val="28"/>
           <w:szCs w:val="28"/>
           <w:u w:val="single"/>
         </w:rPr>
-        <w:t>4</w:t>
-      </w:r>
-      <w:r>
-        <w:rPr>
-          <w:rFonts w:ascii="Times New Roman" w:hAnsi="Times New Roman" w:cs="Times New Roman"/>
-          <w:color w:val="000000" w:themeColor="text1"/>
-          <w:sz w:val="28"/>
-          <w:szCs w:val="28"/>
-          <w:u w:val="single"/>
-        </w:rPr>
-        <w:t>Б</w:t>
-      </w:r>
-      <w:r>
-        <w:rPr>
-          <w:rFonts w:ascii="Times New Roman" w:hAnsi="Times New Roman" w:cs="Times New Roman"/>
-          <w:color w:val="000000" w:themeColor="text1"/>
-          <w:sz w:val="28"/>
-          <w:szCs w:val="28"/>
-        </w:rPr>
-        <w:t xml:space="preserve"> </w:t>
-      </w:r>
-      <w:r>
-        <w:rPr>
-          <w:rFonts w:ascii="Times New Roman" w:hAnsi="Times New Roman" w:cs="Times New Roman"/>
-          <w:color w:val="000000" w:themeColor="text1"/>
-          <w:sz w:val="28"/>
-          <w:szCs w:val="28"/>
-        </w:rPr>
-        <w:t xml:space="preserve"> </w:t>
-      </w:r>
-      <w:r>
-        <w:rPr>
-          <w:rFonts w:ascii="Times New Roman" w:hAnsi="Times New Roman" w:cs="Times New Roman"/>
-          <w:color w:val="000000" w:themeColor="text1"/>
-          <w:sz w:val="28"/>
-          <w:szCs w:val="28"/>
-        </w:rPr>
-        <w:t xml:space="preserve">  </w:t>
-      </w:r>
-      <w:r>
-        <w:rPr>
-          <w:rFonts w:ascii="Times New Roman" w:hAnsi="Times New Roman" w:cs="Times New Roman"/>
-          <w:color w:val="000000" w:themeColor="text1"/>
-          <w:sz w:val="28"/>
-          <w:szCs w:val="28"/>
-        </w:rPr>
-        <w:t xml:space="preserve"> </w:t>
-      </w:r>
-      <w:r>
-        <w:rPr>
-          <w:rFonts w:ascii="Times New Roman" w:hAnsi="Times New Roman" w:cs="Times New Roman"/>
-          <w:sz w:val="28"/>
-          <w:szCs w:val="28"/>
-        </w:rPr>
-        <w:t xml:space="preserve">  </w:t>
-      </w:r>
-      <w:r>
-        <w:rPr>
-          <w:rFonts w:ascii="Times New Roman" w:hAnsi="Times New Roman" w:cs="Times New Roman"/>
-          <w:color w:val="000000" w:themeColor="text1"/>
-          <w:sz w:val="28"/>
-          <w:szCs w:val="28"/>
-        </w:rPr>
-        <w:t xml:space="preserve">_________             </w:t>
-      </w:r>
-      <w:r>
-        <w:rPr>
-          <w:rFonts w:ascii="Times New Roman" w:hAnsi="Times New Roman" w:cs="Times New Roman"/>
-          <w:color w:val="000000" w:themeColor="text1"/>
-          <w:sz w:val="28"/>
-          <w:szCs w:val="28"/>
-          <w:u w:val="single"/>
-        </w:rPr>
-        <w:t>   </w:t>
-      </w:r>
-      <w:r>
-        <w:rPr>
-          <w:rFonts w:ascii="Times New Roman" w:hAnsi="Times New Roman" w:cs="Times New Roman"/>
-          <w:sz w:val="28"/>
-          <w:szCs w:val="28"/>
-          <w:u w:val="single"/>
-        </w:rPr>
-        <w:t>Барышов В.</w:t>
-      </w:r>
-      <w:r>
-        <w:rPr>
-          <w:rFonts w:ascii="Times New Roman" w:hAnsi="Times New Roman" w:cs="Times New Roman"/>
-          <w:sz w:val="28"/>
-          <w:szCs w:val="28"/>
-          <w:u w:val="single"/>
-        </w:rPr>
-        <w:t>Р</w:t>
+        <w:t>Барышов В.Р</w:t>
       </w:r>
       <w:r>
         <w:rPr>
@@ -890,45 +637,7 @@
         <w:rPr>
           <w:rFonts w:ascii="Times New Roman" w:hAnsi="Times New Roman" w:cs="Times New Roman"/>
         </w:rPr>
-        <w:t xml:space="preserve">      </w:t>
-      </w:r>
-      <w:r>
-        <w:rPr>
-          <w:rFonts w:ascii="Times New Roman" w:hAnsi="Times New Roman" w:cs="Times New Roman"/>
-        </w:rPr>
-        <w:t xml:space="preserve">                       </w:t>
-      </w:r>
-      <w:r>
-        <w:rPr>
-          <w:rFonts w:ascii="Times New Roman" w:hAnsi="Times New Roman" w:cs="Times New Roman"/>
-        </w:rPr>
-        <w:t xml:space="preserve">  номер </w:t>
-      </w:r>
-      <w:proofErr w:type="gramStart"/>
-      <w:r>
-        <w:rPr>
-          <w:rFonts w:ascii="Times New Roman" w:hAnsi="Times New Roman" w:cs="Times New Roman"/>
-        </w:rPr>
-        <w:t xml:space="preserve">группы,  </w:t>
-      </w:r>
-      <w:r>
-        <w:rPr>
-          <w:rFonts w:ascii="Times New Roman" w:hAnsi="Times New Roman" w:cs="Times New Roman"/>
-        </w:rPr>
-        <w:t xml:space="preserve"> </w:t>
-      </w:r>
-      <w:proofErr w:type="gramEnd"/>
-      <w:r>
-        <w:rPr>
-          <w:rFonts w:ascii="Times New Roman" w:hAnsi="Times New Roman" w:cs="Times New Roman"/>
-        </w:rPr>
-        <w:t xml:space="preserve">   </w:t>
-      </w:r>
-      <w:r>
-        <w:rPr>
-          <w:rFonts w:ascii="Times New Roman" w:hAnsi="Times New Roman" w:cs="Times New Roman"/>
-        </w:rPr>
-        <w:t xml:space="preserve">  подпись, дата                 инициалы, фамилия</w:t>
+        <w:t xml:space="preserve">                               номер группы,        подпись, дата                 инициалы, фамилия</w:t>
       </w:r>
     </w:p>
     <w:p>
@@ -1201,7 +910,23 @@
           <w:sz w:val="28"/>
           <w:szCs w:val="28"/>
         </w:rPr>
-        <w:t>студенты 18–25 лет с нерегулярным доходом (стипендия + подработки).</w:t>
+        <w:t>студенты 18</w:t>
+      </w:r>
+      <w:r>
+        <w:rPr>
+          <w:rFonts w:ascii="Times New Roman" w:hAnsi="Times New Roman" w:cs="Times New Roman"/>
+          <w:sz w:val="28"/>
+          <w:szCs w:val="28"/>
+        </w:rPr>
+        <w:t>-</w:t>
+      </w:r>
+      <w:r>
+        <w:rPr>
+          <w:rFonts w:ascii="Times New Roman" w:hAnsi="Times New Roman" w:cs="Times New Roman"/>
+          <w:sz w:val="28"/>
+          <w:szCs w:val="28"/>
+        </w:rPr>
+        <w:t>25 лет с нерегулярным доходом (стипендия + подработки).</w:t>
       </w:r>
     </w:p>
     <w:p>
@@ -1261,39 +986,7 @@
           <w:sz w:val="28"/>
           <w:szCs w:val="28"/>
         </w:rPr>
-        <w:t>веб-сервис с чатом. Студент задаёт вопрос обычными словами («сколько я могу тратить в день?», «хватит ли до 10-го?», «а если куплю кроссовки за 3 000?»). Языковая модель понимает вопрос и вызывает нужную функцию расчёта</w:t>
-      </w:r>
-      <w:r>
-        <w:rPr>
-          <w:rFonts w:ascii="Times New Roman" w:hAnsi="Times New Roman" w:cs="Times New Roman"/>
-          <w:sz w:val="28"/>
-          <w:szCs w:val="28"/>
-        </w:rPr>
-        <w:t>,</w:t>
-      </w:r>
-      <w:r>
-        <w:rPr>
-          <w:rFonts w:ascii="Times New Roman" w:hAnsi="Times New Roman" w:cs="Times New Roman"/>
-          <w:sz w:val="28"/>
-          <w:szCs w:val="28"/>
-        </w:rPr>
-        <w:t xml:space="preserve"> расчёт выполняется кодом</w:t>
-      </w:r>
-      <w:r>
-        <w:rPr>
-          <w:rFonts w:ascii="Times New Roman" w:hAnsi="Times New Roman" w:cs="Times New Roman"/>
-          <w:sz w:val="28"/>
-          <w:szCs w:val="28"/>
-        </w:rPr>
-        <w:t>,</w:t>
-      </w:r>
-      <w:r>
-        <w:rPr>
-          <w:rFonts w:ascii="Times New Roman" w:hAnsi="Times New Roman" w:cs="Times New Roman"/>
-          <w:sz w:val="28"/>
-          <w:szCs w:val="28"/>
-        </w:rPr>
-        <w:t xml:space="preserve"> модель объясняет результат, показывает, на каких данных и допущениях он основан, и что делать дальше.</w:t>
+        <w:t>веб-сервис с чатом. Студент задаёт вопрос обычными словами («сколько я могу тратить в день?», «хватит ли до 10-го?», «а если куплю кроссовки за 3 000?»). Языковая модель понимает вопрос и вызывает нужную функцию расчёта, расчёт выполняется кодом, модель объясняет результат, показывает, на каких данных и допущениях он основан, и что делать дальше.</w:t>
       </w:r>
     </w:p>
     <w:p>
@@ -1323,43 +1016,7 @@
           <w:sz w:val="28"/>
           <w:szCs w:val="28"/>
         </w:rPr>
-        <w:t>понимание вопроса на естественном языке, выбор инструмента расчёта (</w:t>
-      </w:r>
-      <w:proofErr w:type="spellStart"/>
-      <w:r>
-        <w:rPr>
-          <w:rFonts w:ascii="Times New Roman" w:hAnsi="Times New Roman" w:cs="Times New Roman"/>
-          <w:sz w:val="28"/>
-          <w:szCs w:val="28"/>
-        </w:rPr>
-        <w:t>tool</w:t>
-      </w:r>
-      <w:proofErr w:type="spellEnd"/>
-      <w:r>
-        <w:rPr>
-          <w:rFonts w:ascii="Times New Roman" w:hAnsi="Times New Roman" w:cs="Times New Roman"/>
-          <w:sz w:val="28"/>
-          <w:szCs w:val="28"/>
-        </w:rPr>
-        <w:t xml:space="preserve"> </w:t>
-      </w:r>
-      <w:proofErr w:type="spellStart"/>
-      <w:r>
-        <w:rPr>
-          <w:rFonts w:ascii="Times New Roman" w:hAnsi="Times New Roman" w:cs="Times New Roman"/>
-          <w:sz w:val="28"/>
-          <w:szCs w:val="28"/>
-        </w:rPr>
-        <w:t>calling</w:t>
-      </w:r>
-      <w:proofErr w:type="spellEnd"/>
-      <w:r>
-        <w:rPr>
-          <w:rFonts w:ascii="Times New Roman" w:hAnsi="Times New Roman" w:cs="Times New Roman"/>
-          <w:sz w:val="28"/>
-          <w:szCs w:val="28"/>
-        </w:rPr>
-        <w:t>) и объяснение результата. Суммы, проценты и остатки считает только код.</w:t>
+        <w:t>понимание вопроса на естественном языке, выбор инструмента расчёта (tool calling) и объяснение результата. Суммы, проценты и остатки считает только код.</w:t>
       </w:r>
     </w:p>
     <w:p>
@@ -1419,55 +1076,7 @@
           <w:sz w:val="28"/>
           <w:szCs w:val="28"/>
         </w:rPr>
-        <w:t xml:space="preserve"> отвечаем на вопрос «сколько можно потратить сегодня», а не показываем историю трат</w:t>
-      </w:r>
-      <w:r>
-        <w:rPr>
-          <w:rFonts w:ascii="Times New Roman" w:hAnsi="Times New Roman" w:cs="Times New Roman"/>
-          <w:sz w:val="28"/>
-          <w:szCs w:val="28"/>
-        </w:rPr>
-        <w:t>,</w:t>
-      </w:r>
-      <w:r>
-        <w:rPr>
-          <w:rFonts w:ascii="Times New Roman" w:hAnsi="Times New Roman" w:cs="Times New Roman"/>
-          <w:sz w:val="28"/>
-          <w:szCs w:val="28"/>
-        </w:rPr>
-        <w:t xml:space="preserve"> учитываем нерегулярный доход студента</w:t>
-      </w:r>
-      <w:r>
-        <w:rPr>
-          <w:rFonts w:ascii="Times New Roman" w:hAnsi="Times New Roman" w:cs="Times New Roman"/>
-          <w:sz w:val="28"/>
-          <w:szCs w:val="28"/>
-        </w:rPr>
-        <w:t>,</w:t>
-      </w:r>
-      <w:r>
-        <w:rPr>
-          <w:rFonts w:ascii="Times New Roman" w:hAnsi="Times New Roman" w:cs="Times New Roman"/>
-          <w:sz w:val="28"/>
-          <w:szCs w:val="28"/>
-        </w:rPr>
-        <w:t xml:space="preserve"> всё автоматически </w:t>
-      </w:r>
-      <w:r>
-        <w:rPr>
-          <w:rFonts w:ascii="Times New Roman" w:hAnsi="Times New Roman" w:cs="Times New Roman"/>
-          <w:sz w:val="28"/>
-          <w:szCs w:val="28"/>
-        </w:rPr>
-        <w:t>-</w:t>
-      </w:r>
-      <w:r>
-        <w:rPr>
-          <w:rFonts w:ascii="Times New Roman" w:hAnsi="Times New Roman" w:cs="Times New Roman"/>
-          <w:sz w:val="28"/>
-          <w:szCs w:val="28"/>
-        </w:rPr>
-        <w:t xml:space="preserve"> пользователь просто спрашивает, модель сама разбирает траты, а числа считает код, поэтому они точные.</w:t>
+        <w:t xml:space="preserve"> отвечаем на вопрос «сколько можно потратить сегодня», а не показываем историю трат, учитываем нерегулярный доход студента, всё автоматически - пользователь просто спрашивает, модель сама разбирает траты, а числа считает код, поэтому они точные.</w:t>
       </w:r>
     </w:p>
     <w:p>
@@ -1554,23 +1163,7 @@
           <w:sz w:val="28"/>
           <w:szCs w:val="28"/>
         </w:rPr>
-        <w:t xml:space="preserve">Таблица 2 </w:t>
-      </w:r>
-      <w:r>
-        <w:rPr>
-          <w:rFonts w:ascii="Times New Roman" w:hAnsi="Times New Roman" w:cs="Times New Roman"/>
-          <w:sz w:val="28"/>
-          <w:szCs w:val="28"/>
-        </w:rPr>
-        <w:t>-</w:t>
-      </w:r>
-      <w:r>
-        <w:rPr>
-          <w:rFonts w:ascii="Times New Roman" w:hAnsi="Times New Roman" w:cs="Times New Roman"/>
-          <w:sz w:val="28"/>
-          <w:szCs w:val="28"/>
-        </w:rPr>
-        <w:t xml:space="preserve"> Проблема, причины и последствия</w:t>
+        <w:t>Таблица 2 - Проблема, причины и последствия</w:t>
       </w:r>
     </w:p>
     <w:tbl>
@@ -1961,39 +1554,7 @@
                 <w:sz w:val="28"/>
                 <w:szCs w:val="28"/>
               </w:rPr>
-              <w:t>61,2% студентов совмещают учёбу и работу [4]</w:t>
-            </w:r>
-            <w:r>
-              <w:rPr>
-                <w:rFonts w:ascii="Times New Roman" w:hAnsi="Times New Roman" w:cs="Times New Roman"/>
-                <w:sz w:val="28"/>
-                <w:szCs w:val="28"/>
-              </w:rPr>
-              <w:t>,</w:t>
-            </w:r>
-            <w:r>
-              <w:rPr>
-                <w:rFonts w:ascii="Times New Roman" w:hAnsi="Times New Roman" w:cs="Times New Roman"/>
-                <w:sz w:val="28"/>
-                <w:szCs w:val="28"/>
-              </w:rPr>
-              <w:t xml:space="preserve"> минимальная стипендия </w:t>
-            </w:r>
-            <w:r>
-              <w:rPr>
-                <w:rFonts w:ascii="Times New Roman" w:hAnsi="Times New Roman" w:cs="Times New Roman"/>
-                <w:sz w:val="28"/>
-                <w:szCs w:val="28"/>
-              </w:rPr>
-              <w:t>-</w:t>
-            </w:r>
-            <w:r>
-              <w:rPr>
-                <w:rFonts w:ascii="Times New Roman" w:hAnsi="Times New Roman" w:cs="Times New Roman"/>
-                <w:sz w:val="28"/>
-                <w:szCs w:val="28"/>
-              </w:rPr>
-              <w:t xml:space="preserve"> 2 296 ₽ [10]</w:t>
+              <w:t>61,2% студентов совмещают учёбу и работу [4], минимальная стипендия - 2 296 ₽ [10]</w:t>
             </w:r>
           </w:p>
         </w:tc>
@@ -2165,7 +1726,7 @@
           <w:sz w:val="28"/>
           <w:szCs w:val="28"/>
         </w:rPr>
-        <w:t xml:space="preserve">Источник: [3] </w:t>
+        <w:t>Источник: [3] - опрос СберСтрахования жизни и Работа.ру, июнь 2026 (возраст 18</w:t>
       </w:r>
       <w:r>
         <w:rPr>
@@ -2185,217 +1746,7 @@
           <w:sz w:val="28"/>
           <w:szCs w:val="28"/>
         </w:rPr>
-        <w:t xml:space="preserve"> опрос </w:t>
-      </w:r>
-      <w:proofErr w:type="spellStart"/>
-      <w:r>
-        <w:rPr>
-          <w:rFonts w:ascii="Times New Roman" w:hAnsi="Times New Roman" w:cs="Times New Roman"/>
-          <w:i/>
-          <w:iCs/>
-          <w:sz w:val="28"/>
-          <w:szCs w:val="28"/>
-        </w:rPr>
-        <w:t>СберСтрахования</w:t>
-      </w:r>
-      <w:proofErr w:type="spellEnd"/>
-      <w:r>
-        <w:rPr>
-          <w:rFonts w:ascii="Times New Roman" w:hAnsi="Times New Roman" w:cs="Times New Roman"/>
-          <w:i/>
-          <w:iCs/>
-          <w:sz w:val="28"/>
-          <w:szCs w:val="28"/>
-        </w:rPr>
-        <w:t xml:space="preserve"> жизни и </w:t>
-      </w:r>
-      <w:proofErr w:type="spellStart"/>
-      <w:r>
-        <w:rPr>
-          <w:rFonts w:ascii="Times New Roman" w:hAnsi="Times New Roman" w:cs="Times New Roman"/>
-          <w:i/>
-          <w:iCs/>
-          <w:sz w:val="28"/>
-          <w:szCs w:val="28"/>
-        </w:rPr>
-        <w:t>Работа.ру</w:t>
-      </w:r>
-      <w:proofErr w:type="spellEnd"/>
-      <w:r>
-        <w:rPr>
-          <w:rFonts w:ascii="Times New Roman" w:hAnsi="Times New Roman" w:cs="Times New Roman"/>
-          <w:i/>
-          <w:iCs/>
-          <w:sz w:val="28"/>
-          <w:szCs w:val="28"/>
-        </w:rPr>
-        <w:t>, июнь 2026 (возраст 18–35 лет)</w:t>
-      </w:r>
-      <w:r>
-        <w:rPr>
-          <w:rFonts w:ascii="Times New Roman" w:hAnsi="Times New Roman" w:cs="Times New Roman"/>
-          <w:i/>
-          <w:iCs/>
-          <w:sz w:val="28"/>
-          <w:szCs w:val="28"/>
-        </w:rPr>
-        <w:t>,</w:t>
-      </w:r>
-      <w:r>
-        <w:rPr>
-          <w:rFonts w:ascii="Times New Roman" w:hAnsi="Times New Roman" w:cs="Times New Roman"/>
-          <w:i/>
-          <w:iCs/>
-          <w:sz w:val="28"/>
-          <w:szCs w:val="28"/>
-        </w:rPr>
-        <w:t xml:space="preserve"> [4] </w:t>
-      </w:r>
-      <w:r>
-        <w:rPr>
-          <w:rFonts w:ascii="Times New Roman" w:hAnsi="Times New Roman" w:cs="Times New Roman"/>
-          <w:i/>
-          <w:iCs/>
-          <w:sz w:val="28"/>
-          <w:szCs w:val="28"/>
-        </w:rPr>
-        <w:t>-</w:t>
-      </w:r>
-      <w:r>
-        <w:rPr>
-          <w:rFonts w:ascii="Times New Roman" w:hAnsi="Times New Roman" w:cs="Times New Roman"/>
-          <w:i/>
-          <w:iCs/>
-          <w:sz w:val="28"/>
-          <w:szCs w:val="28"/>
-        </w:rPr>
-        <w:t xml:space="preserve"> </w:t>
-      </w:r>
-      <w:proofErr w:type="spellStart"/>
-      <w:r>
-        <w:rPr>
-          <w:rFonts w:ascii="Times New Roman" w:hAnsi="Times New Roman" w:cs="Times New Roman"/>
-          <w:i/>
-          <w:iCs/>
-          <w:sz w:val="28"/>
-          <w:szCs w:val="28"/>
-        </w:rPr>
-        <w:t>Ventra</w:t>
-      </w:r>
-      <w:proofErr w:type="spellEnd"/>
-      <w:r>
-        <w:rPr>
-          <w:rFonts w:ascii="Times New Roman" w:hAnsi="Times New Roman" w:cs="Times New Roman"/>
-          <w:i/>
-          <w:iCs/>
-          <w:sz w:val="28"/>
-          <w:szCs w:val="28"/>
-        </w:rPr>
-        <w:t xml:space="preserve"> Go! и </w:t>
-      </w:r>
-      <w:proofErr w:type="spellStart"/>
-      <w:r>
-        <w:rPr>
-          <w:rFonts w:ascii="Times New Roman" w:hAnsi="Times New Roman" w:cs="Times New Roman"/>
-          <w:i/>
-          <w:iCs/>
-          <w:sz w:val="28"/>
-          <w:szCs w:val="28"/>
-        </w:rPr>
-        <w:t>Нетология</w:t>
-      </w:r>
-      <w:proofErr w:type="spellEnd"/>
-      <w:r>
-        <w:rPr>
-          <w:rFonts w:ascii="Times New Roman" w:hAnsi="Times New Roman" w:cs="Times New Roman"/>
-          <w:i/>
-          <w:iCs/>
-          <w:sz w:val="28"/>
-          <w:szCs w:val="28"/>
-        </w:rPr>
-        <w:t>, 2024</w:t>
-      </w:r>
-      <w:r>
-        <w:rPr>
-          <w:rFonts w:ascii="Times New Roman" w:hAnsi="Times New Roman" w:cs="Times New Roman"/>
-          <w:i/>
-          <w:iCs/>
-          <w:sz w:val="28"/>
-          <w:szCs w:val="28"/>
-        </w:rPr>
-        <w:t>,</w:t>
-      </w:r>
-      <w:r>
-        <w:rPr>
-          <w:rFonts w:ascii="Times New Roman" w:hAnsi="Times New Roman" w:cs="Times New Roman"/>
-          <w:i/>
-          <w:iCs/>
-          <w:sz w:val="28"/>
-          <w:szCs w:val="28"/>
-        </w:rPr>
-        <w:t xml:space="preserve"> [10] </w:t>
-      </w:r>
-      <w:r>
-        <w:rPr>
-          <w:rFonts w:ascii="Times New Roman" w:hAnsi="Times New Roman" w:cs="Times New Roman"/>
-          <w:i/>
-          <w:iCs/>
-          <w:sz w:val="28"/>
-          <w:szCs w:val="28"/>
-        </w:rPr>
-        <w:t>-</w:t>
-      </w:r>
-      <w:r>
-        <w:rPr>
-          <w:rFonts w:ascii="Times New Roman" w:hAnsi="Times New Roman" w:cs="Times New Roman"/>
-          <w:i/>
-          <w:iCs/>
-          <w:sz w:val="28"/>
-          <w:szCs w:val="28"/>
-        </w:rPr>
-        <w:t xml:space="preserve"> </w:t>
-      </w:r>
-      <w:proofErr w:type="spellStart"/>
-      <w:r>
-        <w:rPr>
-          <w:rFonts w:ascii="Times New Roman" w:hAnsi="Times New Roman" w:cs="Times New Roman"/>
-          <w:i/>
-          <w:iCs/>
-          <w:sz w:val="28"/>
-          <w:szCs w:val="28"/>
-        </w:rPr>
-        <w:t>ППТ.ру</w:t>
-      </w:r>
-      <w:proofErr w:type="spellEnd"/>
-      <w:r>
-        <w:rPr>
-          <w:rFonts w:ascii="Times New Roman" w:hAnsi="Times New Roman" w:cs="Times New Roman"/>
-          <w:i/>
-          <w:iCs/>
-          <w:sz w:val="28"/>
-          <w:szCs w:val="28"/>
-        </w:rPr>
-        <w:t xml:space="preserve">, сентябрь 2026. Причина 4 </w:t>
-      </w:r>
-      <w:r>
-        <w:rPr>
-          <w:rFonts w:ascii="Times New Roman" w:hAnsi="Times New Roman" w:cs="Times New Roman"/>
-          <w:i/>
-          <w:iCs/>
-          <w:sz w:val="28"/>
-          <w:szCs w:val="28"/>
-        </w:rPr>
-        <w:t>-</w:t>
-      </w:r>
-      <w:r>
-        <w:rPr>
-          <w:rFonts w:ascii="Times New Roman" w:hAnsi="Times New Roman" w:cs="Times New Roman"/>
-          <w:i/>
-          <w:iCs/>
-          <w:sz w:val="28"/>
-          <w:szCs w:val="28"/>
-        </w:rPr>
-        <w:t xml:space="preserve"> анализ конкурентов командой.</w:t>
+        <w:t>35 лет), [4] - Ventra Go! и Нетология, 2024, [10] - ППТ.ру, сентябрь 2026. Причина 4 - анализ конкурентов командой.</w:t>
       </w:r>
     </w:p>
     <w:p>
@@ -2462,23 +1813,7 @@
           <w:sz w:val="28"/>
           <w:szCs w:val="28"/>
         </w:rPr>
-        <w:t xml:space="preserve">Таблица 3 </w:t>
-      </w:r>
-      <w:r>
-        <w:rPr>
-          <w:rFonts w:ascii="Times New Roman" w:hAnsi="Times New Roman" w:cs="Times New Roman"/>
-          <w:sz w:val="28"/>
-          <w:szCs w:val="28"/>
-        </w:rPr>
-        <w:t>-</w:t>
-      </w:r>
-      <w:r>
-        <w:rPr>
-          <w:rFonts w:ascii="Times New Roman" w:hAnsi="Times New Roman" w:cs="Times New Roman"/>
-          <w:sz w:val="28"/>
-          <w:szCs w:val="28"/>
-        </w:rPr>
-        <w:t xml:space="preserve"> Границы рынка и исследования</w:t>
+        <w:t>Таблица 3 - Границы рынка и исследования</w:t>
       </w:r>
     </w:p>
     <w:tbl>
@@ -2645,7 +1980,23 @@
                 <w:sz w:val="28"/>
                 <w:szCs w:val="28"/>
               </w:rPr>
-              <w:t>Студенты вузов 18–25 лет, совмещающие учёбу с подработкой (нерегулярный доход)</w:t>
+              <w:t>Студенты вузов 18</w:t>
+            </w:r>
+            <w:r>
+              <w:rPr>
+                <w:rFonts w:ascii="Times New Roman" w:hAnsi="Times New Roman" w:cs="Times New Roman"/>
+                <w:sz w:val="28"/>
+                <w:szCs w:val="28"/>
+              </w:rPr>
+              <w:t>-</w:t>
+            </w:r>
+            <w:r>
+              <w:rPr>
+                <w:rFonts w:ascii="Times New Roman" w:hAnsi="Times New Roman" w:cs="Times New Roman"/>
+                <w:sz w:val="28"/>
+                <w:szCs w:val="28"/>
+              </w:rPr>
+              <w:t>25 лет, совмещающие учёбу с подработкой (нерегулярный доход)</w:t>
             </w:r>
           </w:p>
         </w:tc>
@@ -2745,7 +2096,23 @@
                 <w:sz w:val="28"/>
                 <w:szCs w:val="28"/>
               </w:rPr>
-              <w:t>2024–2026 гг.</w:t>
+              <w:t>2024</w:t>
+            </w:r>
+            <w:r>
+              <w:rPr>
+                <w:rFonts w:ascii="Times New Roman" w:hAnsi="Times New Roman" w:cs="Times New Roman"/>
+                <w:sz w:val="28"/>
+                <w:szCs w:val="28"/>
+              </w:rPr>
+              <w:t>-</w:t>
+            </w:r>
+            <w:r>
+              <w:rPr>
+                <w:rFonts w:ascii="Times New Roman" w:hAnsi="Times New Roman" w:cs="Times New Roman"/>
+                <w:sz w:val="28"/>
+                <w:szCs w:val="28"/>
+              </w:rPr>
+              <w:t>2026 гг.</w:t>
             </w:r>
           </w:p>
         </w:tc>
@@ -2926,23 +2293,7 @@
           <w:sz w:val="28"/>
           <w:szCs w:val="28"/>
         </w:rPr>
-        <w:t xml:space="preserve">Таблица 4 </w:t>
-      </w:r>
-      <w:r>
-        <w:rPr>
-          <w:rFonts w:ascii="Times New Roman" w:hAnsi="Times New Roman" w:cs="Times New Roman"/>
-          <w:sz w:val="28"/>
-          <w:szCs w:val="28"/>
-        </w:rPr>
-        <w:t>-</w:t>
-      </w:r>
-      <w:r>
-        <w:rPr>
-          <w:rFonts w:ascii="Times New Roman" w:hAnsi="Times New Roman" w:cs="Times New Roman"/>
-          <w:sz w:val="28"/>
-          <w:szCs w:val="28"/>
-        </w:rPr>
-        <w:t xml:space="preserve"> Оценка объёма сегмента</w:t>
+        <w:t>Таблица 4 - Оценка объёма сегмента</w:t>
       </w:r>
     </w:p>
     <w:tbl>
@@ -3328,7 +2679,23 @@
                 <w:sz w:val="28"/>
                 <w:szCs w:val="28"/>
               </w:rPr>
-              <w:t>1,6 млн × 51% молодёжи 18–24 лет пользуются ИИ ежемесячно [11]</w:t>
+              <w:t>1,6 млн × 51% молодёжи 18</w:t>
+            </w:r>
+            <w:r>
+              <w:rPr>
+                <w:rFonts w:ascii="Times New Roman" w:hAnsi="Times New Roman" w:cs="Times New Roman"/>
+                <w:sz w:val="28"/>
+                <w:szCs w:val="28"/>
+              </w:rPr>
+              <w:t>-</w:t>
+            </w:r>
+            <w:r>
+              <w:rPr>
+                <w:rFonts w:ascii="Times New Roman" w:hAnsi="Times New Roman" w:cs="Times New Roman"/>
+                <w:sz w:val="28"/>
+                <w:szCs w:val="28"/>
+              </w:rPr>
+              <w:t>24 лет пользуются ИИ ежемесячно [11]</w:t>
             </w:r>
           </w:p>
         </w:tc>
@@ -3376,233 +2743,7 @@
           <w:sz w:val="28"/>
           <w:szCs w:val="28"/>
         </w:rPr>
-        <w:t xml:space="preserve">Источник: [8] </w:t>
-      </w:r>
-      <w:r>
-        <w:rPr>
-          <w:rFonts w:ascii="Times New Roman" w:hAnsi="Times New Roman" w:cs="Times New Roman"/>
-          <w:i/>
-          <w:iCs/>
-          <w:sz w:val="28"/>
-          <w:szCs w:val="28"/>
-        </w:rPr>
-        <w:t>-</w:t>
-      </w:r>
-      <w:r>
-        <w:rPr>
-          <w:rFonts w:ascii="Times New Roman" w:hAnsi="Times New Roman" w:cs="Times New Roman"/>
-          <w:i/>
-          <w:iCs/>
-          <w:sz w:val="28"/>
-          <w:szCs w:val="28"/>
-        </w:rPr>
-        <w:t xml:space="preserve"> ИСИЭЗ НИУ ВШЭ через РБК Тренды, 2025</w:t>
-      </w:r>
-      <w:r>
-        <w:rPr>
-          <w:rFonts w:ascii="Times New Roman" w:hAnsi="Times New Roman" w:cs="Times New Roman"/>
-          <w:i/>
-          <w:iCs/>
-          <w:sz w:val="28"/>
-          <w:szCs w:val="28"/>
-        </w:rPr>
-        <w:t>,</w:t>
-      </w:r>
-      <w:r>
-        <w:rPr>
-          <w:rFonts w:ascii="Times New Roman" w:hAnsi="Times New Roman" w:cs="Times New Roman"/>
-          <w:i/>
-          <w:iCs/>
-          <w:sz w:val="28"/>
-          <w:szCs w:val="28"/>
-        </w:rPr>
-        <w:t xml:space="preserve"> [9] </w:t>
-      </w:r>
-      <w:r>
-        <w:rPr>
-          <w:rFonts w:ascii="Times New Roman" w:hAnsi="Times New Roman" w:cs="Times New Roman"/>
-          <w:i/>
-          <w:iCs/>
-          <w:sz w:val="28"/>
-          <w:szCs w:val="28"/>
-        </w:rPr>
-        <w:t>-</w:t>
-      </w:r>
-      <w:r>
-        <w:rPr>
-          <w:rFonts w:ascii="Times New Roman" w:hAnsi="Times New Roman" w:cs="Times New Roman"/>
-          <w:i/>
-          <w:iCs/>
-          <w:sz w:val="28"/>
-          <w:szCs w:val="28"/>
-        </w:rPr>
-        <w:t xml:space="preserve"> ИСИЭЗ НИУ ВШЭ, «Образование в цифрах: 2025»</w:t>
-      </w:r>
-      <w:r>
-        <w:rPr>
-          <w:rFonts w:ascii="Times New Roman" w:hAnsi="Times New Roman" w:cs="Times New Roman"/>
-          <w:i/>
-          <w:iCs/>
-          <w:sz w:val="28"/>
-          <w:szCs w:val="28"/>
-        </w:rPr>
-        <w:t>,</w:t>
-      </w:r>
-      <w:r>
-        <w:rPr>
-          <w:rFonts w:ascii="Times New Roman" w:hAnsi="Times New Roman" w:cs="Times New Roman"/>
-          <w:i/>
-          <w:iCs/>
-          <w:sz w:val="28"/>
-          <w:szCs w:val="28"/>
-        </w:rPr>
-        <w:t xml:space="preserve"> [4] </w:t>
-      </w:r>
-      <w:r>
-        <w:rPr>
-          <w:rFonts w:ascii="Times New Roman" w:hAnsi="Times New Roman" w:cs="Times New Roman"/>
-          <w:i/>
-          <w:iCs/>
-          <w:sz w:val="28"/>
-          <w:szCs w:val="28"/>
-        </w:rPr>
-        <w:t>-</w:t>
-      </w:r>
-      <w:r>
-        <w:rPr>
-          <w:rFonts w:ascii="Times New Roman" w:hAnsi="Times New Roman" w:cs="Times New Roman"/>
-          <w:i/>
-          <w:iCs/>
-          <w:sz w:val="28"/>
-          <w:szCs w:val="28"/>
-        </w:rPr>
-        <w:t xml:space="preserve"> </w:t>
-      </w:r>
-      <w:proofErr w:type="spellStart"/>
-      <w:r>
-        <w:rPr>
-          <w:rFonts w:ascii="Times New Roman" w:hAnsi="Times New Roman" w:cs="Times New Roman"/>
-          <w:i/>
-          <w:iCs/>
-          <w:sz w:val="28"/>
-          <w:szCs w:val="28"/>
-        </w:rPr>
-        <w:t>Ventra</w:t>
-      </w:r>
-      <w:proofErr w:type="spellEnd"/>
-      <w:r>
-        <w:rPr>
-          <w:rFonts w:ascii="Times New Roman" w:hAnsi="Times New Roman" w:cs="Times New Roman"/>
-          <w:i/>
-          <w:iCs/>
-          <w:sz w:val="28"/>
-          <w:szCs w:val="28"/>
-        </w:rPr>
-        <w:t xml:space="preserve"> Go! и </w:t>
-      </w:r>
-      <w:proofErr w:type="spellStart"/>
-      <w:r>
-        <w:rPr>
-          <w:rFonts w:ascii="Times New Roman" w:hAnsi="Times New Roman" w:cs="Times New Roman"/>
-          <w:i/>
-          <w:iCs/>
-          <w:sz w:val="28"/>
-          <w:szCs w:val="28"/>
-        </w:rPr>
-        <w:t>Нетология</w:t>
-      </w:r>
-      <w:proofErr w:type="spellEnd"/>
-      <w:r>
-        <w:rPr>
-          <w:rFonts w:ascii="Times New Roman" w:hAnsi="Times New Roman" w:cs="Times New Roman"/>
-          <w:i/>
-          <w:iCs/>
-          <w:sz w:val="28"/>
-          <w:szCs w:val="28"/>
-        </w:rPr>
-        <w:t>, 2024</w:t>
-      </w:r>
-      <w:r>
-        <w:rPr>
-          <w:rFonts w:ascii="Times New Roman" w:hAnsi="Times New Roman" w:cs="Times New Roman"/>
-          <w:i/>
-          <w:iCs/>
-          <w:sz w:val="28"/>
-          <w:szCs w:val="28"/>
-        </w:rPr>
-        <w:t>,</w:t>
-      </w:r>
-      <w:r>
-        <w:rPr>
-          <w:rFonts w:ascii="Times New Roman" w:hAnsi="Times New Roman" w:cs="Times New Roman"/>
-          <w:i/>
-          <w:iCs/>
-          <w:sz w:val="28"/>
-          <w:szCs w:val="28"/>
-        </w:rPr>
-        <w:t xml:space="preserve"> [11] </w:t>
-      </w:r>
-      <w:r>
-        <w:rPr>
-          <w:rFonts w:ascii="Times New Roman" w:hAnsi="Times New Roman" w:cs="Times New Roman"/>
-          <w:i/>
-          <w:iCs/>
-          <w:sz w:val="28"/>
-          <w:szCs w:val="28"/>
-        </w:rPr>
-        <w:t>-</w:t>
-      </w:r>
-      <w:r>
-        <w:rPr>
-          <w:rFonts w:ascii="Times New Roman" w:hAnsi="Times New Roman" w:cs="Times New Roman"/>
-          <w:i/>
-          <w:iCs/>
-          <w:sz w:val="28"/>
-          <w:szCs w:val="28"/>
-        </w:rPr>
-        <w:t xml:space="preserve"> </w:t>
-      </w:r>
-      <w:proofErr w:type="spellStart"/>
-      <w:r>
-        <w:rPr>
-          <w:rFonts w:ascii="Times New Roman" w:hAnsi="Times New Roman" w:cs="Times New Roman"/>
-          <w:i/>
-          <w:iCs/>
-          <w:sz w:val="28"/>
-          <w:szCs w:val="28"/>
-        </w:rPr>
-        <w:t>Mediascope</w:t>
-      </w:r>
-      <w:proofErr w:type="spellEnd"/>
-      <w:r>
-        <w:rPr>
-          <w:rFonts w:ascii="Times New Roman" w:hAnsi="Times New Roman" w:cs="Times New Roman"/>
-          <w:i/>
-          <w:iCs/>
-          <w:sz w:val="28"/>
-          <w:szCs w:val="28"/>
-        </w:rPr>
-        <w:t xml:space="preserve">, 2025. Расчёт </w:t>
-      </w:r>
-      <w:r>
-        <w:rPr>
-          <w:rFonts w:ascii="Times New Roman" w:hAnsi="Times New Roman" w:cs="Times New Roman"/>
-          <w:i/>
-          <w:iCs/>
-          <w:sz w:val="28"/>
-          <w:szCs w:val="28"/>
-        </w:rPr>
-        <w:t>-</w:t>
-      </w:r>
-      <w:r>
-        <w:rPr>
-          <w:rFonts w:ascii="Times New Roman" w:hAnsi="Times New Roman" w:cs="Times New Roman"/>
-          <w:i/>
-          <w:iCs/>
-          <w:sz w:val="28"/>
-          <w:szCs w:val="28"/>
-        </w:rPr>
-        <w:t xml:space="preserve"> команда.</w:t>
+        <w:t>Источник: [8] - ИСИЭЗ НИУ ВШЭ через РБК Тренды, 2025, [9] - ИСИЭЗ НИУ ВШЭ, «Образование в цифрах: 2025», [4] - Ventra Go! и Нетология, 2024, [11] - Mediascope, 2025. Расчёт - команда.</w:t>
       </w:r>
     </w:p>
     <w:p>
@@ -3663,55 +2804,7 @@
           <w:sz w:val="28"/>
           <w:szCs w:val="28"/>
         </w:rPr>
-        <w:t xml:space="preserve">Минимальная академическая стипендия с 1 сентября 2026 г. </w:t>
-      </w:r>
-      <w:r>
-        <w:rPr>
-          <w:rFonts w:ascii="Times New Roman" w:hAnsi="Times New Roman" w:cs="Times New Roman"/>
-          <w:sz w:val="28"/>
-          <w:szCs w:val="28"/>
-        </w:rPr>
-        <w:t>-</w:t>
-      </w:r>
-      <w:r>
-        <w:rPr>
-          <w:rFonts w:ascii="Times New Roman" w:hAnsi="Times New Roman" w:cs="Times New Roman"/>
-          <w:sz w:val="28"/>
-          <w:szCs w:val="28"/>
-        </w:rPr>
-        <w:t xml:space="preserve"> 2 296 ₽, социальная </w:t>
-      </w:r>
-      <w:r>
-        <w:rPr>
-          <w:rFonts w:ascii="Times New Roman" w:hAnsi="Times New Roman" w:cs="Times New Roman"/>
-          <w:sz w:val="28"/>
-          <w:szCs w:val="28"/>
-        </w:rPr>
-        <w:t>-</w:t>
-      </w:r>
-      <w:r>
-        <w:rPr>
-          <w:rFonts w:ascii="Times New Roman" w:hAnsi="Times New Roman" w:cs="Times New Roman"/>
-          <w:sz w:val="28"/>
-          <w:szCs w:val="28"/>
-        </w:rPr>
-        <w:t xml:space="preserve"> 3 448 ₽ [10], поэтому основная часть денег студента приходит от подработки и родителей, нерегулярно. Перспективный сегмент </w:t>
-      </w:r>
-      <w:r>
-        <w:rPr>
-          <w:rFonts w:ascii="Times New Roman" w:hAnsi="Times New Roman" w:cs="Times New Roman"/>
-          <w:sz w:val="28"/>
-          <w:szCs w:val="28"/>
-        </w:rPr>
-        <w:t>-</w:t>
-      </w:r>
-      <w:r>
-        <w:rPr>
-          <w:rFonts w:ascii="Times New Roman" w:hAnsi="Times New Roman" w:cs="Times New Roman"/>
-          <w:sz w:val="28"/>
-          <w:szCs w:val="28"/>
-        </w:rPr>
-        <w:t xml:space="preserve"> именно работающие студенты очной формы: у них есть свой доход, но нет стабильного графика поступлений.</w:t>
+        <w:t>Минимальная академическая стипендия с 1 сентября 2026 г. - 2 296 ₽, социальная - 3 448 ₽ [10], поэтому основная часть денег студента приходит от подработки и родителей, нерегулярно. Перспективный сегмент - именно работающие студенты очной формы: у них есть свой доход, но нет стабильного графика поступлений.</w:t>
       </w:r>
     </w:p>
     <w:p>
@@ -3741,7 +2834,7 @@
           <w:sz w:val="28"/>
           <w:szCs w:val="28"/>
         </w:rPr>
-        <w:t xml:space="preserve">51% россиян 18–24 лет пользуются ИИ-сервисами хотя бы раз в месяц, 15% </w:t>
+        <w:t>51% россиян 18</w:t>
       </w:r>
       <w:r>
         <w:rPr>
@@ -3757,25 +2850,7 @@
           <w:sz w:val="28"/>
           <w:szCs w:val="28"/>
         </w:rPr>
-        <w:t xml:space="preserve"> ежедневно (</w:t>
-      </w:r>
-      <w:proofErr w:type="spellStart"/>
-      <w:r>
-        <w:rPr>
-          <w:rFonts w:ascii="Times New Roman" w:hAnsi="Times New Roman" w:cs="Times New Roman"/>
-          <w:sz w:val="28"/>
-          <w:szCs w:val="28"/>
-        </w:rPr>
-        <w:t>Mediascope</w:t>
-      </w:r>
-      <w:proofErr w:type="spellEnd"/>
-      <w:r>
-        <w:rPr>
-          <w:rFonts w:ascii="Times New Roman" w:hAnsi="Times New Roman" w:cs="Times New Roman"/>
-          <w:sz w:val="28"/>
-          <w:szCs w:val="28"/>
-        </w:rPr>
-        <w:t>, 2025) [11].</w:t>
+        <w:t>24 лет пользуются ИИ-сервисами хотя бы раз в месяц, 15% - ежедневно (Mediascope, 2025) [11].</w:t>
       </w:r>
     </w:p>
     <w:p>
@@ -3795,7 +2870,7 @@
           <w:sz w:val="28"/>
           <w:szCs w:val="28"/>
         </w:rPr>
-        <w:t xml:space="preserve">Третья строка </w:t>
+        <w:t>Третья строка - оценка: доля пользователей ИИ взята для всей молодёжи 18</w:t>
       </w:r>
       <w:r>
         <w:rPr>
@@ -3811,7 +2886,7 @@
           <w:sz w:val="28"/>
           <w:szCs w:val="28"/>
         </w:rPr>
-        <w:t xml:space="preserve"> оценка: доля пользователей ИИ взята для всей молодёжи 18–24 лет, а не только для студентов. Она показывает, что около 0,8 млн человек из сегмента уже привыкли задавать вопросы ИИ и готовы к формату продукта.</w:t>
+        <w:t>24 лет, а не только для студентов. Она показывает, что около 0,8 млн человек из сегмента уже привыкли задавать вопросы ИИ и готовы к формату продукта.</w:t>
       </w:r>
     </w:p>
     <w:p>
@@ -3859,7 +2934,7 @@
           <w:sz w:val="28"/>
           <w:szCs w:val="28"/>
         </w:rPr>
-        <w:t xml:space="preserve">Студент 18–25 лет, очная форма, получает стипендию и подрабатывает (доставка, розница, общепит </w:t>
+        <w:t>Студент 18</w:t>
       </w:r>
       <w:r>
         <w:rPr>
@@ -3875,7 +2950,7 @@
           <w:sz w:val="28"/>
           <w:szCs w:val="28"/>
         </w:rPr>
-        <w:t xml:space="preserve"> самые частые сферы подработки студентов [4]). Приложение банка есть, учёт не ведёт или бросил. Тратит на маркетплейсы, кофе, доставку.</w:t>
+        <w:t>25 лет, очная форма, получает стипендию и подрабатывает (доставка, розница, общепит - самые частые сферы подработки студентов [4]). Приложение банка есть, учёт не ведёт или бросил. Тратит на маркетплейсы, кофе, доставку.</w:t>
       </w:r>
     </w:p>
     <w:p>
@@ -3905,25 +2980,7 @@
           <w:sz w:val="28"/>
           <w:szCs w:val="28"/>
         </w:rPr>
-        <w:t xml:space="preserve">Сегмент описан по критериям социально-демографической, географической, поведенческой и </w:t>
-      </w:r>
-      <w:proofErr w:type="spellStart"/>
-      <w:r>
-        <w:rPr>
-          <w:rFonts w:ascii="Times New Roman" w:hAnsi="Times New Roman" w:cs="Times New Roman"/>
-          <w:sz w:val="28"/>
-          <w:szCs w:val="28"/>
-        </w:rPr>
-        <w:t>психографической</w:t>
-      </w:r>
-      <w:proofErr w:type="spellEnd"/>
-      <w:r>
-        <w:rPr>
-          <w:rFonts w:ascii="Times New Roman" w:hAnsi="Times New Roman" w:cs="Times New Roman"/>
-          <w:sz w:val="28"/>
-          <w:szCs w:val="28"/>
-        </w:rPr>
-        <w:t xml:space="preserve"> сегментации.</w:t>
+        <w:t>Сегмент описан по критериям социально-демографической, географической, поведенческой и психографической сегментации.</w:t>
       </w:r>
     </w:p>
     <w:p>
@@ -3942,23 +2999,7 @@
           <w:sz w:val="28"/>
           <w:szCs w:val="28"/>
         </w:rPr>
-        <w:t xml:space="preserve">Таблица 5 </w:t>
-      </w:r>
-      <w:r>
-        <w:rPr>
-          <w:rFonts w:ascii="Times New Roman" w:hAnsi="Times New Roman" w:cs="Times New Roman"/>
-          <w:sz w:val="28"/>
-          <w:szCs w:val="28"/>
-        </w:rPr>
-        <w:t>-</w:t>
-      </w:r>
-      <w:r>
-        <w:rPr>
-          <w:rFonts w:ascii="Times New Roman" w:hAnsi="Times New Roman" w:cs="Times New Roman"/>
-          <w:sz w:val="28"/>
-          <w:szCs w:val="28"/>
-        </w:rPr>
-        <w:t xml:space="preserve"> Сегментация целевой аудитории</w:t>
+        <w:t>Таблица 5 - Сегментация целевой аудитории</w:t>
       </w:r>
     </w:p>
     <w:tbl>
@@ -4070,55 +3111,23 @@
                 <w:sz w:val="28"/>
                 <w:szCs w:val="28"/>
               </w:rPr>
-              <w:t>Возраст 18–25 лет</w:t>
-            </w:r>
-            <w:r>
-              <w:rPr>
-                <w:rFonts w:ascii="Times New Roman" w:hAnsi="Times New Roman" w:cs="Times New Roman"/>
-                <w:sz w:val="28"/>
-                <w:szCs w:val="28"/>
-              </w:rPr>
-              <w:t>,</w:t>
-            </w:r>
-            <w:r>
-              <w:rPr>
-                <w:rFonts w:ascii="Times New Roman" w:hAnsi="Times New Roman" w:cs="Times New Roman"/>
-                <w:sz w:val="28"/>
-                <w:szCs w:val="28"/>
-              </w:rPr>
-              <w:t xml:space="preserve"> студенты очной формы</w:t>
-            </w:r>
-            <w:r>
-              <w:rPr>
-                <w:rFonts w:ascii="Times New Roman" w:hAnsi="Times New Roman" w:cs="Times New Roman"/>
-                <w:sz w:val="28"/>
-                <w:szCs w:val="28"/>
-              </w:rPr>
-              <w:t>,</w:t>
-            </w:r>
-            <w:r>
-              <w:rPr>
-                <w:rFonts w:ascii="Times New Roman" w:hAnsi="Times New Roman" w:cs="Times New Roman"/>
-                <w:sz w:val="28"/>
-                <w:szCs w:val="28"/>
-              </w:rPr>
-              <w:t xml:space="preserve"> доход низкий и нерегулярный: стипендия от 2 296 ₽ [10] плюс подработка [4]</w:t>
-            </w:r>
-            <w:r>
-              <w:rPr>
-                <w:rFonts w:ascii="Times New Roman" w:hAnsi="Times New Roman" w:cs="Times New Roman"/>
-                <w:sz w:val="28"/>
-                <w:szCs w:val="28"/>
-              </w:rPr>
-              <w:t>,</w:t>
-            </w:r>
-            <w:r>
-              <w:rPr>
-                <w:rFonts w:ascii="Times New Roman" w:hAnsi="Times New Roman" w:cs="Times New Roman"/>
-                <w:sz w:val="28"/>
-                <w:szCs w:val="28"/>
-              </w:rPr>
-              <w:t xml:space="preserve"> живут одни, с соседями или с родителями</w:t>
+              <w:t>Возраст 18</w:t>
+            </w:r>
+            <w:r>
+              <w:rPr>
+                <w:rFonts w:ascii="Times New Roman" w:hAnsi="Times New Roman" w:cs="Times New Roman"/>
+                <w:sz w:val="28"/>
+                <w:szCs w:val="28"/>
+              </w:rPr>
+              <w:t>-</w:t>
+            </w:r>
+            <w:r>
+              <w:rPr>
+                <w:rFonts w:ascii="Times New Roman" w:hAnsi="Times New Roman" w:cs="Times New Roman"/>
+                <w:sz w:val="28"/>
+                <w:szCs w:val="28"/>
+              </w:rPr>
+              <w:t>25 лет, студенты очной формы, доход низкий и нерегулярный: стипендия от 2 296 ₽ [10] плюс подработка [4], живут одни, с соседями или с родителями</w:t>
             </w:r>
           </w:p>
         </w:tc>
@@ -4168,23 +3177,7 @@
                 <w:sz w:val="28"/>
                 <w:szCs w:val="28"/>
               </w:rPr>
-              <w:t>Россия</w:t>
-            </w:r>
-            <w:r>
-              <w:rPr>
-                <w:rFonts w:ascii="Times New Roman" w:hAnsi="Times New Roman" w:cs="Times New Roman"/>
-                <w:sz w:val="28"/>
-                <w:szCs w:val="28"/>
-              </w:rPr>
-              <w:t>,</w:t>
-            </w:r>
-            <w:r>
-              <w:rPr>
-                <w:rFonts w:ascii="Times New Roman" w:hAnsi="Times New Roman" w:cs="Times New Roman"/>
-                <w:sz w:val="28"/>
-                <w:szCs w:val="28"/>
-              </w:rPr>
-              <w:t xml:space="preserve"> в первую очередь крупные и вузовские города</w:t>
+              <w:t>Россия, в первую очередь крупные и вузовские города</w:t>
             </w:r>
           </w:p>
         </w:tc>
@@ -4234,73 +3227,7 @@
                 <w:sz w:val="28"/>
                 <w:szCs w:val="28"/>
               </w:rPr>
-              <w:t>Часто совершают мелкие покупки (маркетплейсы, кофе, доставка) [3]</w:t>
-            </w:r>
-            <w:r>
-              <w:rPr>
-                <w:rFonts w:ascii="Times New Roman" w:hAnsi="Times New Roman" w:cs="Times New Roman"/>
-                <w:sz w:val="28"/>
-                <w:szCs w:val="28"/>
-              </w:rPr>
-              <w:t>,</w:t>
-            </w:r>
-            <w:r>
-              <w:rPr>
-                <w:rFonts w:ascii="Times New Roman" w:hAnsi="Times New Roman" w:cs="Times New Roman"/>
-                <w:sz w:val="28"/>
-                <w:szCs w:val="28"/>
-              </w:rPr>
-              <w:t xml:space="preserve"> ищут быстрый ответ, а не обучение (Google </w:t>
-            </w:r>
-            <w:proofErr w:type="spellStart"/>
-            <w:r>
-              <w:rPr>
-                <w:rFonts w:ascii="Times New Roman" w:hAnsi="Times New Roman" w:cs="Times New Roman"/>
-                <w:sz w:val="28"/>
-                <w:szCs w:val="28"/>
-              </w:rPr>
-              <w:t>Trends</w:t>
-            </w:r>
-            <w:proofErr w:type="spellEnd"/>
-            <w:r>
-              <w:rPr>
-                <w:rFonts w:ascii="Times New Roman" w:hAnsi="Times New Roman" w:cs="Times New Roman"/>
-                <w:sz w:val="28"/>
-                <w:szCs w:val="28"/>
-              </w:rPr>
-              <w:t>)</w:t>
-            </w:r>
-            <w:r>
-              <w:rPr>
-                <w:rFonts w:ascii="Times New Roman" w:hAnsi="Times New Roman" w:cs="Times New Roman"/>
-                <w:sz w:val="28"/>
-                <w:szCs w:val="28"/>
-              </w:rPr>
-              <w:t>,</w:t>
-            </w:r>
-            <w:r>
-              <w:rPr>
-                <w:rFonts w:ascii="Times New Roman" w:hAnsi="Times New Roman" w:cs="Times New Roman"/>
-                <w:sz w:val="28"/>
-                <w:szCs w:val="28"/>
-              </w:rPr>
-              <w:t xml:space="preserve"> решение нужно срочно </w:t>
-            </w:r>
-            <w:r>
-              <w:rPr>
-                <w:rFonts w:ascii="Times New Roman" w:hAnsi="Times New Roman" w:cs="Times New Roman"/>
-                <w:sz w:val="28"/>
-                <w:szCs w:val="28"/>
-              </w:rPr>
-              <w:t>-</w:t>
-            </w:r>
-            <w:r>
-              <w:rPr>
-                <w:rFonts w:ascii="Times New Roman" w:hAnsi="Times New Roman" w:cs="Times New Roman"/>
-                <w:sz w:val="28"/>
-                <w:szCs w:val="28"/>
-              </w:rPr>
-              <w:t xml:space="preserve"> перед покупкой и в конце периода</w:t>
+              <w:t>Часто совершают мелкие покупки (маркетплейсы, кофе, доставка) [3], ищут быстрый ответ, а не обучение (Google Trends), решение нужно срочно - перед покупкой и в конце периода</w:t>
             </w:r>
           </w:p>
         </w:tc>
@@ -4320,7 +3247,6 @@
                 <w:szCs w:val="28"/>
               </w:rPr>
             </w:pPr>
-            <w:proofErr w:type="spellStart"/>
             <w:r>
               <w:rPr>
                 <w:rFonts w:ascii="Times New Roman" w:hAnsi="Times New Roman" w:cs="Times New Roman"/>
@@ -4330,7 +3256,6 @@
               <w:lastRenderedPageBreak/>
               <w:t>Психографические</w:t>
             </w:r>
-            <w:proofErr w:type="spellEnd"/>
           </w:p>
         </w:tc>
         <w:tc>
@@ -4353,23 +3278,7 @@
                 <w:sz w:val="28"/>
                 <w:szCs w:val="28"/>
               </w:rPr>
-              <w:t>Динамичный городской образ жизни</w:t>
-            </w:r>
-            <w:r>
-              <w:rPr>
-                <w:rFonts w:ascii="Times New Roman" w:hAnsi="Times New Roman" w:cs="Times New Roman"/>
-                <w:sz w:val="28"/>
-                <w:szCs w:val="28"/>
-              </w:rPr>
-              <w:t>,</w:t>
-            </w:r>
-            <w:r>
-              <w:rPr>
-                <w:rFonts w:ascii="Times New Roman" w:hAnsi="Times New Roman" w:cs="Times New Roman"/>
-                <w:sz w:val="28"/>
-                <w:szCs w:val="28"/>
-              </w:rPr>
-              <w:t xml:space="preserve"> открыты новому </w:t>
+              <w:t>Динамичный городской образ жизни, открыты новому - 51% молодёжи 18</w:t>
             </w:r>
             <w:r>
               <w:rPr>
@@ -4385,23 +3294,7 @@
                 <w:sz w:val="28"/>
                 <w:szCs w:val="28"/>
               </w:rPr>
-              <w:t xml:space="preserve"> 51% молодёжи 18–24 лет пользуются ИИ-сервисами [11]</w:t>
-            </w:r>
-            <w:r>
-              <w:rPr>
-                <w:rFonts w:ascii="Times New Roman" w:hAnsi="Times New Roman" w:cs="Times New Roman"/>
-                <w:sz w:val="28"/>
-                <w:szCs w:val="28"/>
-              </w:rPr>
-              <w:t>,</w:t>
-            </w:r>
-            <w:r>
-              <w:rPr>
-                <w:rFonts w:ascii="Times New Roman" w:hAnsi="Times New Roman" w:cs="Times New Roman"/>
-                <w:sz w:val="28"/>
-                <w:szCs w:val="28"/>
-              </w:rPr>
-              <w:t xml:space="preserve"> ценят самостоятельность и финансовую независимость [6]</w:t>
+              <w:t>24 лет пользуются ИИ-сервисами [11], ценят самостоятельность и финансовую независимость [6]</w:t>
             </w:r>
           </w:p>
         </w:tc>
@@ -4425,109 +3318,7 @@
           <w:sz w:val="28"/>
           <w:szCs w:val="28"/>
         </w:rPr>
-        <w:t xml:space="preserve">Источник: методика сегментации </w:t>
-      </w:r>
-      <w:r>
-        <w:rPr>
-          <w:rFonts w:ascii="Times New Roman" w:hAnsi="Times New Roman" w:cs="Times New Roman"/>
-          <w:i/>
-          <w:iCs/>
-          <w:sz w:val="28"/>
-          <w:szCs w:val="28"/>
-        </w:rPr>
-        <w:t>-</w:t>
-      </w:r>
-      <w:r>
-        <w:rPr>
-          <w:rFonts w:ascii="Times New Roman" w:hAnsi="Times New Roman" w:cs="Times New Roman"/>
-          <w:i/>
-          <w:iCs/>
-          <w:sz w:val="28"/>
-          <w:szCs w:val="28"/>
-        </w:rPr>
-        <w:t xml:space="preserve"> материалы курса</w:t>
-      </w:r>
-      <w:r>
-        <w:rPr>
-          <w:rFonts w:ascii="Times New Roman" w:hAnsi="Times New Roman" w:cs="Times New Roman"/>
-          <w:i/>
-          <w:iCs/>
-          <w:sz w:val="28"/>
-          <w:szCs w:val="28"/>
-        </w:rPr>
-        <w:t>,</w:t>
-      </w:r>
-      <w:r>
-        <w:rPr>
-          <w:rFonts w:ascii="Times New Roman" w:hAnsi="Times New Roman" w:cs="Times New Roman"/>
-          <w:i/>
-          <w:iCs/>
-          <w:sz w:val="28"/>
-          <w:szCs w:val="28"/>
-        </w:rPr>
-        <w:t xml:space="preserve"> данные: [3], [4], [6], [10], [11]</w:t>
-      </w:r>
-      <w:r>
-        <w:rPr>
-          <w:rFonts w:ascii="Times New Roman" w:hAnsi="Times New Roman" w:cs="Times New Roman"/>
-          <w:i/>
-          <w:iCs/>
-          <w:sz w:val="28"/>
-          <w:szCs w:val="28"/>
-        </w:rPr>
-        <w:t>,</w:t>
-      </w:r>
-      <w:r>
-        <w:rPr>
-          <w:rFonts w:ascii="Times New Roman" w:hAnsi="Times New Roman" w:cs="Times New Roman"/>
-          <w:i/>
-          <w:iCs/>
-          <w:sz w:val="28"/>
-          <w:szCs w:val="28"/>
-        </w:rPr>
-        <w:t xml:space="preserve"> Google </w:t>
-      </w:r>
-      <w:proofErr w:type="spellStart"/>
-      <w:r>
-        <w:rPr>
-          <w:rFonts w:ascii="Times New Roman" w:hAnsi="Times New Roman" w:cs="Times New Roman"/>
-          <w:i/>
-          <w:iCs/>
-          <w:sz w:val="28"/>
-          <w:szCs w:val="28"/>
-        </w:rPr>
-        <w:t>Trends</w:t>
-      </w:r>
-      <w:proofErr w:type="spellEnd"/>
-      <w:r>
-        <w:rPr>
-          <w:rFonts w:ascii="Times New Roman" w:hAnsi="Times New Roman" w:cs="Times New Roman"/>
-          <w:i/>
-          <w:iCs/>
-          <w:sz w:val="28"/>
-          <w:szCs w:val="28"/>
-        </w:rPr>
-        <w:t xml:space="preserve"> </w:t>
-      </w:r>
-      <w:r>
-        <w:rPr>
-          <w:rFonts w:ascii="Times New Roman" w:hAnsi="Times New Roman" w:cs="Times New Roman"/>
-          <w:i/>
-          <w:iCs/>
-          <w:sz w:val="28"/>
-          <w:szCs w:val="28"/>
-        </w:rPr>
-        <w:t>-</w:t>
-      </w:r>
-      <w:r>
-        <w:rPr>
-          <w:rFonts w:ascii="Times New Roman" w:hAnsi="Times New Roman" w:cs="Times New Roman"/>
-          <w:i/>
-          <w:iCs/>
-          <w:sz w:val="28"/>
-          <w:szCs w:val="28"/>
-        </w:rPr>
-        <w:t xml:space="preserve"> собственное измерение команды.</w:t>
+        <w:t>Источник: методика сегментации - материалы курса, данные: [3], [4], [6], [10], [11], Google Trends - собственное измерение команды.</w:t>
       </w:r>
     </w:p>
     <w:p>
@@ -4546,23 +3337,7 @@
           <w:sz w:val="28"/>
           <w:szCs w:val="28"/>
         </w:rPr>
-        <w:t xml:space="preserve">Таблица 6 </w:t>
-      </w:r>
-      <w:r>
-        <w:rPr>
-          <w:rFonts w:ascii="Times New Roman" w:hAnsi="Times New Roman" w:cs="Times New Roman"/>
-          <w:sz w:val="28"/>
-          <w:szCs w:val="28"/>
-        </w:rPr>
-        <w:t>-</w:t>
-      </w:r>
-      <w:r>
-        <w:rPr>
-          <w:rFonts w:ascii="Times New Roman" w:hAnsi="Times New Roman" w:cs="Times New Roman"/>
-          <w:sz w:val="28"/>
-          <w:szCs w:val="28"/>
-        </w:rPr>
-        <w:t xml:space="preserve"> Описание сегмента по модели 5W</w:t>
+        <w:t>Таблица 6 - Описание сегмента по модели 5W</w:t>
       </w:r>
     </w:p>
     <w:tbl>
@@ -4724,7 +3499,23 @@
                 <w:sz w:val="28"/>
                 <w:szCs w:val="28"/>
               </w:rPr>
-              <w:t>Студенты 18–25 лет со стипендией и подработкой</w:t>
+              <w:t>Студенты 18</w:t>
+            </w:r>
+            <w:r>
+              <w:rPr>
+                <w:rFonts w:ascii="Times New Roman" w:hAnsi="Times New Roman" w:cs="Times New Roman"/>
+                <w:sz w:val="28"/>
+                <w:szCs w:val="28"/>
+              </w:rPr>
+              <w:t>-</w:t>
+            </w:r>
+            <w:r>
+              <w:rPr>
+                <w:rFonts w:ascii="Times New Roman" w:hAnsi="Times New Roman" w:cs="Times New Roman"/>
+                <w:sz w:val="28"/>
+                <w:szCs w:val="28"/>
+              </w:rPr>
+              <w:t>25 лет со стипендией и подработкой</w:t>
             </w:r>
           </w:p>
         </w:tc>
@@ -4874,39 +3665,7 @@
                 <w:sz w:val="28"/>
                 <w:szCs w:val="28"/>
               </w:rPr>
-              <w:t>Веб-сервис</w:t>
-            </w:r>
-            <w:r>
-              <w:rPr>
-                <w:rFonts w:ascii="Times New Roman" w:hAnsi="Times New Roman" w:cs="Times New Roman"/>
-                <w:sz w:val="28"/>
-                <w:szCs w:val="28"/>
-              </w:rPr>
-              <w:t>,</w:t>
-            </w:r>
-            <w:r>
-              <w:rPr>
-                <w:rFonts w:ascii="Times New Roman" w:hAnsi="Times New Roman" w:cs="Times New Roman"/>
-                <w:sz w:val="28"/>
-                <w:szCs w:val="28"/>
-              </w:rPr>
-              <w:t xml:space="preserve"> в перспективе </w:t>
-            </w:r>
-            <w:r>
-              <w:rPr>
-                <w:rFonts w:ascii="Times New Roman" w:hAnsi="Times New Roman" w:cs="Times New Roman"/>
-                <w:sz w:val="28"/>
-                <w:szCs w:val="28"/>
-              </w:rPr>
-              <w:t>-</w:t>
-            </w:r>
-            <w:r>
-              <w:rPr>
-                <w:rFonts w:ascii="Times New Roman" w:hAnsi="Times New Roman" w:cs="Times New Roman"/>
-                <w:sz w:val="28"/>
-                <w:szCs w:val="28"/>
-              </w:rPr>
-              <w:t xml:space="preserve"> модуль в приложении банка</w:t>
+              <w:t>Веб-сервис, в перспективе - модуль в приложении банка</w:t>
             </w:r>
           </w:p>
         </w:tc>
@@ -4930,67 +3689,7 @@
           <w:sz w:val="28"/>
           <w:szCs w:val="28"/>
         </w:rPr>
-        <w:t xml:space="preserve">Источник: модель 5W </w:t>
-      </w:r>
-      <w:r>
-        <w:rPr>
-          <w:rFonts w:ascii="Times New Roman" w:hAnsi="Times New Roman" w:cs="Times New Roman"/>
-          <w:i/>
-          <w:iCs/>
-          <w:sz w:val="28"/>
-          <w:szCs w:val="28"/>
-        </w:rPr>
-        <w:t>-</w:t>
-      </w:r>
-      <w:r>
-        <w:rPr>
-          <w:rFonts w:ascii="Times New Roman" w:hAnsi="Times New Roman" w:cs="Times New Roman"/>
-          <w:i/>
-          <w:iCs/>
-          <w:sz w:val="28"/>
-          <w:szCs w:val="28"/>
-        </w:rPr>
-        <w:t xml:space="preserve"> материалы курса</w:t>
-      </w:r>
-      <w:r>
-        <w:rPr>
-          <w:rFonts w:ascii="Times New Roman" w:hAnsi="Times New Roman" w:cs="Times New Roman"/>
-          <w:i/>
-          <w:iCs/>
-          <w:sz w:val="28"/>
-          <w:szCs w:val="28"/>
-        </w:rPr>
-        <w:t>,</w:t>
-      </w:r>
-      <w:r>
-        <w:rPr>
-          <w:rFonts w:ascii="Times New Roman" w:hAnsi="Times New Roman" w:cs="Times New Roman"/>
-          <w:i/>
-          <w:iCs/>
-          <w:sz w:val="28"/>
-          <w:szCs w:val="28"/>
-        </w:rPr>
-        <w:t xml:space="preserve"> содержание </w:t>
-      </w:r>
-      <w:r>
-        <w:rPr>
-          <w:rFonts w:ascii="Times New Roman" w:hAnsi="Times New Roman" w:cs="Times New Roman"/>
-          <w:i/>
-          <w:iCs/>
-          <w:sz w:val="28"/>
-          <w:szCs w:val="28"/>
-        </w:rPr>
-        <w:t>-</w:t>
-      </w:r>
-      <w:r>
-        <w:rPr>
-          <w:rFonts w:ascii="Times New Roman" w:hAnsi="Times New Roman" w:cs="Times New Roman"/>
-          <w:i/>
-          <w:iCs/>
-          <w:sz w:val="28"/>
-          <w:szCs w:val="28"/>
-        </w:rPr>
-        <w:t xml:space="preserve"> разработано командой.</w:t>
+        <w:t>Источник: модель 5W - материалы курса, содержание - разработано командой.</w:t>
       </w:r>
     </w:p>
     <w:p>
@@ -5039,23 +3738,7 @@
           <w:sz w:val="28"/>
           <w:szCs w:val="28"/>
         </w:rPr>
-        <w:t xml:space="preserve">Таблица 7 </w:t>
-      </w:r>
-      <w:r>
-        <w:rPr>
-          <w:rFonts w:ascii="Times New Roman" w:hAnsi="Times New Roman" w:cs="Times New Roman"/>
-          <w:sz w:val="28"/>
-          <w:szCs w:val="28"/>
-        </w:rPr>
-        <w:t>-</w:t>
-      </w:r>
-      <w:r>
-        <w:rPr>
-          <w:rFonts w:ascii="Times New Roman" w:hAnsi="Times New Roman" w:cs="Times New Roman"/>
-          <w:sz w:val="28"/>
-          <w:szCs w:val="28"/>
-        </w:rPr>
-        <w:t xml:space="preserve"> Боли сегмента и их подтверждение</w:t>
+        <w:t>Таблица 7 - Боли сегмента и их подтверждение</w:t>
       </w:r>
     </w:p>
     <w:tbl>
@@ -5194,43 +3877,23 @@
                 <w:sz w:val="28"/>
                 <w:szCs w:val="28"/>
               </w:rPr>
-              <w:t>68% россиян 18–35 лет совершают импульсивные покупки: маркетплейсы 41%, кофе 28%, доставка 24%, кафе и такси по 21% (</w:t>
-            </w:r>
-            <w:proofErr w:type="spellStart"/>
-            <w:r>
-              <w:rPr>
-                <w:rFonts w:ascii="Times New Roman" w:hAnsi="Times New Roman" w:cs="Times New Roman"/>
-                <w:sz w:val="28"/>
-                <w:szCs w:val="28"/>
-              </w:rPr>
-              <w:t>СберСтрахование</w:t>
-            </w:r>
-            <w:proofErr w:type="spellEnd"/>
-            <w:r>
-              <w:rPr>
-                <w:rFonts w:ascii="Times New Roman" w:hAnsi="Times New Roman" w:cs="Times New Roman"/>
-                <w:sz w:val="28"/>
-                <w:szCs w:val="28"/>
-              </w:rPr>
-              <w:t xml:space="preserve"> жизни и </w:t>
-            </w:r>
-            <w:proofErr w:type="spellStart"/>
-            <w:r>
-              <w:rPr>
-                <w:rFonts w:ascii="Times New Roman" w:hAnsi="Times New Roman" w:cs="Times New Roman"/>
-                <w:sz w:val="28"/>
-                <w:szCs w:val="28"/>
-              </w:rPr>
-              <w:t>Работа.ру</w:t>
-            </w:r>
-            <w:proofErr w:type="spellEnd"/>
-            <w:r>
-              <w:rPr>
-                <w:rFonts w:ascii="Times New Roman" w:hAnsi="Times New Roman" w:cs="Times New Roman"/>
-                <w:sz w:val="28"/>
-                <w:szCs w:val="28"/>
-              </w:rPr>
-              <w:t>, июнь 2026) [3]</w:t>
+              <w:t>68% россиян 18</w:t>
+            </w:r>
+            <w:r>
+              <w:rPr>
+                <w:rFonts w:ascii="Times New Roman" w:hAnsi="Times New Roman" w:cs="Times New Roman"/>
+                <w:sz w:val="28"/>
+                <w:szCs w:val="28"/>
+              </w:rPr>
+              <w:t>-</w:t>
+            </w:r>
+            <w:r>
+              <w:rPr>
+                <w:rFonts w:ascii="Times New Roman" w:hAnsi="Times New Roman" w:cs="Times New Roman"/>
+                <w:sz w:val="28"/>
+                <w:szCs w:val="28"/>
+              </w:rPr>
+              <w:t>35 лет совершают импульсивные покупки: маркетплейсы 41%, кофе 28%, доставка 24%, кафе и такси по 21% (СберСтрахование жизни и Работа.ру, июнь 2026) [3]</w:t>
             </w:r>
           </w:p>
         </w:tc>
@@ -5304,55 +3967,7 @@
                 <w:sz w:val="28"/>
                 <w:szCs w:val="28"/>
               </w:rPr>
-              <w:t xml:space="preserve">На спонтанные покупки чаще всего тратят «свободные деньги после зарплаты» </w:t>
-            </w:r>
-            <w:r>
-              <w:rPr>
-                <w:rFonts w:ascii="Times New Roman" w:hAnsi="Times New Roman" w:cs="Times New Roman"/>
-                <w:sz w:val="28"/>
-                <w:szCs w:val="28"/>
-              </w:rPr>
-              <w:t>-</w:t>
-            </w:r>
-            <w:r>
-              <w:rPr>
-                <w:rFonts w:ascii="Times New Roman" w:hAnsi="Times New Roman" w:cs="Times New Roman"/>
-                <w:sz w:val="28"/>
-                <w:szCs w:val="28"/>
-              </w:rPr>
-              <w:t xml:space="preserve"> 57%, накопления </w:t>
-            </w:r>
-            <w:r>
-              <w:rPr>
-                <w:rFonts w:ascii="Times New Roman" w:hAnsi="Times New Roman" w:cs="Times New Roman"/>
-                <w:sz w:val="28"/>
-                <w:szCs w:val="28"/>
-              </w:rPr>
-              <w:t>-</w:t>
-            </w:r>
-            <w:r>
-              <w:rPr>
-                <w:rFonts w:ascii="Times New Roman" w:hAnsi="Times New Roman" w:cs="Times New Roman"/>
-                <w:sz w:val="28"/>
-                <w:szCs w:val="28"/>
-              </w:rPr>
-              <w:t xml:space="preserve"> 39%, кредитные карты </w:t>
-            </w:r>
-            <w:r>
-              <w:rPr>
-                <w:rFonts w:ascii="Times New Roman" w:hAnsi="Times New Roman" w:cs="Times New Roman"/>
-                <w:sz w:val="28"/>
-                <w:szCs w:val="28"/>
-              </w:rPr>
-              <w:t>-</w:t>
-            </w:r>
-            <w:r>
-              <w:rPr>
-                <w:rFonts w:ascii="Times New Roman" w:hAnsi="Times New Roman" w:cs="Times New Roman"/>
-                <w:sz w:val="28"/>
-                <w:szCs w:val="28"/>
-              </w:rPr>
-              <w:t xml:space="preserve"> 14% [3]</w:t>
+              <w:t>На спонтанные покупки чаще всего тратят «свободные деньги после зарплаты» - 57%, накопления - 39%, кредитные карты - 14% [3]</w:t>
             </w:r>
           </w:p>
         </w:tc>
@@ -5427,23 +4042,7 @@
                 <w:sz w:val="28"/>
                 <w:szCs w:val="28"/>
               </w:rPr>
-              <w:t>61,2% студентов совмещают учёбу и работу, 40,7% имеют подработку [4]</w:t>
-            </w:r>
-            <w:r>
-              <w:rPr>
-                <w:rFonts w:ascii="Times New Roman" w:hAnsi="Times New Roman" w:cs="Times New Roman"/>
-                <w:sz w:val="28"/>
-                <w:szCs w:val="28"/>
-              </w:rPr>
-              <w:t>,</w:t>
-            </w:r>
-            <w:r>
-              <w:rPr>
-                <w:rFonts w:ascii="Times New Roman" w:hAnsi="Times New Roman" w:cs="Times New Roman"/>
-                <w:sz w:val="28"/>
-                <w:szCs w:val="28"/>
-              </w:rPr>
-              <w:t xml:space="preserve"> у молодёжи 18–35 подработка </w:t>
+              <w:t>61,2% студентов совмещают учёбу и работу, 40,7% имеют подработку [4], у молодёжи 18</w:t>
             </w:r>
             <w:r>
               <w:rPr>
@@ -5459,23 +4058,7 @@
                 <w:sz w:val="28"/>
                 <w:szCs w:val="28"/>
               </w:rPr>
-              <w:t xml:space="preserve"> источник дохода в 33% случаев, стипендия </w:t>
-            </w:r>
-            <w:r>
-              <w:rPr>
-                <w:rFonts w:ascii="Times New Roman" w:hAnsi="Times New Roman" w:cs="Times New Roman"/>
-                <w:sz w:val="28"/>
-                <w:szCs w:val="28"/>
-              </w:rPr>
-              <w:t>-</w:t>
-            </w:r>
-            <w:r>
-              <w:rPr>
-                <w:rFonts w:ascii="Times New Roman" w:hAnsi="Times New Roman" w:cs="Times New Roman"/>
-                <w:sz w:val="28"/>
-                <w:szCs w:val="28"/>
-              </w:rPr>
-              <w:t xml:space="preserve"> в 8% [6]</w:t>
+              <w:t>35 подработка - источник дохода в 33% случаев, стипендия - в 8% [6]</w:t>
             </w:r>
           </w:p>
         </w:tc>
@@ -5549,39 +4132,7 @@
                 <w:sz w:val="28"/>
                 <w:szCs w:val="28"/>
               </w:rPr>
-              <w:t xml:space="preserve">83% молодых планируют бюджет, но регулярно </w:t>
-            </w:r>
-            <w:r>
-              <w:rPr>
-                <w:rFonts w:ascii="Times New Roman" w:hAnsi="Times New Roman" w:cs="Times New Roman"/>
-                <w:sz w:val="28"/>
-                <w:szCs w:val="28"/>
-              </w:rPr>
-              <w:t>-</w:t>
-            </w:r>
-            <w:r>
-              <w:rPr>
-                <w:rFonts w:ascii="Times New Roman" w:hAnsi="Times New Roman" w:cs="Times New Roman"/>
-                <w:sz w:val="28"/>
-                <w:szCs w:val="28"/>
-              </w:rPr>
-              <w:t xml:space="preserve"> только 38%, 45% </w:t>
-            </w:r>
-            <w:r>
-              <w:rPr>
-                <w:rFonts w:ascii="Times New Roman" w:hAnsi="Times New Roman" w:cs="Times New Roman"/>
-                <w:sz w:val="28"/>
-                <w:szCs w:val="28"/>
-              </w:rPr>
-              <w:t>-</w:t>
-            </w:r>
-            <w:r>
-              <w:rPr>
-                <w:rFonts w:ascii="Times New Roman" w:hAnsi="Times New Roman" w:cs="Times New Roman"/>
-                <w:sz w:val="28"/>
-                <w:szCs w:val="28"/>
-              </w:rPr>
-              <w:t xml:space="preserve"> время от времени [3]</w:t>
+              <w:t>83% молодых планируют бюджет, но регулярно - только 38%, 45% - время от времени [3]</w:t>
             </w:r>
           </w:p>
         </w:tc>
@@ -5655,57 +4206,7 @@
                 <w:sz w:val="28"/>
                 <w:szCs w:val="28"/>
               </w:rPr>
-              <w:t xml:space="preserve">Google </w:t>
-            </w:r>
-            <w:proofErr w:type="spellStart"/>
-            <w:r>
-              <w:rPr>
-                <w:rFonts w:ascii="Times New Roman" w:hAnsi="Times New Roman" w:cs="Times New Roman"/>
-                <w:sz w:val="28"/>
-                <w:szCs w:val="28"/>
-              </w:rPr>
-              <w:t>Trends</w:t>
-            </w:r>
-            <w:proofErr w:type="spellEnd"/>
-            <w:r>
-              <w:rPr>
-                <w:rFonts w:ascii="Times New Roman" w:hAnsi="Times New Roman" w:cs="Times New Roman"/>
-                <w:sz w:val="28"/>
-                <w:szCs w:val="28"/>
-              </w:rPr>
-              <w:t xml:space="preserve">: «бюджет» </w:t>
-            </w:r>
-            <w:r>
-              <w:rPr>
-                <w:rFonts w:ascii="Times New Roman" w:hAnsi="Times New Roman" w:cs="Times New Roman"/>
-                <w:sz w:val="28"/>
-                <w:szCs w:val="28"/>
-              </w:rPr>
-              <w:t>-</w:t>
-            </w:r>
-            <w:r>
-              <w:rPr>
-                <w:rFonts w:ascii="Times New Roman" w:hAnsi="Times New Roman" w:cs="Times New Roman"/>
-                <w:sz w:val="28"/>
-                <w:szCs w:val="28"/>
-              </w:rPr>
-              <w:t xml:space="preserve"> 55, «финансовая грамотность» </w:t>
-            </w:r>
-            <w:r>
-              <w:rPr>
-                <w:rFonts w:ascii="Times New Roman" w:hAnsi="Times New Roman" w:cs="Times New Roman"/>
-                <w:sz w:val="28"/>
-                <w:szCs w:val="28"/>
-              </w:rPr>
-              <w:t>-</w:t>
-            </w:r>
-            <w:r>
-              <w:rPr>
-                <w:rFonts w:ascii="Times New Roman" w:hAnsi="Times New Roman" w:cs="Times New Roman"/>
-                <w:sz w:val="28"/>
-                <w:szCs w:val="28"/>
-              </w:rPr>
-              <w:t xml:space="preserve"> 3 (собственное измерение команды)</w:t>
+              <w:t>Google Trends: «бюджет» - 55, «финансовая грамотность» - 3 (собственное измерение команды)</w:t>
             </w:r>
           </w:p>
         </w:tc>
@@ -5753,8 +4254,9 @@
           <w:sz w:val="28"/>
           <w:szCs w:val="28"/>
         </w:rPr>
-        <w:t xml:space="preserve">Источник: [3] </w:t>
-      </w:r>
+        <w:t xml:space="preserve">Источник: [3] - </w:t>
+      </w:r>
+      <w:proofErr w:type="spellStart"/>
       <w:r>
         <w:rPr>
           <w:rFonts w:ascii="Times New Roman" w:hAnsi="Times New Roman" w:cs="Times New Roman"/>
@@ -5763,8 +4265,9 @@
           <w:sz w:val="28"/>
           <w:szCs w:val="28"/>
         </w:rPr>
-        <w:t>-</w:t>
-      </w:r>
+        <w:t>СберСтрахование</w:t>
+      </w:r>
+      <w:proofErr w:type="spellEnd"/>
       <w:r>
         <w:rPr>
           <w:rFonts w:ascii="Times New Roman" w:hAnsi="Times New Roman" w:cs="Times New Roman"/>
@@ -5773,7 +4276,7 @@
           <w:sz w:val="28"/>
           <w:szCs w:val="28"/>
         </w:rPr>
-        <w:t xml:space="preserve"> </w:t>
+        <w:t xml:space="preserve"> жизни и </w:t>
       </w:r>
       <w:proofErr w:type="spellStart"/>
       <w:r>
@@ -5784,7 +4287,7 @@
           <w:sz w:val="28"/>
           <w:szCs w:val="28"/>
         </w:rPr>
-        <w:t>СберСтрахование</w:t>
+        <w:t>Работа.ру</w:t>
       </w:r>
       <w:proofErr w:type="spellEnd"/>
       <w:r>
@@ -5795,9 +4298,8 @@
           <w:sz w:val="28"/>
           <w:szCs w:val="28"/>
         </w:rPr>
-        <w:t xml:space="preserve"> жизни и </w:t>
-      </w:r>
-      <w:proofErr w:type="spellStart"/>
+        <w:t>, июнь 2026 (18</w:t>
+      </w:r>
       <w:r>
         <w:rPr>
           <w:rFonts w:ascii="Times New Roman" w:hAnsi="Times New Roman" w:cs="Times New Roman"/>
@@ -5806,9 +4308,8 @@
           <w:sz w:val="28"/>
           <w:szCs w:val="28"/>
         </w:rPr>
-        <w:t>Работа.ру</w:t>
-      </w:r>
-      <w:proofErr w:type="spellEnd"/>
+        <w:t>-</w:t>
+      </w:r>
       <w:r>
         <w:rPr>
           <w:rFonts w:ascii="Times New Roman" w:hAnsi="Times New Roman" w:cs="Times New Roman"/>
@@ -5817,193 +4318,7 @@
           <w:sz w:val="28"/>
           <w:szCs w:val="28"/>
         </w:rPr>
-        <w:t>, июнь 2026 (18–35 лет)</w:t>
-      </w:r>
-      <w:r>
-        <w:rPr>
-          <w:rFonts w:ascii="Times New Roman" w:hAnsi="Times New Roman" w:cs="Times New Roman"/>
-          <w:i/>
-          <w:iCs/>
-          <w:sz w:val="28"/>
-          <w:szCs w:val="28"/>
-        </w:rPr>
-        <w:t>,</w:t>
-      </w:r>
-      <w:r>
-        <w:rPr>
-          <w:rFonts w:ascii="Times New Roman" w:hAnsi="Times New Roman" w:cs="Times New Roman"/>
-          <w:i/>
-          <w:iCs/>
-          <w:sz w:val="28"/>
-          <w:szCs w:val="28"/>
-        </w:rPr>
-        <w:t xml:space="preserve"> [4] </w:t>
-      </w:r>
-      <w:r>
-        <w:rPr>
-          <w:rFonts w:ascii="Times New Roman" w:hAnsi="Times New Roman" w:cs="Times New Roman"/>
-          <w:i/>
-          <w:iCs/>
-          <w:sz w:val="28"/>
-          <w:szCs w:val="28"/>
-        </w:rPr>
-        <w:t>-</w:t>
-      </w:r>
-      <w:r>
-        <w:rPr>
-          <w:rFonts w:ascii="Times New Roman" w:hAnsi="Times New Roman" w:cs="Times New Roman"/>
-          <w:i/>
-          <w:iCs/>
-          <w:sz w:val="28"/>
-          <w:szCs w:val="28"/>
-        </w:rPr>
-        <w:t xml:space="preserve"> </w:t>
-      </w:r>
-      <w:proofErr w:type="spellStart"/>
-      <w:r>
-        <w:rPr>
-          <w:rFonts w:ascii="Times New Roman" w:hAnsi="Times New Roman" w:cs="Times New Roman"/>
-          <w:i/>
-          <w:iCs/>
-          <w:sz w:val="28"/>
-          <w:szCs w:val="28"/>
-        </w:rPr>
-        <w:t>Ventra</w:t>
-      </w:r>
-      <w:proofErr w:type="spellEnd"/>
-      <w:r>
-        <w:rPr>
-          <w:rFonts w:ascii="Times New Roman" w:hAnsi="Times New Roman" w:cs="Times New Roman"/>
-          <w:i/>
-          <w:iCs/>
-          <w:sz w:val="28"/>
-          <w:szCs w:val="28"/>
-        </w:rPr>
-        <w:t xml:space="preserve"> Go! и </w:t>
-      </w:r>
-      <w:proofErr w:type="spellStart"/>
-      <w:r>
-        <w:rPr>
-          <w:rFonts w:ascii="Times New Roman" w:hAnsi="Times New Roman" w:cs="Times New Roman"/>
-          <w:i/>
-          <w:iCs/>
-          <w:sz w:val="28"/>
-          <w:szCs w:val="28"/>
-        </w:rPr>
-        <w:t>Нетология</w:t>
-      </w:r>
-      <w:proofErr w:type="spellEnd"/>
-      <w:r>
-        <w:rPr>
-          <w:rFonts w:ascii="Times New Roman" w:hAnsi="Times New Roman" w:cs="Times New Roman"/>
-          <w:i/>
-          <w:iCs/>
-          <w:sz w:val="28"/>
-          <w:szCs w:val="28"/>
-        </w:rPr>
-        <w:t>, 2024</w:t>
-      </w:r>
-      <w:r>
-        <w:rPr>
-          <w:rFonts w:ascii="Times New Roman" w:hAnsi="Times New Roman" w:cs="Times New Roman"/>
-          <w:i/>
-          <w:iCs/>
-          <w:sz w:val="28"/>
-          <w:szCs w:val="28"/>
-        </w:rPr>
-        <w:t>,</w:t>
-      </w:r>
-      <w:r>
-        <w:rPr>
-          <w:rFonts w:ascii="Times New Roman" w:hAnsi="Times New Roman" w:cs="Times New Roman"/>
-          <w:i/>
-          <w:iCs/>
-          <w:sz w:val="28"/>
-          <w:szCs w:val="28"/>
-        </w:rPr>
-        <w:t xml:space="preserve"> [6] </w:t>
-      </w:r>
-      <w:r>
-        <w:rPr>
-          <w:rFonts w:ascii="Times New Roman" w:hAnsi="Times New Roman" w:cs="Times New Roman"/>
-          <w:i/>
-          <w:iCs/>
-          <w:sz w:val="28"/>
-          <w:szCs w:val="28"/>
-        </w:rPr>
-        <w:t>-</w:t>
-      </w:r>
-      <w:r>
-        <w:rPr>
-          <w:rFonts w:ascii="Times New Roman" w:hAnsi="Times New Roman" w:cs="Times New Roman"/>
-          <w:i/>
-          <w:iCs/>
-          <w:sz w:val="28"/>
-          <w:szCs w:val="28"/>
-        </w:rPr>
-        <w:t xml:space="preserve"> Ингосстрах и НАФИ, 2024</w:t>
-      </w:r>
-      <w:r>
-        <w:rPr>
-          <w:rFonts w:ascii="Times New Roman" w:hAnsi="Times New Roman" w:cs="Times New Roman"/>
-          <w:i/>
-          <w:iCs/>
-          <w:sz w:val="28"/>
-          <w:szCs w:val="28"/>
-        </w:rPr>
-        <w:t>,</w:t>
-      </w:r>
-      <w:r>
-        <w:rPr>
-          <w:rFonts w:ascii="Times New Roman" w:hAnsi="Times New Roman" w:cs="Times New Roman"/>
-          <w:i/>
-          <w:iCs/>
-          <w:sz w:val="28"/>
-          <w:szCs w:val="28"/>
-        </w:rPr>
-        <w:t xml:space="preserve"> Google </w:t>
-      </w:r>
-      <w:proofErr w:type="spellStart"/>
-      <w:r>
-        <w:rPr>
-          <w:rFonts w:ascii="Times New Roman" w:hAnsi="Times New Roman" w:cs="Times New Roman"/>
-          <w:i/>
-          <w:iCs/>
-          <w:sz w:val="28"/>
-          <w:szCs w:val="28"/>
-        </w:rPr>
-        <w:t>Trends</w:t>
-      </w:r>
-      <w:proofErr w:type="spellEnd"/>
-      <w:r>
-        <w:rPr>
-          <w:rFonts w:ascii="Times New Roman" w:hAnsi="Times New Roman" w:cs="Times New Roman"/>
-          <w:i/>
-          <w:iCs/>
-          <w:sz w:val="28"/>
-          <w:szCs w:val="28"/>
-        </w:rPr>
-        <w:t xml:space="preserve"> </w:t>
-      </w:r>
-      <w:r>
-        <w:rPr>
-          <w:rFonts w:ascii="Times New Roman" w:hAnsi="Times New Roman" w:cs="Times New Roman"/>
-          <w:i/>
-          <w:iCs/>
-          <w:sz w:val="28"/>
-          <w:szCs w:val="28"/>
-        </w:rPr>
-        <w:t>-</w:t>
-      </w:r>
-      <w:r>
-        <w:rPr>
-          <w:rFonts w:ascii="Times New Roman" w:hAnsi="Times New Roman" w:cs="Times New Roman"/>
-          <w:i/>
-          <w:iCs/>
-          <w:sz w:val="28"/>
-          <w:szCs w:val="28"/>
-        </w:rPr>
-        <w:t xml:space="preserve"> собственное измерение команды.</w:t>
+        <w:t>35 лет), [4] - Ventra Go! и Нетология, 2024, [6] - Ингосстрах и НАФИ, 2024, Google Trends - собственное измерение команды.</w:t>
       </w:r>
     </w:p>
     <w:p>
@@ -6033,23 +4348,7 @@
           <w:sz w:val="28"/>
           <w:szCs w:val="28"/>
         </w:rPr>
-        <w:t xml:space="preserve">история операций в приложении банка, приложения учёта, подсчёт «в голове» или в заметках (подробнее </w:t>
-      </w:r>
-      <w:r>
-        <w:rPr>
-          <w:rFonts w:ascii="Times New Roman" w:hAnsi="Times New Roman" w:cs="Times New Roman"/>
-          <w:sz w:val="28"/>
-          <w:szCs w:val="28"/>
-        </w:rPr>
-        <w:t>-</w:t>
-      </w:r>
-      <w:r>
-        <w:rPr>
-          <w:rFonts w:ascii="Times New Roman" w:hAnsi="Times New Roman" w:cs="Times New Roman"/>
-          <w:sz w:val="28"/>
-          <w:szCs w:val="28"/>
-        </w:rPr>
-        <w:t xml:space="preserve"> 1.4).</w:t>
+        <w:t>история операций в приложении банка, приложения учёта, подсчёт «в голове» или в заметках (подробнее - 1.4).</w:t>
       </w:r>
     </w:p>
     <w:p>
@@ -6079,23 +4378,7 @@
           <w:sz w:val="28"/>
           <w:szCs w:val="28"/>
         </w:rPr>
-        <w:t xml:space="preserve">продукт решает проблему для студентов с нерегулярным доходом </w:t>
-      </w:r>
-      <w:r>
-        <w:rPr>
-          <w:rFonts w:ascii="Times New Roman" w:hAnsi="Times New Roman" w:cs="Times New Roman"/>
-          <w:sz w:val="28"/>
-          <w:szCs w:val="28"/>
-        </w:rPr>
-        <w:t>-</w:t>
-      </w:r>
-      <w:r>
-        <w:rPr>
-          <w:rFonts w:ascii="Times New Roman" w:hAnsi="Times New Roman" w:cs="Times New Roman"/>
-          <w:sz w:val="28"/>
-          <w:szCs w:val="28"/>
-        </w:rPr>
-        <w:t xml:space="preserve"> нехватку денег до следующего поступления из-за незаметных мелких трат. Проблема массовая и приводит к использованию кредитных средств.</w:t>
+        <w:t>продукт решает проблему для студентов с нерегулярным доходом - нехватку денег до следующего поступления из-за незаметных мелких трат. Проблема массовая и приводит к использованию кредитных средств.</w:t>
       </w:r>
     </w:p>
     <w:p>
@@ -6132,23 +4415,7 @@
           <w:sz w:val="28"/>
           <w:szCs w:val="28"/>
         </w:rPr>
-        <w:t xml:space="preserve">Таблица 8 </w:t>
-      </w:r>
-      <w:r>
-        <w:rPr>
-          <w:rFonts w:ascii="Times New Roman" w:hAnsi="Times New Roman" w:cs="Times New Roman"/>
-          <w:sz w:val="28"/>
-          <w:szCs w:val="28"/>
-        </w:rPr>
-        <w:t>-</w:t>
-      </w:r>
-      <w:r>
-        <w:rPr>
-          <w:rFonts w:ascii="Times New Roman" w:hAnsi="Times New Roman" w:cs="Times New Roman"/>
-          <w:sz w:val="28"/>
-          <w:szCs w:val="28"/>
-        </w:rPr>
-        <w:t xml:space="preserve"> Сравнение с альтернативами</w:t>
+        <w:t>Таблица 8 - Сравнение с альтернативами</w:t>
       </w:r>
     </w:p>
     <w:tbl>
@@ -6290,25 +4557,7 @@
                 <w:sz w:val="28"/>
                 <w:szCs w:val="28"/>
               </w:rPr>
-              <w:t xml:space="preserve">Дзен-мани [12], </w:t>
-            </w:r>
-            <w:proofErr w:type="spellStart"/>
-            <w:r>
-              <w:rPr>
-                <w:rFonts w:ascii="Times New Roman" w:hAnsi="Times New Roman" w:cs="Times New Roman"/>
-                <w:sz w:val="28"/>
-                <w:szCs w:val="28"/>
-              </w:rPr>
-              <w:t>CoinKeeper</w:t>
-            </w:r>
-            <w:proofErr w:type="spellEnd"/>
-            <w:r>
-              <w:rPr>
-                <w:rFonts w:ascii="Times New Roman" w:hAnsi="Times New Roman" w:cs="Times New Roman"/>
-                <w:sz w:val="28"/>
-                <w:szCs w:val="28"/>
-              </w:rPr>
-              <w:t xml:space="preserve"> [13]</w:t>
+              <w:t>Дзен-мани [12], CoinKeeper [13]</w:t>
             </w:r>
           </w:p>
         </w:tc>
@@ -6332,41 +4581,7 @@
                 <w:sz w:val="28"/>
                 <w:szCs w:val="28"/>
               </w:rPr>
-              <w:t>Прямые конкуренты</w:t>
-            </w:r>
-            <w:r>
-              <w:rPr>
-                <w:rFonts w:ascii="Times New Roman" w:hAnsi="Times New Roman" w:cs="Times New Roman"/>
-                <w:sz w:val="28"/>
-                <w:szCs w:val="28"/>
-              </w:rPr>
-              <w:t>,</w:t>
-            </w:r>
-            <w:r>
-              <w:rPr>
-                <w:rFonts w:ascii="Times New Roman" w:hAnsi="Times New Roman" w:cs="Times New Roman"/>
-                <w:sz w:val="28"/>
-                <w:szCs w:val="28"/>
-              </w:rPr>
-              <w:t xml:space="preserve"> приложения учёта, </w:t>
-            </w:r>
-            <w:proofErr w:type="spellStart"/>
-            <w:r>
-              <w:rPr>
-                <w:rFonts w:ascii="Times New Roman" w:hAnsi="Times New Roman" w:cs="Times New Roman"/>
-                <w:sz w:val="28"/>
-                <w:szCs w:val="28"/>
-              </w:rPr>
-              <w:t>freemium</w:t>
-            </w:r>
-            <w:proofErr w:type="spellEnd"/>
-            <w:r>
-              <w:rPr>
-                <w:rFonts w:ascii="Times New Roman" w:hAnsi="Times New Roman" w:cs="Times New Roman"/>
-                <w:sz w:val="28"/>
-                <w:szCs w:val="28"/>
-              </w:rPr>
-              <w:t xml:space="preserve"> / подписка</w:t>
+              <w:t>Прямые конкуренты, приложения учёта, freemium / подписка</w:t>
             </w:r>
           </w:p>
         </w:tc>
@@ -6414,23 +4629,7 @@
                 <w:sz w:val="28"/>
                 <w:szCs w:val="28"/>
               </w:rPr>
-              <w:t>Нужно регулярно вести учёт</w:t>
-            </w:r>
-            <w:r>
-              <w:rPr>
-                <w:rFonts w:ascii="Times New Roman" w:hAnsi="Times New Roman" w:cs="Times New Roman"/>
-                <w:sz w:val="28"/>
-                <w:szCs w:val="28"/>
-              </w:rPr>
-              <w:t>,</w:t>
-            </w:r>
-            <w:r>
-              <w:rPr>
-                <w:rFonts w:ascii="Times New Roman" w:hAnsi="Times New Roman" w:cs="Times New Roman"/>
-                <w:sz w:val="28"/>
-                <w:szCs w:val="28"/>
-              </w:rPr>
-              <w:t xml:space="preserve"> показывают прошлые траты, а не лимит до поступления при нерегулярном доходе</w:t>
+              <w:t>Нужно регулярно вести учёт, показывают прошлые траты, а не лимит до поступления при нерегулярном доходе</w:t>
             </w:r>
           </w:p>
         </w:tc>
@@ -6456,25 +4655,7 @@
                 <w:sz w:val="28"/>
                 <w:szCs w:val="28"/>
               </w:rPr>
-              <w:t xml:space="preserve">Приложения банков (Т-Банк, </w:t>
-            </w:r>
-            <w:proofErr w:type="spellStart"/>
-            <w:r>
-              <w:rPr>
-                <w:rFonts w:ascii="Times New Roman" w:hAnsi="Times New Roman" w:cs="Times New Roman"/>
-                <w:sz w:val="28"/>
-                <w:szCs w:val="28"/>
-              </w:rPr>
-              <w:t>Сбер</w:t>
-            </w:r>
-            <w:proofErr w:type="spellEnd"/>
-            <w:r>
-              <w:rPr>
-                <w:rFonts w:ascii="Times New Roman" w:hAnsi="Times New Roman" w:cs="Times New Roman"/>
-                <w:sz w:val="28"/>
-                <w:szCs w:val="28"/>
-              </w:rPr>
-              <w:t>, Альфа)</w:t>
+              <w:t>Приложения банков (Т-Банк, Сбер, Альфа)</w:t>
             </w:r>
           </w:p>
         </w:tc>
@@ -6498,23 +4679,7 @@
                 <w:sz w:val="28"/>
                 <w:szCs w:val="28"/>
               </w:rPr>
-              <w:t>Косвенные</w:t>
-            </w:r>
-            <w:r>
-              <w:rPr>
-                <w:rFonts w:ascii="Times New Roman" w:hAnsi="Times New Roman" w:cs="Times New Roman"/>
-                <w:sz w:val="28"/>
-                <w:szCs w:val="28"/>
-              </w:rPr>
-              <w:t>,</w:t>
-            </w:r>
-            <w:r>
-              <w:rPr>
-                <w:rFonts w:ascii="Times New Roman" w:hAnsi="Times New Roman" w:cs="Times New Roman"/>
-                <w:sz w:val="28"/>
-                <w:szCs w:val="28"/>
-              </w:rPr>
-              <w:t xml:space="preserve"> бесплатно в составе банка</w:t>
+              <w:t>Косвенные, бесплатно в составе банка</w:t>
             </w:r>
           </w:p>
         </w:tc>
@@ -6538,18 +4703,8 @@
                 <w:sz w:val="28"/>
                 <w:szCs w:val="28"/>
               </w:rPr>
-              <w:t xml:space="preserve">История операций, аналитика трат, </w:t>
-            </w:r>
-            <w:proofErr w:type="spellStart"/>
-            <w:r>
-              <w:rPr>
-                <w:rFonts w:ascii="Times New Roman" w:hAnsi="Times New Roman" w:cs="Times New Roman"/>
-                <w:sz w:val="28"/>
-                <w:szCs w:val="28"/>
-              </w:rPr>
-              <w:t>кэшбэк</w:t>
-            </w:r>
-            <w:proofErr w:type="spellEnd"/>
+              <w:t>История операций, аналитика трат, кэшбэк</w:t>
+            </w:r>
           </w:p>
         </w:tc>
         <w:tc>
@@ -6592,23 +4747,13 @@
                 <w:szCs w:val="28"/>
               </w:rPr>
             </w:pPr>
-            <w:proofErr w:type="spellStart"/>
-            <w:r>
-              <w:rPr>
-                <w:rFonts w:ascii="Times New Roman" w:hAnsi="Times New Roman" w:cs="Times New Roman"/>
-                <w:sz w:val="28"/>
-                <w:szCs w:val="28"/>
-              </w:rPr>
-              <w:t>Cleo</w:t>
-            </w:r>
-            <w:proofErr w:type="spellEnd"/>
-            <w:r>
-              <w:rPr>
-                <w:rFonts w:ascii="Times New Roman" w:hAnsi="Times New Roman" w:cs="Times New Roman"/>
-                <w:sz w:val="28"/>
-                <w:szCs w:val="28"/>
-              </w:rPr>
-              <w:t xml:space="preserve"> [14]</w:t>
+            <w:r>
+              <w:rPr>
+                <w:rFonts w:ascii="Times New Roman" w:hAnsi="Times New Roman" w:cs="Times New Roman"/>
+                <w:sz w:val="28"/>
+                <w:szCs w:val="28"/>
+              </w:rPr>
+              <w:t>Cleo [14]</w:t>
             </w:r>
           </w:p>
         </w:tc>
@@ -6632,23 +4777,7 @@
                 <w:sz w:val="28"/>
                 <w:szCs w:val="28"/>
               </w:rPr>
-              <w:t>Косвенные</w:t>
-            </w:r>
-            <w:r>
-              <w:rPr>
-                <w:rFonts w:ascii="Times New Roman" w:hAnsi="Times New Roman" w:cs="Times New Roman"/>
-                <w:sz w:val="28"/>
-                <w:szCs w:val="28"/>
-              </w:rPr>
-              <w:t>,</w:t>
-            </w:r>
-            <w:r>
-              <w:rPr>
-                <w:rFonts w:ascii="Times New Roman" w:hAnsi="Times New Roman" w:cs="Times New Roman"/>
-                <w:sz w:val="28"/>
-                <w:szCs w:val="28"/>
-              </w:rPr>
-              <w:t xml:space="preserve"> AI-чат, </w:t>
+              <w:t xml:space="preserve">Косвенные, AI-чат, </w:t>
             </w:r>
             <w:r>
               <w:rPr>
@@ -6776,23 +4905,7 @@
                 <w:sz w:val="28"/>
                 <w:szCs w:val="28"/>
               </w:rPr>
-              <w:t>Заменители</w:t>
-            </w:r>
-            <w:r>
-              <w:rPr>
-                <w:rFonts w:ascii="Times New Roman" w:hAnsi="Times New Roman" w:cs="Times New Roman"/>
-                <w:sz w:val="28"/>
-                <w:szCs w:val="28"/>
-              </w:rPr>
-              <w:t>,</w:t>
-            </w:r>
-            <w:r>
-              <w:rPr>
-                <w:rFonts w:ascii="Times New Roman" w:hAnsi="Times New Roman" w:cs="Times New Roman"/>
-                <w:sz w:val="28"/>
-                <w:szCs w:val="28"/>
-              </w:rPr>
-              <w:t xml:space="preserve"> бесплатно</w:t>
+              <w:t>Заменители, бесплатно</w:t>
             </w:r>
           </w:p>
         </w:tc>
@@ -6864,67 +4977,7 @@
           <w:sz w:val="28"/>
           <w:szCs w:val="28"/>
         </w:rPr>
-        <w:t>Источник: официальные сайты продуктов [12], [13], [14]</w:t>
-      </w:r>
-      <w:r>
-        <w:rPr>
-          <w:rFonts w:ascii="Times New Roman" w:hAnsi="Times New Roman" w:cs="Times New Roman"/>
-          <w:i/>
-          <w:iCs/>
-          <w:sz w:val="28"/>
-          <w:szCs w:val="28"/>
-        </w:rPr>
-        <w:t>,</w:t>
-      </w:r>
-      <w:r>
-        <w:rPr>
-          <w:rFonts w:ascii="Times New Roman" w:hAnsi="Times New Roman" w:cs="Times New Roman"/>
-          <w:i/>
-          <w:iCs/>
-          <w:sz w:val="28"/>
-          <w:szCs w:val="28"/>
-        </w:rPr>
-        <w:t xml:space="preserve"> функции банковских приложений </w:t>
-      </w:r>
-      <w:r>
-        <w:rPr>
-          <w:rFonts w:ascii="Times New Roman" w:hAnsi="Times New Roman" w:cs="Times New Roman"/>
-          <w:i/>
-          <w:iCs/>
-          <w:sz w:val="28"/>
-          <w:szCs w:val="28"/>
-        </w:rPr>
-        <w:t>-</w:t>
-      </w:r>
-      <w:r>
-        <w:rPr>
-          <w:rFonts w:ascii="Times New Roman" w:hAnsi="Times New Roman" w:cs="Times New Roman"/>
-          <w:i/>
-          <w:iCs/>
-          <w:sz w:val="28"/>
-          <w:szCs w:val="28"/>
-        </w:rPr>
-        <w:t xml:space="preserve"> по открытым описаниям. Сравнение </w:t>
-      </w:r>
-      <w:r>
-        <w:rPr>
-          <w:rFonts w:ascii="Times New Roman" w:hAnsi="Times New Roman" w:cs="Times New Roman"/>
-          <w:i/>
-          <w:iCs/>
-          <w:sz w:val="28"/>
-          <w:szCs w:val="28"/>
-        </w:rPr>
-        <w:t>-</w:t>
-      </w:r>
-      <w:r>
-        <w:rPr>
-          <w:rFonts w:ascii="Times New Roman" w:hAnsi="Times New Roman" w:cs="Times New Roman"/>
-          <w:i/>
-          <w:iCs/>
-          <w:sz w:val="28"/>
-          <w:szCs w:val="28"/>
-        </w:rPr>
-        <w:t xml:space="preserve"> команда.</w:t>
+        <w:t>Источник: официальные сайты продуктов [12], [13], [14], функции банковских приложений - по открытым описаниям. Сравнение - команда.</w:t>
       </w:r>
     </w:p>
     <w:p>
@@ -6954,55 +5007,7 @@
           <w:sz w:val="28"/>
           <w:szCs w:val="28"/>
         </w:rPr>
-        <w:t>(1) ответ на вопрос «сколько можно тратить сегодня» вместо отчёта о прошлом</w:t>
-      </w:r>
-      <w:r>
-        <w:rPr>
-          <w:rFonts w:ascii="Times New Roman" w:hAnsi="Times New Roman" w:cs="Times New Roman"/>
-          <w:sz w:val="28"/>
-          <w:szCs w:val="28"/>
-        </w:rPr>
-        <w:t>,</w:t>
-      </w:r>
-      <w:r>
-        <w:rPr>
-          <w:rFonts w:ascii="Times New Roman" w:hAnsi="Times New Roman" w:cs="Times New Roman"/>
-          <w:sz w:val="28"/>
-          <w:szCs w:val="28"/>
-        </w:rPr>
-        <w:t xml:space="preserve"> (2) учёт нерегулярного дохода</w:t>
-      </w:r>
-      <w:r>
-        <w:rPr>
-          <w:rFonts w:ascii="Times New Roman" w:hAnsi="Times New Roman" w:cs="Times New Roman"/>
-          <w:sz w:val="28"/>
-          <w:szCs w:val="28"/>
-        </w:rPr>
-        <w:t>,</w:t>
-      </w:r>
-      <w:r>
-        <w:rPr>
-          <w:rFonts w:ascii="Times New Roman" w:hAnsi="Times New Roman" w:cs="Times New Roman"/>
-          <w:sz w:val="28"/>
-          <w:szCs w:val="28"/>
-        </w:rPr>
-        <w:t xml:space="preserve"> (3) вопрос обычными словами вместо разбора графиков</w:t>
-      </w:r>
-      <w:r>
-        <w:rPr>
-          <w:rFonts w:ascii="Times New Roman" w:hAnsi="Times New Roman" w:cs="Times New Roman"/>
-          <w:sz w:val="28"/>
-          <w:szCs w:val="28"/>
-        </w:rPr>
-        <w:t>,</w:t>
-      </w:r>
-      <w:r>
-        <w:rPr>
-          <w:rFonts w:ascii="Times New Roman" w:hAnsi="Times New Roman" w:cs="Times New Roman"/>
-          <w:sz w:val="28"/>
-          <w:szCs w:val="28"/>
-        </w:rPr>
-        <w:t xml:space="preserve"> (4) прозрачность: видно, на каких данных и допущениях построен вывод.</w:t>
+        <w:t>(1) ответ на вопрос «сколько можно тратить сегодня» вместо отчёта о прошлом, (2) учёт нерегулярного дохода, (3) вопрос обычными словами вместо разбора графиков, (4) прозрачность: видно, на каких данных и допущениях построен вывод.</w:t>
       </w:r>
     </w:p>
     <w:p>
@@ -7039,23 +5044,7 @@
           <w:sz w:val="28"/>
           <w:szCs w:val="28"/>
         </w:rPr>
-        <w:t xml:space="preserve">Таблица 9 </w:t>
-      </w:r>
-      <w:r>
-        <w:rPr>
-          <w:rFonts w:ascii="Times New Roman" w:hAnsi="Times New Roman" w:cs="Times New Roman"/>
-          <w:sz w:val="28"/>
-          <w:szCs w:val="28"/>
-        </w:rPr>
-        <w:t>-</w:t>
-      </w:r>
-      <w:r>
-        <w:rPr>
-          <w:rFonts w:ascii="Times New Roman" w:hAnsi="Times New Roman" w:cs="Times New Roman"/>
-          <w:sz w:val="28"/>
-          <w:szCs w:val="28"/>
-        </w:rPr>
-        <w:t xml:space="preserve"> Факторы, влияющие на рынок и проект</w:t>
+        <w:t>Таблица 9 - Факторы, влияющие на рынок и проект</w:t>
       </w:r>
     </w:p>
     <w:tbl>
@@ -7194,55 +5183,7 @@
                 <w:sz w:val="28"/>
                 <w:szCs w:val="28"/>
               </w:rPr>
-              <w:t>Стратегия повышения финансовой грамотности до 2030 г. [2]</w:t>
-            </w:r>
-            <w:r>
-              <w:rPr>
-                <w:rFonts w:ascii="Times New Roman" w:hAnsi="Times New Roman" w:cs="Times New Roman"/>
-                <w:sz w:val="28"/>
-                <w:szCs w:val="28"/>
-              </w:rPr>
-              <w:t>,</w:t>
-            </w:r>
-            <w:r>
-              <w:rPr>
-                <w:rFonts w:ascii="Times New Roman" w:hAnsi="Times New Roman" w:cs="Times New Roman"/>
-                <w:sz w:val="28"/>
-                <w:szCs w:val="28"/>
-              </w:rPr>
-              <w:t xml:space="preserve"> индекс финансовой грамотности молодёжи вырос с 55 (2017) до 62 баллов (2024) [1]</w:t>
-            </w:r>
-            <w:r>
-              <w:rPr>
-                <w:rFonts w:ascii="Times New Roman" w:hAnsi="Times New Roman" w:cs="Times New Roman"/>
-                <w:sz w:val="28"/>
-                <w:szCs w:val="28"/>
-              </w:rPr>
-              <w:t>,</w:t>
-            </w:r>
-            <w:r>
-              <w:rPr>
-                <w:rFonts w:ascii="Times New Roman" w:hAnsi="Times New Roman" w:cs="Times New Roman"/>
-                <w:sz w:val="28"/>
-                <w:szCs w:val="28"/>
-              </w:rPr>
-              <w:t xml:space="preserve"> 152-ФЗ о персональных данных</w:t>
-            </w:r>
-            <w:r>
-              <w:rPr>
-                <w:rFonts w:ascii="Times New Roman" w:hAnsi="Times New Roman" w:cs="Times New Roman"/>
-                <w:sz w:val="28"/>
-                <w:szCs w:val="28"/>
-              </w:rPr>
-              <w:t>,</w:t>
-            </w:r>
-            <w:r>
-              <w:rPr>
-                <w:rFonts w:ascii="Times New Roman" w:hAnsi="Times New Roman" w:cs="Times New Roman"/>
-                <w:sz w:val="28"/>
-                <w:szCs w:val="28"/>
-              </w:rPr>
-              <w:t xml:space="preserve"> ограничения на инвестиционные рекомендации</w:t>
+              <w:t>Стратегия повышения финансовой грамотности до 2030 г. [2], индекс финансовой грамотности молодёжи вырос с 55 (2017) до 62 баллов (2024) [1], 152-ФЗ о персональных данных, ограничения на инвестиционные рекомендации</w:t>
             </w:r>
           </w:p>
         </w:tc>
@@ -7266,57 +5207,7 @@
                 <w:sz w:val="28"/>
                 <w:szCs w:val="28"/>
               </w:rPr>
-              <w:t>Поддержка темы государством</w:t>
-            </w:r>
-            <w:r>
-              <w:rPr>
-                <w:rFonts w:ascii="Times New Roman" w:hAnsi="Times New Roman" w:cs="Times New Roman"/>
-                <w:sz w:val="28"/>
-                <w:szCs w:val="28"/>
-              </w:rPr>
-              <w:t>,</w:t>
-            </w:r>
-            <w:r>
-              <w:rPr>
-                <w:rFonts w:ascii="Times New Roman" w:hAnsi="Times New Roman" w:cs="Times New Roman"/>
-                <w:sz w:val="28"/>
-                <w:szCs w:val="28"/>
-              </w:rPr>
-              <w:t xml:space="preserve"> работа только с данными с согласия</w:t>
-            </w:r>
-            <w:r>
-              <w:rPr>
-                <w:rFonts w:ascii="Times New Roman" w:hAnsi="Times New Roman" w:cs="Times New Roman"/>
-                <w:sz w:val="28"/>
-                <w:szCs w:val="28"/>
-              </w:rPr>
-              <w:t>,</w:t>
-            </w:r>
-            <w:r>
-              <w:rPr>
-                <w:rFonts w:ascii="Times New Roman" w:hAnsi="Times New Roman" w:cs="Times New Roman"/>
-                <w:sz w:val="28"/>
-                <w:szCs w:val="28"/>
-              </w:rPr>
-              <w:t xml:space="preserve"> запрет </w:t>
-            </w:r>
-            <w:proofErr w:type="spellStart"/>
-            <w:r>
-              <w:rPr>
-                <w:rFonts w:ascii="Times New Roman" w:hAnsi="Times New Roman" w:cs="Times New Roman"/>
-                <w:sz w:val="28"/>
-                <w:szCs w:val="28"/>
-              </w:rPr>
-              <w:t>инвестсоветов</w:t>
-            </w:r>
-            <w:proofErr w:type="spellEnd"/>
-            <w:r>
-              <w:rPr>
-                <w:rFonts w:ascii="Times New Roman" w:hAnsi="Times New Roman" w:cs="Times New Roman"/>
-                <w:sz w:val="28"/>
-                <w:szCs w:val="28"/>
-              </w:rPr>
-              <w:t xml:space="preserve"> в продукте</w:t>
+              <w:t>Поддержка темы государством, работа только с данными с согласия, запрет инвестсоветов в продукте</w:t>
             </w:r>
           </w:p>
         </w:tc>
@@ -7390,23 +5281,7 @@
                 <w:sz w:val="28"/>
                 <w:szCs w:val="28"/>
               </w:rPr>
-              <w:t xml:space="preserve">Растёт доля нерегулярного дохода </w:t>
-            </w:r>
-            <w:r>
-              <w:rPr>
-                <w:rFonts w:ascii="Times New Roman" w:hAnsi="Times New Roman" w:cs="Times New Roman"/>
-                <w:sz w:val="28"/>
-                <w:szCs w:val="28"/>
-              </w:rPr>
-              <w:t>-</w:t>
-            </w:r>
-            <w:r>
-              <w:rPr>
-                <w:rFonts w:ascii="Times New Roman" w:hAnsi="Times New Roman" w:cs="Times New Roman"/>
-                <w:sz w:val="28"/>
-                <w:szCs w:val="28"/>
-              </w:rPr>
-              <w:t xml:space="preserve"> растёт ценность продукта</w:t>
+              <w:t>Растёт доля нерегулярного дохода - растёт ценность продукта</w:t>
             </w:r>
           </w:p>
         </w:tc>
@@ -7578,293 +5453,7 @@
           <w:sz w:val="28"/>
           <w:szCs w:val="28"/>
         </w:rPr>
-        <w:t xml:space="preserve">Источник: [1] </w:t>
-      </w:r>
-      <w:r>
-        <w:rPr>
-          <w:rFonts w:ascii="Times New Roman" w:hAnsi="Times New Roman" w:cs="Times New Roman"/>
-          <w:i/>
-          <w:iCs/>
-          <w:sz w:val="28"/>
-          <w:szCs w:val="28"/>
-        </w:rPr>
-        <w:t>-</w:t>
-      </w:r>
-      <w:r>
-        <w:rPr>
-          <w:rFonts w:ascii="Times New Roman" w:hAnsi="Times New Roman" w:cs="Times New Roman"/>
-          <w:i/>
-          <w:iCs/>
-          <w:sz w:val="28"/>
-          <w:szCs w:val="28"/>
-        </w:rPr>
-        <w:t xml:space="preserve"> Банк России, 2024</w:t>
-      </w:r>
-      <w:r>
-        <w:rPr>
-          <w:rFonts w:ascii="Times New Roman" w:hAnsi="Times New Roman" w:cs="Times New Roman"/>
-          <w:i/>
-          <w:iCs/>
-          <w:sz w:val="28"/>
-          <w:szCs w:val="28"/>
-        </w:rPr>
-        <w:t>,</w:t>
-      </w:r>
-      <w:r>
-        <w:rPr>
-          <w:rFonts w:ascii="Times New Roman" w:hAnsi="Times New Roman" w:cs="Times New Roman"/>
-          <w:i/>
-          <w:iCs/>
-          <w:sz w:val="28"/>
-          <w:szCs w:val="28"/>
-        </w:rPr>
-        <w:t xml:space="preserve"> [2] </w:t>
-      </w:r>
-      <w:r>
-        <w:rPr>
-          <w:rFonts w:ascii="Times New Roman" w:hAnsi="Times New Roman" w:cs="Times New Roman"/>
-          <w:i/>
-          <w:iCs/>
-          <w:sz w:val="28"/>
-          <w:szCs w:val="28"/>
-        </w:rPr>
-        <w:t>-</w:t>
-      </w:r>
-      <w:r>
-        <w:rPr>
-          <w:rFonts w:ascii="Times New Roman" w:hAnsi="Times New Roman" w:cs="Times New Roman"/>
-          <w:i/>
-          <w:iCs/>
-          <w:sz w:val="28"/>
-          <w:szCs w:val="28"/>
-        </w:rPr>
-        <w:t xml:space="preserve"> распоряжение Правительства РФ № 2958-р</w:t>
-      </w:r>
-      <w:r>
-        <w:rPr>
-          <w:rFonts w:ascii="Times New Roman" w:hAnsi="Times New Roman" w:cs="Times New Roman"/>
-          <w:i/>
-          <w:iCs/>
-          <w:sz w:val="28"/>
-          <w:szCs w:val="28"/>
-        </w:rPr>
-        <w:t>,</w:t>
-      </w:r>
-      <w:r>
-        <w:rPr>
-          <w:rFonts w:ascii="Times New Roman" w:hAnsi="Times New Roman" w:cs="Times New Roman"/>
-          <w:i/>
-          <w:iCs/>
-          <w:sz w:val="28"/>
-          <w:szCs w:val="28"/>
-        </w:rPr>
-        <w:t xml:space="preserve"> [10] </w:t>
-      </w:r>
-      <w:r>
-        <w:rPr>
-          <w:rFonts w:ascii="Times New Roman" w:hAnsi="Times New Roman" w:cs="Times New Roman"/>
-          <w:i/>
-          <w:iCs/>
-          <w:sz w:val="28"/>
-          <w:szCs w:val="28"/>
-        </w:rPr>
-        <w:t>-</w:t>
-      </w:r>
-      <w:r>
-        <w:rPr>
-          <w:rFonts w:ascii="Times New Roman" w:hAnsi="Times New Roman" w:cs="Times New Roman"/>
-          <w:i/>
-          <w:iCs/>
-          <w:sz w:val="28"/>
-          <w:szCs w:val="28"/>
-        </w:rPr>
-        <w:t xml:space="preserve"> </w:t>
-      </w:r>
-      <w:proofErr w:type="spellStart"/>
-      <w:r>
-        <w:rPr>
-          <w:rFonts w:ascii="Times New Roman" w:hAnsi="Times New Roman" w:cs="Times New Roman"/>
-          <w:i/>
-          <w:iCs/>
-          <w:sz w:val="28"/>
-          <w:szCs w:val="28"/>
-        </w:rPr>
-        <w:t>ППТ.ру</w:t>
-      </w:r>
-      <w:proofErr w:type="spellEnd"/>
-      <w:r>
-        <w:rPr>
-          <w:rFonts w:ascii="Times New Roman" w:hAnsi="Times New Roman" w:cs="Times New Roman"/>
-          <w:i/>
-          <w:iCs/>
-          <w:sz w:val="28"/>
-          <w:szCs w:val="28"/>
-        </w:rPr>
-        <w:t>, 2026</w:t>
-      </w:r>
-      <w:r>
-        <w:rPr>
-          <w:rFonts w:ascii="Times New Roman" w:hAnsi="Times New Roman" w:cs="Times New Roman"/>
-          <w:i/>
-          <w:iCs/>
-          <w:sz w:val="28"/>
-          <w:szCs w:val="28"/>
-        </w:rPr>
-        <w:t>,</w:t>
-      </w:r>
-      <w:r>
-        <w:rPr>
-          <w:rFonts w:ascii="Times New Roman" w:hAnsi="Times New Roman" w:cs="Times New Roman"/>
-          <w:i/>
-          <w:iCs/>
-          <w:sz w:val="28"/>
-          <w:szCs w:val="28"/>
-        </w:rPr>
-        <w:t xml:space="preserve"> [4], [6] </w:t>
-      </w:r>
-      <w:r>
-        <w:rPr>
-          <w:rFonts w:ascii="Times New Roman" w:hAnsi="Times New Roman" w:cs="Times New Roman"/>
-          <w:i/>
-          <w:iCs/>
-          <w:sz w:val="28"/>
-          <w:szCs w:val="28"/>
-        </w:rPr>
-        <w:t>-</w:t>
-      </w:r>
-      <w:r>
-        <w:rPr>
-          <w:rFonts w:ascii="Times New Roman" w:hAnsi="Times New Roman" w:cs="Times New Roman"/>
-          <w:i/>
-          <w:iCs/>
-          <w:sz w:val="28"/>
-          <w:szCs w:val="28"/>
-        </w:rPr>
-        <w:t xml:space="preserve"> опросы 2024 г.</w:t>
-      </w:r>
-      <w:r>
-        <w:rPr>
-          <w:rFonts w:ascii="Times New Roman" w:hAnsi="Times New Roman" w:cs="Times New Roman"/>
-          <w:i/>
-          <w:iCs/>
-          <w:sz w:val="28"/>
-          <w:szCs w:val="28"/>
-        </w:rPr>
-        <w:t>,</w:t>
-      </w:r>
-      <w:r>
-        <w:rPr>
-          <w:rFonts w:ascii="Times New Roman" w:hAnsi="Times New Roman" w:cs="Times New Roman"/>
-          <w:i/>
-          <w:iCs/>
-          <w:sz w:val="28"/>
-          <w:szCs w:val="28"/>
-        </w:rPr>
-        <w:t xml:space="preserve"> [11] </w:t>
-      </w:r>
-      <w:r>
-        <w:rPr>
-          <w:rFonts w:ascii="Times New Roman" w:hAnsi="Times New Roman" w:cs="Times New Roman"/>
-          <w:i/>
-          <w:iCs/>
-          <w:sz w:val="28"/>
-          <w:szCs w:val="28"/>
-        </w:rPr>
-        <w:t>-</w:t>
-      </w:r>
-      <w:r>
-        <w:rPr>
-          <w:rFonts w:ascii="Times New Roman" w:hAnsi="Times New Roman" w:cs="Times New Roman"/>
-          <w:i/>
-          <w:iCs/>
-          <w:sz w:val="28"/>
-          <w:szCs w:val="28"/>
-        </w:rPr>
-        <w:t xml:space="preserve"> </w:t>
-      </w:r>
-      <w:proofErr w:type="spellStart"/>
-      <w:r>
-        <w:rPr>
-          <w:rFonts w:ascii="Times New Roman" w:hAnsi="Times New Roman" w:cs="Times New Roman"/>
-          <w:i/>
-          <w:iCs/>
-          <w:sz w:val="28"/>
-          <w:szCs w:val="28"/>
-        </w:rPr>
-        <w:t>Mediascope</w:t>
-      </w:r>
-      <w:proofErr w:type="spellEnd"/>
-      <w:r>
-        <w:rPr>
-          <w:rFonts w:ascii="Times New Roman" w:hAnsi="Times New Roman" w:cs="Times New Roman"/>
-          <w:i/>
-          <w:iCs/>
-          <w:sz w:val="28"/>
-          <w:szCs w:val="28"/>
-        </w:rPr>
-        <w:t>, 2025</w:t>
-      </w:r>
-      <w:r>
-        <w:rPr>
-          <w:rFonts w:ascii="Times New Roman" w:hAnsi="Times New Roman" w:cs="Times New Roman"/>
-          <w:i/>
-          <w:iCs/>
-          <w:sz w:val="28"/>
-          <w:szCs w:val="28"/>
-        </w:rPr>
-        <w:t>,</w:t>
-      </w:r>
-      <w:r>
-        <w:rPr>
-          <w:rFonts w:ascii="Times New Roman" w:hAnsi="Times New Roman" w:cs="Times New Roman"/>
-          <w:i/>
-          <w:iCs/>
-          <w:sz w:val="28"/>
-          <w:szCs w:val="28"/>
-        </w:rPr>
-        <w:t xml:space="preserve"> [3] </w:t>
-      </w:r>
-      <w:r>
-        <w:rPr>
-          <w:rFonts w:ascii="Times New Roman" w:hAnsi="Times New Roman" w:cs="Times New Roman"/>
-          <w:i/>
-          <w:iCs/>
-          <w:sz w:val="28"/>
-          <w:szCs w:val="28"/>
-        </w:rPr>
-        <w:t>-</w:t>
-      </w:r>
-      <w:r>
-        <w:rPr>
-          <w:rFonts w:ascii="Times New Roman" w:hAnsi="Times New Roman" w:cs="Times New Roman"/>
-          <w:i/>
-          <w:iCs/>
-          <w:sz w:val="28"/>
-          <w:szCs w:val="28"/>
-        </w:rPr>
-        <w:t xml:space="preserve"> </w:t>
-      </w:r>
-      <w:proofErr w:type="spellStart"/>
-      <w:r>
-        <w:rPr>
-          <w:rFonts w:ascii="Times New Roman" w:hAnsi="Times New Roman" w:cs="Times New Roman"/>
-          <w:i/>
-          <w:iCs/>
-          <w:sz w:val="28"/>
-          <w:szCs w:val="28"/>
-        </w:rPr>
-        <w:t>СберСтрахование</w:t>
-      </w:r>
-      <w:proofErr w:type="spellEnd"/>
-      <w:r>
-        <w:rPr>
-          <w:rFonts w:ascii="Times New Roman" w:hAnsi="Times New Roman" w:cs="Times New Roman"/>
-          <w:i/>
-          <w:iCs/>
-          <w:sz w:val="28"/>
-          <w:szCs w:val="28"/>
-        </w:rPr>
-        <w:t xml:space="preserve"> жизни, 2026.</w:t>
+        <w:t>Источник: [1] - Банк России, 2024, [2] - распоряжение Правительства РФ № 2958-р, [10] - ППТ.ру, 2026, [4], [6] - опросы 2024 г., [11] - Mediascope, 2025, [3] - СберСтрахование жизни, 2026.</w:t>
       </w:r>
     </w:p>
     <w:p>
@@ -7895,39 +5484,7 @@
           <w:sz w:val="28"/>
           <w:szCs w:val="28"/>
         </w:rPr>
-        <w:t>встраивание модуля в приложение банка на реальных транзакциях с согласия клиента</w:t>
-      </w:r>
-      <w:r>
-        <w:rPr>
-          <w:rFonts w:ascii="Times New Roman" w:hAnsi="Times New Roman" w:cs="Times New Roman"/>
-          <w:sz w:val="28"/>
-          <w:szCs w:val="28"/>
-        </w:rPr>
-        <w:t>,</w:t>
-      </w:r>
-      <w:r>
-        <w:rPr>
-          <w:rFonts w:ascii="Times New Roman" w:hAnsi="Times New Roman" w:cs="Times New Roman"/>
-          <w:sz w:val="28"/>
-          <w:szCs w:val="28"/>
-        </w:rPr>
-        <w:t xml:space="preserve"> подключение других банков как B2B2C-модуль</w:t>
-      </w:r>
-      <w:r>
-        <w:rPr>
-          <w:rFonts w:ascii="Times New Roman" w:hAnsi="Times New Roman" w:cs="Times New Roman"/>
-          <w:sz w:val="28"/>
-          <w:szCs w:val="28"/>
-        </w:rPr>
-        <w:t>,</w:t>
-      </w:r>
-      <w:r>
-        <w:rPr>
-          <w:rFonts w:ascii="Times New Roman" w:hAnsi="Times New Roman" w:cs="Times New Roman"/>
-          <w:sz w:val="28"/>
-          <w:szCs w:val="28"/>
-        </w:rPr>
-        <w:t xml:space="preserve"> расширение на молодых специалистов.</w:t>
+        <w:t>встраивание модуля в приложение банка на реальных транзакциях с согласия клиента, подключение других банков как B2B2C-модуль, расширение на молодых специалистов.</w:t>
       </w:r>
     </w:p>
     <w:p>
@@ -7957,39 +5514,7 @@
           <w:sz w:val="28"/>
           <w:szCs w:val="28"/>
         </w:rPr>
-        <w:t>доступ к данным транзакций требует партнёрства с банком</w:t>
-      </w:r>
-      <w:r>
-        <w:rPr>
-          <w:rFonts w:ascii="Times New Roman" w:hAnsi="Times New Roman" w:cs="Times New Roman"/>
-          <w:sz w:val="28"/>
-          <w:szCs w:val="28"/>
-        </w:rPr>
-        <w:t>,</w:t>
-      </w:r>
-      <w:r>
-        <w:rPr>
-          <w:rFonts w:ascii="Times New Roman" w:hAnsi="Times New Roman" w:cs="Times New Roman"/>
-          <w:sz w:val="28"/>
-          <w:szCs w:val="28"/>
-        </w:rPr>
-        <w:t xml:space="preserve"> требования к ИИ в финансах могут ужесточиться</w:t>
-      </w:r>
-      <w:r>
-        <w:rPr>
-          <w:rFonts w:ascii="Times New Roman" w:hAnsi="Times New Roman" w:cs="Times New Roman"/>
-          <w:sz w:val="28"/>
-          <w:szCs w:val="28"/>
-        </w:rPr>
-        <w:t>,</w:t>
-      </w:r>
-      <w:r>
-        <w:rPr>
-          <w:rFonts w:ascii="Times New Roman" w:hAnsi="Times New Roman" w:cs="Times New Roman"/>
-          <w:sz w:val="28"/>
-          <w:szCs w:val="28"/>
-        </w:rPr>
-        <w:t xml:space="preserve"> крупные банки могут выпустить собственных ассистентов.</w:t>
+        <w:t>доступ к данным транзакций требует партнёрства с банком, требования к ИИ в финансах могут ужесточиться, крупные банки могут выпустить собственных ассистентов.</w:t>
       </w:r>
     </w:p>
     <w:p>
@@ -8027,21 +5552,7 @@
         <w:rPr>
           <w:rFonts w:cs="Times New Roman"/>
         </w:rPr>
-        <w:t xml:space="preserve">Использованы первичные и официальные источники: Банк России, распоряжение Правительства РФ, ИСИЭЗ НИУ ВШЭ, </w:t>
-      </w:r>
-      <w:proofErr w:type="spellStart"/>
-      <w:r>
-        <w:rPr>
-          <w:rFonts w:cs="Times New Roman"/>
-        </w:rPr>
-        <w:t>Mediascope</w:t>
-      </w:r>
-      <w:proofErr w:type="spellEnd"/>
-      <w:r>
-        <w:rPr>
-          <w:rFonts w:cs="Times New Roman"/>
-        </w:rPr>
-        <w:t>, НАФИ, опросы компаний с указанием заказчика, даты и выборки.</w:t>
+        <w:t>Использованы первичные и официальные источники: Банк России, распоряжение Правительства РФ, ИСИЭЗ НИУ ВШЭ, Mediascope, НАФИ, опросы компаний с указанием заказчика, даты и выборки.</w:t>
       </w:r>
     </w:p>
     <w:p>
@@ -8061,7 +5572,19 @@
         <w:rPr>
           <w:rFonts w:cs="Times New Roman"/>
         </w:rPr>
-        <w:t>Все источники - 2023–2026 гг., для каждого указаны дата и ссылка (раздел «Источники»).</w:t>
+        <w:t>Все источники - 2023</w:t>
+      </w:r>
+      <w:r>
+        <w:rPr>
+          <w:rFonts w:cs="Times New Roman"/>
+        </w:rPr>
+        <w:t>-</w:t>
+      </w:r>
+      <w:r>
+        <w:rPr>
+          <w:rFonts w:cs="Times New Roman"/>
+        </w:rPr>
+        <w:t>2026 гг., для каждого указаны дата и ссылка (раздел «Источники»).</w:t>
       </w:r>
     </w:p>
     <w:p>
@@ -8141,7 +5664,19 @@
         <w:rPr>
           <w:rFonts w:cs="Times New Roman"/>
         </w:rPr>
-        <w:t>Ограничение: опрос об импульсивных покупках [3] охватывает 18–35 лет, а не только студентов, это указано в тексте.</w:t>
+        <w:t>Ограничение: опрос об импульсивных покупках [3] охватывает 18</w:t>
+      </w:r>
+      <w:r>
+        <w:rPr>
+          <w:rFonts w:cs="Times New Roman"/>
+        </w:rPr>
+        <w:t>-</w:t>
+      </w:r>
+      <w:r>
+        <w:rPr>
+          <w:rFonts w:cs="Times New Roman"/>
+        </w:rPr>
+        <w:t>35 лет, а не только студентов, это указано в тексте.</w:t>
       </w:r>
     </w:p>
     <w:p>
@@ -8178,39 +5713,7 @@
           <w:sz w:val="28"/>
           <w:szCs w:val="28"/>
         </w:rPr>
-        <w:t xml:space="preserve">Таблица 10 </w:t>
-      </w:r>
-      <w:r>
-        <w:rPr>
-          <w:rFonts w:ascii="Times New Roman" w:hAnsi="Times New Roman" w:cs="Times New Roman"/>
-          <w:sz w:val="28"/>
-          <w:szCs w:val="28"/>
-        </w:rPr>
-        <w:t>-</w:t>
-      </w:r>
-      <w:r>
-        <w:rPr>
-          <w:rFonts w:ascii="Times New Roman" w:hAnsi="Times New Roman" w:cs="Times New Roman"/>
-          <w:sz w:val="28"/>
-          <w:szCs w:val="28"/>
-        </w:rPr>
-        <w:t xml:space="preserve"> Логика «исследование </w:t>
-      </w:r>
-      <w:r>
-        <w:rPr>
-          <w:rFonts w:ascii="Times New Roman" w:hAnsi="Times New Roman" w:cs="Times New Roman"/>
-          <w:sz w:val="28"/>
-          <w:szCs w:val="28"/>
-        </w:rPr>
-        <w:t>и</w:t>
-      </w:r>
-      <w:r>
-        <w:rPr>
-          <w:rFonts w:ascii="Times New Roman" w:hAnsi="Times New Roman" w:cs="Times New Roman"/>
-          <w:sz w:val="28"/>
-          <w:szCs w:val="28"/>
-        </w:rPr>
-        <w:t xml:space="preserve"> решение»</w:t>
+        <w:t>Таблица 10 - Логика «исследование и решение»</w:t>
       </w:r>
     </w:p>
     <w:tbl>
@@ -8322,41 +5825,7 @@
                 <w:sz w:val="28"/>
                 <w:szCs w:val="28"/>
               </w:rPr>
-              <w:t>≈ 1,6 млн работающих студентов очной формы с нерегулярным доходом [4, 8, 9]</w:t>
-            </w:r>
-            <w:r>
-              <w:rPr>
-                <w:rFonts w:ascii="Times New Roman" w:hAnsi="Times New Roman" w:cs="Times New Roman"/>
-                <w:sz w:val="28"/>
-                <w:szCs w:val="28"/>
-              </w:rPr>
-              <w:t>,</w:t>
-            </w:r>
-            <w:r>
-              <w:rPr>
-                <w:rFonts w:ascii="Times New Roman" w:hAnsi="Times New Roman" w:cs="Times New Roman"/>
-                <w:sz w:val="28"/>
-                <w:szCs w:val="28"/>
-              </w:rPr>
-              <w:t xml:space="preserve"> импульсивные траты </w:t>
-            </w:r>
-            <w:proofErr w:type="spellStart"/>
-            <w:r>
-              <w:rPr>
-                <w:rFonts w:ascii="Times New Roman" w:hAnsi="Times New Roman" w:cs="Times New Roman"/>
-                <w:sz w:val="28"/>
-                <w:szCs w:val="28"/>
-              </w:rPr>
-              <w:t>массовы</w:t>
-            </w:r>
-            <w:proofErr w:type="spellEnd"/>
-            <w:r>
-              <w:rPr>
-                <w:rFonts w:ascii="Times New Roman" w:hAnsi="Times New Roman" w:cs="Times New Roman"/>
-                <w:sz w:val="28"/>
-                <w:szCs w:val="28"/>
-              </w:rPr>
-              <w:t xml:space="preserve"> [3]</w:t>
+              <w:t>≈ 1,6 млн работающих студентов очной формы с нерегулярным доходом [4, 8, 9], импульсивные траты массовы [3]</w:t>
             </w:r>
           </w:p>
         </w:tc>
@@ -8406,57 +5875,7 @@
                 <w:sz w:val="28"/>
                 <w:szCs w:val="28"/>
               </w:rPr>
-              <w:t>Приложения учёта и банков показывают прошлое, а не лимит на сегодня</w:t>
-            </w:r>
-            <w:r>
-              <w:rPr>
-                <w:rFonts w:ascii="Times New Roman" w:hAnsi="Times New Roman" w:cs="Times New Roman"/>
-                <w:sz w:val="28"/>
-                <w:szCs w:val="28"/>
-              </w:rPr>
-              <w:t>,</w:t>
-            </w:r>
-            <w:r>
-              <w:rPr>
-                <w:rFonts w:ascii="Times New Roman" w:hAnsi="Times New Roman" w:cs="Times New Roman"/>
-                <w:sz w:val="28"/>
-                <w:szCs w:val="28"/>
-              </w:rPr>
-              <w:t xml:space="preserve"> не учитывают нерегулярный доход</w:t>
-            </w:r>
-            <w:r>
-              <w:rPr>
-                <w:rFonts w:ascii="Times New Roman" w:hAnsi="Times New Roman" w:cs="Times New Roman"/>
-                <w:sz w:val="28"/>
-                <w:szCs w:val="28"/>
-              </w:rPr>
-              <w:t>,</w:t>
-            </w:r>
-            <w:r>
-              <w:rPr>
-                <w:rFonts w:ascii="Times New Roman" w:hAnsi="Times New Roman" w:cs="Times New Roman"/>
-                <w:sz w:val="28"/>
-                <w:szCs w:val="28"/>
-              </w:rPr>
-              <w:t xml:space="preserve"> AI-чаты вроде </w:t>
-            </w:r>
-            <w:proofErr w:type="spellStart"/>
-            <w:r>
-              <w:rPr>
-                <w:rFonts w:ascii="Times New Roman" w:hAnsi="Times New Roman" w:cs="Times New Roman"/>
-                <w:sz w:val="28"/>
-                <w:szCs w:val="28"/>
-              </w:rPr>
-              <w:t>Cleo</w:t>
-            </w:r>
-            <w:proofErr w:type="spellEnd"/>
-            <w:r>
-              <w:rPr>
-                <w:rFonts w:ascii="Times New Roman" w:hAnsi="Times New Roman" w:cs="Times New Roman"/>
-                <w:sz w:val="28"/>
-                <w:szCs w:val="28"/>
-              </w:rPr>
-              <w:t xml:space="preserve"> недоступны в России</w:t>
+              <w:t>Приложения учёта и банков показывают прошлое, а не лимит на сегодня, не учитывают нерегулярный доход, AI-чаты вроде Cleo недоступны в России</w:t>
             </w:r>
           </w:p>
         </w:tc>
@@ -8556,23 +5975,7 @@
                 <w:sz w:val="28"/>
                 <w:szCs w:val="28"/>
               </w:rPr>
-              <w:t xml:space="preserve">«Спроси, сколько можно потратить сегодня, </w:t>
-            </w:r>
-            <w:r>
-              <w:rPr>
-                <w:rFonts w:ascii="Times New Roman" w:hAnsi="Times New Roman" w:cs="Times New Roman"/>
-                <w:sz w:val="28"/>
-                <w:szCs w:val="28"/>
-              </w:rPr>
-              <w:t>-</w:t>
-            </w:r>
-            <w:r>
-              <w:rPr>
-                <w:rFonts w:ascii="Times New Roman" w:hAnsi="Times New Roman" w:cs="Times New Roman"/>
-                <w:sz w:val="28"/>
-                <w:szCs w:val="28"/>
-              </w:rPr>
-              <w:t xml:space="preserve"> и получи точный ответ с объяснением, даже если доход нерегулярный»</w:t>
+              <w:t>«Спроси, сколько можно потратить сегодня, - и получи точный ответ с объяснением, даже если доход нерегулярный»</w:t>
             </w:r>
           </w:p>
         </w:tc>
@@ -8632,39 +6035,7 @@
                 <w:szCs w:val="28"/>
               </w:rPr>
               <w:lastRenderedPageBreak/>
-              <w:t>Полезность ответа</w:t>
-            </w:r>
-            <w:r>
-              <w:rPr>
-                <w:rFonts w:ascii="Times New Roman" w:hAnsi="Times New Roman" w:cs="Times New Roman"/>
-                <w:sz w:val="28"/>
-                <w:szCs w:val="28"/>
-              </w:rPr>
-              <w:t>,</w:t>
-            </w:r>
-            <w:r>
-              <w:rPr>
-                <w:rFonts w:ascii="Times New Roman" w:hAnsi="Times New Roman" w:cs="Times New Roman"/>
-                <w:sz w:val="28"/>
-                <w:szCs w:val="28"/>
-              </w:rPr>
-              <w:t xml:space="preserve"> готовность пользоваться</w:t>
-            </w:r>
-            <w:r>
-              <w:rPr>
-                <w:rFonts w:ascii="Times New Roman" w:hAnsi="Times New Roman" w:cs="Times New Roman"/>
-                <w:sz w:val="28"/>
-                <w:szCs w:val="28"/>
-              </w:rPr>
-              <w:t>,</w:t>
-            </w:r>
-            <w:r>
-              <w:rPr>
-                <w:rFonts w:ascii="Times New Roman" w:hAnsi="Times New Roman" w:cs="Times New Roman"/>
-                <w:sz w:val="28"/>
-                <w:szCs w:val="28"/>
-              </w:rPr>
-              <w:t xml:space="preserve"> точность </w:t>
+              <w:t xml:space="preserve">Полезность ответа, готовность пользоваться, точность </w:t>
             </w:r>
             <w:r>
               <w:rPr>
@@ -8728,23 +6099,7 @@
           <w:sz w:val="28"/>
           <w:szCs w:val="28"/>
         </w:rPr>
-        <w:t>Каждая причина проблемы закрывается конкретной функцией продукта</w:t>
-      </w:r>
-      <w:r>
-        <w:rPr>
-          <w:rFonts w:ascii="Times New Roman" w:hAnsi="Times New Roman" w:cs="Times New Roman"/>
-          <w:sz w:val="28"/>
-          <w:szCs w:val="28"/>
-        </w:rPr>
-        <w:t>,</w:t>
-      </w:r>
-      <w:r>
-        <w:rPr>
-          <w:rFonts w:ascii="Times New Roman" w:hAnsi="Times New Roman" w:cs="Times New Roman"/>
-          <w:sz w:val="28"/>
-          <w:szCs w:val="28"/>
-        </w:rPr>
-        <w:t xml:space="preserve"> эффект проверяется на тесте с пользователями и на эталонных примерах.</w:t>
+        <w:t>Каждая причина проблемы закрывается конкретной функцией продукта, эффект проверяется на тесте с пользователями и на эталонных примерах.</w:t>
       </w:r>
     </w:p>
     <w:p>
@@ -8763,23 +6118,7 @@
           <w:sz w:val="28"/>
           <w:szCs w:val="28"/>
         </w:rPr>
-        <w:t xml:space="preserve">Таблица 11 </w:t>
-      </w:r>
-      <w:r>
-        <w:rPr>
-          <w:rFonts w:ascii="Times New Roman" w:hAnsi="Times New Roman" w:cs="Times New Roman"/>
-          <w:sz w:val="28"/>
-          <w:szCs w:val="28"/>
-        </w:rPr>
-        <w:t>-</w:t>
-      </w:r>
-      <w:r>
-        <w:rPr>
-          <w:rFonts w:ascii="Times New Roman" w:hAnsi="Times New Roman" w:cs="Times New Roman"/>
-          <w:sz w:val="28"/>
-          <w:szCs w:val="28"/>
-        </w:rPr>
-        <w:t xml:space="preserve"> Почему решение должно помочь</w:t>
+        <w:t>Таблица 11 - Почему решение должно помочь</w:t>
       </w:r>
     </w:p>
     <w:tbl>
@@ -9087,7 +6426,23 @@
                 <w:sz w:val="28"/>
                 <w:szCs w:val="28"/>
               </w:rPr>
-              <w:t>Оценка полезности ответа (4–5 из 5)</w:t>
+              <w:t>Оценка полезности ответа (4</w:t>
+            </w:r>
+            <w:r>
+              <w:rPr>
+                <w:rFonts w:ascii="Times New Roman" w:hAnsi="Times New Roman" w:cs="Times New Roman"/>
+                <w:sz w:val="28"/>
+                <w:szCs w:val="28"/>
+              </w:rPr>
+              <w:t>-</w:t>
+            </w:r>
+            <w:r>
+              <w:rPr>
+                <w:rFonts w:ascii="Times New Roman" w:hAnsi="Times New Roman" w:cs="Times New Roman"/>
+                <w:sz w:val="28"/>
+                <w:szCs w:val="28"/>
+              </w:rPr>
+              <w:t>5 из 5)</w:t>
             </w:r>
           </w:p>
         </w:tc>
@@ -9307,195 +6662,7 @@
           <w:sz w:val="28"/>
           <w:szCs w:val="28"/>
         </w:rPr>
-        <w:t xml:space="preserve">Источник: [3] </w:t>
-      </w:r>
-      <w:r>
-        <w:rPr>
-          <w:rFonts w:ascii="Times New Roman" w:hAnsi="Times New Roman" w:cs="Times New Roman"/>
-          <w:i/>
-          <w:iCs/>
-          <w:sz w:val="28"/>
-          <w:szCs w:val="28"/>
-        </w:rPr>
-        <w:t>-</w:t>
-      </w:r>
-      <w:r>
-        <w:rPr>
-          <w:rFonts w:ascii="Times New Roman" w:hAnsi="Times New Roman" w:cs="Times New Roman"/>
-          <w:i/>
-          <w:iCs/>
-          <w:sz w:val="28"/>
-          <w:szCs w:val="28"/>
-        </w:rPr>
-        <w:t xml:space="preserve"> </w:t>
-      </w:r>
-      <w:proofErr w:type="spellStart"/>
-      <w:r>
-        <w:rPr>
-          <w:rFonts w:ascii="Times New Roman" w:hAnsi="Times New Roman" w:cs="Times New Roman"/>
-          <w:i/>
-          <w:iCs/>
-          <w:sz w:val="28"/>
-          <w:szCs w:val="28"/>
-        </w:rPr>
-        <w:t>СберСтрахование</w:t>
-      </w:r>
-      <w:proofErr w:type="spellEnd"/>
-      <w:r>
-        <w:rPr>
-          <w:rFonts w:ascii="Times New Roman" w:hAnsi="Times New Roman" w:cs="Times New Roman"/>
-          <w:i/>
-          <w:iCs/>
-          <w:sz w:val="28"/>
-          <w:szCs w:val="28"/>
-        </w:rPr>
-        <w:t xml:space="preserve"> жизни и </w:t>
-      </w:r>
-      <w:proofErr w:type="spellStart"/>
-      <w:r>
-        <w:rPr>
-          <w:rFonts w:ascii="Times New Roman" w:hAnsi="Times New Roman" w:cs="Times New Roman"/>
-          <w:i/>
-          <w:iCs/>
-          <w:sz w:val="28"/>
-          <w:szCs w:val="28"/>
-        </w:rPr>
-        <w:t>Работа.ру</w:t>
-      </w:r>
-      <w:proofErr w:type="spellEnd"/>
-      <w:r>
-        <w:rPr>
-          <w:rFonts w:ascii="Times New Roman" w:hAnsi="Times New Roman" w:cs="Times New Roman"/>
-          <w:i/>
-          <w:iCs/>
-          <w:sz w:val="28"/>
-          <w:szCs w:val="28"/>
-        </w:rPr>
-        <w:t>, 2026</w:t>
-      </w:r>
-      <w:r>
-        <w:rPr>
-          <w:rFonts w:ascii="Times New Roman" w:hAnsi="Times New Roman" w:cs="Times New Roman"/>
-          <w:i/>
-          <w:iCs/>
-          <w:sz w:val="28"/>
-          <w:szCs w:val="28"/>
-        </w:rPr>
-        <w:t>,</w:t>
-      </w:r>
-      <w:r>
-        <w:rPr>
-          <w:rFonts w:ascii="Times New Roman" w:hAnsi="Times New Roman" w:cs="Times New Roman"/>
-          <w:i/>
-          <w:iCs/>
-          <w:sz w:val="28"/>
-          <w:szCs w:val="28"/>
-        </w:rPr>
-        <w:t xml:space="preserve"> [4] </w:t>
-      </w:r>
-      <w:r>
-        <w:rPr>
-          <w:rFonts w:ascii="Times New Roman" w:hAnsi="Times New Roman" w:cs="Times New Roman"/>
-          <w:i/>
-          <w:iCs/>
-          <w:sz w:val="28"/>
-          <w:szCs w:val="28"/>
-        </w:rPr>
-        <w:t>-</w:t>
-      </w:r>
-      <w:r>
-        <w:rPr>
-          <w:rFonts w:ascii="Times New Roman" w:hAnsi="Times New Roman" w:cs="Times New Roman"/>
-          <w:i/>
-          <w:iCs/>
-          <w:sz w:val="28"/>
-          <w:szCs w:val="28"/>
-        </w:rPr>
-        <w:t xml:space="preserve"> </w:t>
-      </w:r>
-      <w:proofErr w:type="spellStart"/>
-      <w:r>
-        <w:rPr>
-          <w:rFonts w:ascii="Times New Roman" w:hAnsi="Times New Roman" w:cs="Times New Roman"/>
-          <w:i/>
-          <w:iCs/>
-          <w:sz w:val="28"/>
-          <w:szCs w:val="28"/>
-        </w:rPr>
-        <w:t>Ventra</w:t>
-      </w:r>
-      <w:proofErr w:type="spellEnd"/>
-      <w:r>
-        <w:rPr>
-          <w:rFonts w:ascii="Times New Roman" w:hAnsi="Times New Roman" w:cs="Times New Roman"/>
-          <w:i/>
-          <w:iCs/>
-          <w:sz w:val="28"/>
-          <w:szCs w:val="28"/>
-        </w:rPr>
-        <w:t xml:space="preserve"> Go! и </w:t>
-      </w:r>
-      <w:proofErr w:type="spellStart"/>
-      <w:r>
-        <w:rPr>
-          <w:rFonts w:ascii="Times New Roman" w:hAnsi="Times New Roman" w:cs="Times New Roman"/>
-          <w:i/>
-          <w:iCs/>
-          <w:sz w:val="28"/>
-          <w:szCs w:val="28"/>
-        </w:rPr>
-        <w:t>Нетология</w:t>
-      </w:r>
-      <w:proofErr w:type="spellEnd"/>
-      <w:r>
-        <w:rPr>
-          <w:rFonts w:ascii="Times New Roman" w:hAnsi="Times New Roman" w:cs="Times New Roman"/>
-          <w:i/>
-          <w:iCs/>
-          <w:sz w:val="28"/>
-          <w:szCs w:val="28"/>
-        </w:rPr>
-        <w:t>, 2024</w:t>
-      </w:r>
-      <w:r>
-        <w:rPr>
-          <w:rFonts w:ascii="Times New Roman" w:hAnsi="Times New Roman" w:cs="Times New Roman"/>
-          <w:i/>
-          <w:iCs/>
-          <w:sz w:val="28"/>
-          <w:szCs w:val="28"/>
-        </w:rPr>
-        <w:t>,</w:t>
-      </w:r>
-      <w:r>
-        <w:rPr>
-          <w:rFonts w:ascii="Times New Roman" w:hAnsi="Times New Roman" w:cs="Times New Roman"/>
-          <w:i/>
-          <w:iCs/>
-          <w:sz w:val="28"/>
-          <w:szCs w:val="28"/>
-        </w:rPr>
-        <w:t xml:space="preserve"> содержание </w:t>
-      </w:r>
-      <w:r>
-        <w:rPr>
-          <w:rFonts w:ascii="Times New Roman" w:hAnsi="Times New Roman" w:cs="Times New Roman"/>
-          <w:i/>
-          <w:iCs/>
-          <w:sz w:val="28"/>
-          <w:szCs w:val="28"/>
-        </w:rPr>
-        <w:t>-</w:t>
-      </w:r>
-      <w:r>
-        <w:rPr>
-          <w:rFonts w:ascii="Times New Roman" w:hAnsi="Times New Roman" w:cs="Times New Roman"/>
-          <w:i/>
-          <w:iCs/>
-          <w:sz w:val="28"/>
-          <w:szCs w:val="28"/>
-        </w:rPr>
-        <w:t xml:space="preserve"> выводы команды.</w:t>
+        <w:t>Источник: [3] - СберСтрахование жизни и Работа.ру, 2026, [4] - Ventra Go! и Нетология, 2024, содержание - выводы команды.</w:t>
       </w:r>
     </w:p>
     <w:p>
@@ -9596,63 +6763,7 @@
         <w:rPr>
           <w:rFonts w:cs="Times New Roman"/>
         </w:rPr>
-        <w:t>Языковая модель (</w:t>
-      </w:r>
-      <w:proofErr w:type="spellStart"/>
-      <w:r>
-        <w:rPr>
-          <w:rFonts w:cs="Times New Roman"/>
-        </w:rPr>
-        <w:t>YandexGPT</w:t>
-      </w:r>
-      <w:proofErr w:type="spellEnd"/>
-      <w:r>
-        <w:rPr>
-          <w:rFonts w:cs="Times New Roman"/>
-        </w:rPr>
-        <w:t xml:space="preserve"> или </w:t>
-      </w:r>
-      <w:proofErr w:type="spellStart"/>
-      <w:r>
-        <w:rPr>
-          <w:rFonts w:cs="Times New Roman"/>
-        </w:rPr>
-        <w:t>GigaChat</w:t>
-      </w:r>
-      <w:proofErr w:type="spellEnd"/>
-      <w:r>
-        <w:rPr>
-          <w:rFonts w:cs="Times New Roman"/>
-        </w:rPr>
-        <w:t>) определяет задачу и вызывает инструмент (</w:t>
-      </w:r>
-      <w:proofErr w:type="spellStart"/>
-      <w:r>
-        <w:rPr>
-          <w:rFonts w:cs="Times New Roman"/>
-        </w:rPr>
-        <w:t>tool</w:t>
-      </w:r>
-      <w:proofErr w:type="spellEnd"/>
-      <w:r>
-        <w:rPr>
-          <w:rFonts w:cs="Times New Roman"/>
-        </w:rPr>
-        <w:t xml:space="preserve"> </w:t>
-      </w:r>
-      <w:proofErr w:type="spellStart"/>
-      <w:r>
-        <w:rPr>
-          <w:rFonts w:cs="Times New Roman"/>
-        </w:rPr>
-        <w:t>calling</w:t>
-      </w:r>
-      <w:proofErr w:type="spellEnd"/>
-      <w:r>
-        <w:rPr>
-          <w:rFonts w:cs="Times New Roman"/>
-        </w:rPr>
-        <w:t>).</w:t>
+        <w:t>Языковая модель определяет задачу и вызывает инструмент (tool calling).</w:t>
       </w:r>
     </w:p>
     <w:p>
@@ -9713,23 +6824,7 @@
           <w:sz w:val="28"/>
           <w:szCs w:val="28"/>
         </w:rPr>
-        <w:t xml:space="preserve">Таблица 12 </w:t>
-      </w:r>
-      <w:r>
-        <w:rPr>
-          <w:rFonts w:ascii="Times New Roman" w:hAnsi="Times New Roman" w:cs="Times New Roman"/>
-          <w:sz w:val="28"/>
-          <w:szCs w:val="28"/>
-        </w:rPr>
-        <w:t>-</w:t>
-      </w:r>
-      <w:r>
-        <w:rPr>
-          <w:rFonts w:ascii="Times New Roman" w:hAnsi="Times New Roman" w:cs="Times New Roman"/>
-          <w:sz w:val="28"/>
-          <w:szCs w:val="28"/>
-        </w:rPr>
-        <w:t xml:space="preserve"> Инструменты, которые вызывает модель</w:t>
+        <w:t>Таблица 12 - Инструменты, которые вызывает модель</w:t>
       </w:r>
     </w:p>
     <w:tbl>
@@ -9838,7 +6933,6 @@
                 <w:szCs w:val="28"/>
               </w:rPr>
             </w:pPr>
-            <w:proofErr w:type="spellStart"/>
             <w:r>
               <w:rPr>
                 <w:rFonts w:ascii="Times New Roman" w:hAnsi="Times New Roman" w:cs="Times New Roman"/>
@@ -9847,7 +6941,6 @@
               </w:rPr>
               <w:t>calculate_daily_limit</w:t>
             </w:r>
-            <w:proofErr w:type="spellEnd"/>
           </w:p>
         </w:tc>
         <w:tc>
@@ -9914,7 +7007,6 @@
                 <w:szCs w:val="28"/>
               </w:rPr>
             </w:pPr>
-            <w:proofErr w:type="spellStart"/>
             <w:r>
               <w:rPr>
                 <w:rFonts w:ascii="Times New Roman" w:hAnsi="Times New Roman" w:cs="Times New Roman"/>
@@ -9923,7 +7015,6 @@
               </w:rPr>
               <w:t>analyze_categories</w:t>
             </w:r>
-            <w:proofErr w:type="spellEnd"/>
           </w:p>
         </w:tc>
         <w:tc>
@@ -9990,7 +7081,6 @@
                 <w:szCs w:val="28"/>
               </w:rPr>
             </w:pPr>
-            <w:proofErr w:type="spellStart"/>
             <w:r>
               <w:rPr>
                 <w:rFonts w:ascii="Times New Roman" w:hAnsi="Times New Roman" w:cs="Times New Roman"/>
@@ -9999,7 +7089,6 @@
               </w:rPr>
               <w:t>check_purchase</w:t>
             </w:r>
-            <w:proofErr w:type="spellEnd"/>
           </w:p>
         </w:tc>
         <w:tc>
@@ -10066,7 +7155,6 @@
                 <w:szCs w:val="28"/>
               </w:rPr>
             </w:pPr>
-            <w:proofErr w:type="spellStart"/>
             <w:r>
               <w:rPr>
                 <w:rFonts w:ascii="Times New Roman" w:hAnsi="Times New Roman" w:cs="Times New Roman"/>
@@ -10075,7 +7163,6 @@
               </w:rPr>
               <w:t>detect_subscriptions</w:t>
             </w:r>
-            <w:proofErr w:type="spellEnd"/>
           </w:p>
         </w:tc>
         <w:tc>
@@ -10142,7 +7229,6 @@
                 <w:szCs w:val="28"/>
               </w:rPr>
             </w:pPr>
-            <w:proofErr w:type="spellStart"/>
             <w:r>
               <w:rPr>
                 <w:rFonts w:ascii="Times New Roman" w:hAnsi="Times New Roman" w:cs="Times New Roman"/>
@@ -10151,7 +7237,6 @@
               </w:rPr>
               <w:t>get_goal_progress</w:t>
             </w:r>
-            <w:proofErr w:type="spellEnd"/>
           </w:p>
         </w:tc>
         <w:tc>
@@ -10260,23 +7345,7 @@
           <w:sz w:val="28"/>
           <w:szCs w:val="28"/>
         </w:rPr>
-        <w:t xml:space="preserve">Без ИИ пользователь получает ещё один экран с цифрами </w:t>
-      </w:r>
-      <w:r>
-        <w:rPr>
-          <w:rFonts w:ascii="Times New Roman" w:hAnsi="Times New Roman" w:cs="Times New Roman"/>
-          <w:sz w:val="28"/>
-          <w:szCs w:val="28"/>
-        </w:rPr>
-        <w:t>-</w:t>
-      </w:r>
-      <w:r>
-        <w:rPr>
-          <w:rFonts w:ascii="Times New Roman" w:hAnsi="Times New Roman" w:cs="Times New Roman"/>
-          <w:sz w:val="28"/>
-          <w:szCs w:val="28"/>
-        </w:rPr>
-        <w:t xml:space="preserve"> то же, что уже есть в приложении банка. ИИ позволяет задать вопрос своими словами («хватит ли до 10-го, если куплю наушники?»), сам выбирает нужный расчёт и подставляет параметры, объясняет результат и допущения простым языком и предлагает действие. При этом ИИ не считает суммы: все числа приходят из кода, поэтому модель не может «придумать» остаток.</w:t>
+        <w:t>Без ИИ пользователь получает ещё один экран с цифрами - то же, что уже есть в приложении банка. ИИ позволяет задать вопрос своими словами («хватит ли до 10-го, если куплю наушники?»), сам выбирает нужный расчёт и подставляет параметры, объясняет результат и допущения простым языком и предлагает действие. При этом ИИ не считает суммы: все числа приходят из кода, поэтому модель не может «придумать» остаток.</w:t>
       </w:r>
     </w:p>
     <w:p>
@@ -10324,39 +7393,7 @@
           <w:sz w:val="28"/>
           <w:szCs w:val="28"/>
         </w:rPr>
-        <w:t>понятно, сколько можно потратить сегодня</w:t>
-      </w:r>
-      <w:r>
-        <w:rPr>
-          <w:rFonts w:ascii="Times New Roman" w:hAnsi="Times New Roman" w:cs="Times New Roman"/>
-          <w:sz w:val="28"/>
-          <w:szCs w:val="28"/>
-        </w:rPr>
-        <w:t>,</w:t>
-      </w:r>
-      <w:r>
-        <w:rPr>
-          <w:rFonts w:ascii="Times New Roman" w:hAnsi="Times New Roman" w:cs="Times New Roman"/>
-          <w:sz w:val="28"/>
-          <w:szCs w:val="28"/>
-        </w:rPr>
-        <w:t xml:space="preserve"> видно, куда уходят деньги</w:t>
-      </w:r>
-      <w:r>
-        <w:rPr>
-          <w:rFonts w:ascii="Times New Roman" w:hAnsi="Times New Roman" w:cs="Times New Roman"/>
-          <w:sz w:val="28"/>
-          <w:szCs w:val="28"/>
-        </w:rPr>
-        <w:t>,</w:t>
-      </w:r>
-      <w:r>
-        <w:rPr>
-          <w:rFonts w:ascii="Times New Roman" w:hAnsi="Times New Roman" w:cs="Times New Roman"/>
-          <w:sz w:val="28"/>
-          <w:szCs w:val="28"/>
-        </w:rPr>
-        <w:t xml:space="preserve"> нехватка видна заранее, а не в последний день.</w:t>
+        <w:t>понятно, сколько можно потратить сегодня, видно, куда уходят деньги, нехватка видна заранее, а не в последний день.</w:t>
       </w:r>
     </w:p>
     <w:p>
@@ -10386,23 +7423,7 @@
           <w:sz w:val="28"/>
           <w:szCs w:val="28"/>
         </w:rPr>
-        <w:t>ассистент бесплатен для клиента и встроен в приложение</w:t>
-      </w:r>
-      <w:r>
-        <w:rPr>
-          <w:rFonts w:ascii="Times New Roman" w:hAnsi="Times New Roman" w:cs="Times New Roman"/>
-          <w:sz w:val="28"/>
-          <w:szCs w:val="28"/>
-        </w:rPr>
-        <w:t>,</w:t>
-      </w:r>
-      <w:r>
-        <w:rPr>
-          <w:rFonts w:ascii="Times New Roman" w:hAnsi="Times New Roman" w:cs="Times New Roman"/>
-          <w:sz w:val="28"/>
-          <w:szCs w:val="28"/>
-        </w:rPr>
-        <w:t xml:space="preserve"> банк получает выгоду косвенно.</w:t>
+        <w:t>ассистент бесплатен для клиента и встроен в приложение, банк получает выгоду косвенно.</w:t>
       </w:r>
     </w:p>
     <w:p>
@@ -10423,20 +7444,14 @@
         <w:rPr>
           <w:rFonts w:cs="Times New Roman"/>
         </w:rPr>
+        <w:t xml:space="preserve">Удержание молодых клиентов: студент, который ежедневно открывает приложение ради лимита, остаётся в банке и через несколько лет </w:t>
+      </w:r>
+      <w:r>
+        <w:rPr>
+          <w:rFonts w:cs="Times New Roman"/>
+        </w:rPr>
         <w:lastRenderedPageBreak/>
-        <w:t xml:space="preserve">Удержание молодых клиентов: студент, который ежедневно открывает приложение ради лимита, остаётся в банке и через несколько лет становится клиентом с зарплатой, вкладами и кредитами (рост LTV </w:t>
-      </w:r>
-      <w:r>
-        <w:rPr>
-          <w:rFonts w:cs="Times New Roman"/>
-        </w:rPr>
-        <w:t>-</w:t>
-      </w:r>
-      <w:r>
-        <w:rPr>
-          <w:rFonts w:cs="Times New Roman"/>
-        </w:rPr>
-        <w:t xml:space="preserve"> дохода от клиента за всё время).</w:t>
+        <w:t>становится клиентом с зарплатой, вкладами и кредитами (рост LTV - дохода от клиента за всё время).</w:t>
       </w:r>
     </w:p>
     <w:p>
@@ -10457,19 +7472,19 @@
         <w:rPr>
           <w:rFonts w:cs="Times New Roman"/>
         </w:rPr>
-        <w:t>Продажа продуктов банка: ассистент естественно подводит к копилке или накопительному счёту</w:t>
-      </w:r>
-      <w:r>
-        <w:rPr>
-          <w:rFonts w:cs="Times New Roman"/>
-        </w:rPr>
-        <w:t>,</w:t>
-      </w:r>
-      <w:r>
-        <w:rPr>
-          <w:rFonts w:cs="Times New Roman"/>
-        </w:rPr>
-        <w:t xml:space="preserve"> 73% молодых россиян 18–35 лет уже имеют сбережения [7].</w:t>
+        <w:t>Продажа продуктов банка: ассистент естественно подводит к копилке или накопительному счёту, 73% молодых россиян 18</w:t>
+      </w:r>
+      <w:r>
+        <w:rPr>
+          <w:rFonts w:cs="Times New Roman"/>
+        </w:rPr>
+        <w:t>-</w:t>
+      </w:r>
+      <w:r>
+        <w:rPr>
+          <w:rFonts w:cs="Times New Roman"/>
+        </w:rPr>
+        <w:t>35 лет уже имеют сбережения [7].</w:t>
       </w:r>
     </w:p>
     <w:p>
@@ -10548,23 +7563,7 @@
           <w:sz w:val="28"/>
           <w:szCs w:val="28"/>
         </w:rPr>
-        <w:t xml:space="preserve">Таблица 13 </w:t>
-      </w:r>
-      <w:r>
-        <w:rPr>
-          <w:rFonts w:ascii="Times New Roman" w:hAnsi="Times New Roman" w:cs="Times New Roman"/>
-          <w:sz w:val="28"/>
-          <w:szCs w:val="28"/>
-        </w:rPr>
-        <w:t>-</w:t>
-      </w:r>
-      <w:r>
-        <w:rPr>
-          <w:rFonts w:ascii="Times New Roman" w:hAnsi="Times New Roman" w:cs="Times New Roman"/>
-          <w:sz w:val="28"/>
-          <w:szCs w:val="28"/>
-        </w:rPr>
-        <w:t xml:space="preserve"> Отличия от существующих решений</w:t>
+        <w:t>Таблица 13 - Отличия от существующих решений</w:t>
       </w:r>
     </w:p>
     <w:tbl>
@@ -10848,23 +7847,7 @@
                 <w:sz w:val="28"/>
                 <w:szCs w:val="28"/>
               </w:rPr>
-              <w:t xml:space="preserve">«А если куплю кроссовки за 3 000?» </w:t>
-            </w:r>
-            <w:r>
-              <w:rPr>
-                <w:rFonts w:ascii="Times New Roman" w:hAnsi="Times New Roman" w:cs="Times New Roman"/>
-                <w:sz w:val="28"/>
-                <w:szCs w:val="28"/>
-              </w:rPr>
-              <w:t>-</w:t>
-            </w:r>
-            <w:r>
-              <w:rPr>
-                <w:rFonts w:ascii="Times New Roman" w:hAnsi="Times New Roman" w:cs="Times New Roman"/>
-                <w:sz w:val="28"/>
-                <w:szCs w:val="28"/>
-              </w:rPr>
-              <w:t xml:space="preserve"> мгновенный пересчёт</w:t>
+              <w:t>«А если куплю кроссовки за 3 000?» - мгновенный пересчёт</w:t>
             </w:r>
           </w:p>
         </w:tc>
@@ -11012,23 +7995,7 @@
                 <w:sz w:val="28"/>
                 <w:szCs w:val="28"/>
               </w:rPr>
-              <w:t>Все суммы считает код</w:t>
-            </w:r>
-            <w:r>
-              <w:rPr>
-                <w:rFonts w:ascii="Times New Roman" w:hAnsi="Times New Roman" w:cs="Times New Roman"/>
-                <w:sz w:val="28"/>
-                <w:szCs w:val="28"/>
-              </w:rPr>
-              <w:t>,</w:t>
-            </w:r>
-            <w:r>
-              <w:rPr>
-                <w:rFonts w:ascii="Times New Roman" w:hAnsi="Times New Roman" w:cs="Times New Roman"/>
-                <w:sz w:val="28"/>
-                <w:szCs w:val="28"/>
-              </w:rPr>
-              <w:t xml:space="preserve"> в ответе видны данные и допущения</w:t>
+              <w:t>Все суммы считает код, в ответе видны данные и допущения</w:t>
             </w:r>
           </w:p>
         </w:tc>
@@ -11076,27 +8043,7 @@
           <w:sz w:val="28"/>
           <w:szCs w:val="28"/>
         </w:rPr>
-        <w:t xml:space="preserve">Источник: сравнение </w:t>
-      </w:r>
-      <w:r>
-        <w:rPr>
-          <w:rFonts w:ascii="Times New Roman" w:hAnsi="Times New Roman" w:cs="Times New Roman"/>
-          <w:i/>
-          <w:iCs/>
-          <w:sz w:val="28"/>
-          <w:szCs w:val="28"/>
-        </w:rPr>
-        <w:t>-</w:t>
-      </w:r>
-      <w:r>
-        <w:rPr>
-          <w:rFonts w:ascii="Times New Roman" w:hAnsi="Times New Roman" w:cs="Times New Roman"/>
-          <w:i/>
-          <w:iCs/>
-          <w:sz w:val="28"/>
-          <w:szCs w:val="28"/>
-        </w:rPr>
-        <w:t xml:space="preserve"> команда, на основе анализа конкурентов (раздел 1.4) и сайтов продуктов [12], [13], [14].</w:t>
+        <w:t>Источник: сравнение - команда, на основе анализа конкурентов (раздел 1.4) и сайтов продуктов [12], [13], [14].</w:t>
       </w:r>
     </w:p>
     <w:p>
@@ -11164,7 +8111,7 @@
           <w:sz w:val="28"/>
           <w:szCs w:val="28"/>
         </w:rPr>
-        <w:t xml:space="preserve">Только синтетические данные (требование кейса): 3–5 профилей студентов, созданных командой по реалистичным параметрам </w:t>
+        <w:t>Только синтетические данные (требование кейса): 3</w:t>
       </w:r>
       <w:r>
         <w:rPr>
@@ -11180,7 +8127,23 @@
           <w:sz w:val="28"/>
           <w:szCs w:val="28"/>
         </w:rPr>
-        <w:t xml:space="preserve"> стипендия 2 296–3 448 ₽ [10], подработка в сферах, типичных для студентов [4], категории импульсивных трат из [3]. Реальные пароли, коды, номера карт и банковские аккаунты не используются.</w:t>
+        <w:t>5 профилей студентов, созданных командой по реалистичным параметрам - стипендия 2 296</w:t>
+      </w:r>
+      <w:r>
+        <w:rPr>
+          <w:rFonts w:ascii="Times New Roman" w:hAnsi="Times New Roman" w:cs="Times New Roman"/>
+          <w:sz w:val="28"/>
+          <w:szCs w:val="28"/>
+        </w:rPr>
+        <w:t>-</w:t>
+      </w:r>
+      <w:r>
+        <w:rPr>
+          <w:rFonts w:ascii="Times New Roman" w:hAnsi="Times New Roman" w:cs="Times New Roman"/>
+          <w:sz w:val="28"/>
+          <w:szCs w:val="28"/>
+        </w:rPr>
+        <w:t>3 448 ₽ [10], подработка в сферах, типичных для студентов [4], категории импульсивных трат из [3]. Реальные пароли, коды, номера карт и банковские аккаунты не используются.</w:t>
       </w:r>
     </w:p>
     <w:p>
@@ -11210,57 +8173,7 @@
           <w:sz w:val="28"/>
           <w:szCs w:val="28"/>
         </w:rPr>
-        <w:t>(1) выбор готового профиля</w:t>
-      </w:r>
-      <w:r>
-        <w:rPr>
-          <w:rFonts w:ascii="Times New Roman" w:hAnsi="Times New Roman" w:cs="Times New Roman"/>
-          <w:sz w:val="28"/>
-          <w:szCs w:val="28"/>
-        </w:rPr>
-        <w:t>,</w:t>
-      </w:r>
-      <w:r>
-        <w:rPr>
-          <w:rFonts w:ascii="Times New Roman" w:hAnsi="Times New Roman" w:cs="Times New Roman"/>
-          <w:sz w:val="28"/>
-          <w:szCs w:val="28"/>
-        </w:rPr>
-        <w:t xml:space="preserve"> (2) загрузка своего файла JSON/CSV по шаблону (шаблон и пример лежат в репозитории)</w:t>
-      </w:r>
-      <w:r>
-        <w:rPr>
-          <w:rFonts w:ascii="Times New Roman" w:hAnsi="Times New Roman" w:cs="Times New Roman"/>
-          <w:sz w:val="28"/>
-          <w:szCs w:val="28"/>
-        </w:rPr>
-        <w:t>,</w:t>
-      </w:r>
-      <w:r>
-        <w:rPr>
-          <w:rFonts w:ascii="Times New Roman" w:hAnsi="Times New Roman" w:cs="Times New Roman"/>
-          <w:sz w:val="28"/>
-          <w:szCs w:val="28"/>
-        </w:rPr>
-        <w:t xml:space="preserve"> (3) редактирование баланса, даты и </w:t>
-      </w:r>
-      <w:proofErr w:type="gramStart"/>
-      <w:r>
-        <w:rPr>
-          <w:rFonts w:ascii="Times New Roman" w:hAnsi="Times New Roman" w:cs="Times New Roman"/>
-          <w:sz w:val="28"/>
-          <w:szCs w:val="28"/>
-        </w:rPr>
-        <w:t>суммы следующей стипендии</w:t>
-      </w:r>
-      <w:proofErr w:type="gramEnd"/>
-      <w:r>
-        <w:rPr>
-          <w:rFonts w:ascii="Times New Roman" w:hAnsi="Times New Roman" w:cs="Times New Roman"/>
-          <w:sz w:val="28"/>
-          <w:szCs w:val="28"/>
-        </w:rPr>
-        <w:t xml:space="preserve"> и добавление поступления подработки в форме.</w:t>
+        <w:t>(1) выбор готового профиля, (2) загрузка своего файла JSON/CSV по шаблону (шаблон и пример лежат в репозитории), (3) редактирование баланса, даты и суммы следующей стипендии и добавление поступления подработки в форме.</w:t>
       </w:r>
     </w:p>
     <w:p>
@@ -11279,23 +8192,7 @@
           <w:sz w:val="28"/>
           <w:szCs w:val="28"/>
         </w:rPr>
-        <w:t xml:space="preserve">Таблица 14 </w:t>
-      </w:r>
-      <w:r>
-        <w:rPr>
-          <w:rFonts w:ascii="Times New Roman" w:hAnsi="Times New Roman" w:cs="Times New Roman"/>
-          <w:sz w:val="28"/>
-          <w:szCs w:val="28"/>
-        </w:rPr>
-        <w:t>-</w:t>
-      </w:r>
-      <w:r>
-        <w:rPr>
-          <w:rFonts w:ascii="Times New Roman" w:hAnsi="Times New Roman" w:cs="Times New Roman"/>
-          <w:sz w:val="28"/>
-          <w:szCs w:val="28"/>
-        </w:rPr>
-        <w:t xml:space="preserve"> Формат входных данных</w:t>
+        <w:t>Таблица 14 - Формат входных данных</w:t>
       </w:r>
     </w:p>
     <w:tbl>
@@ -11431,7 +8328,6 @@
                 <w:szCs w:val="28"/>
               </w:rPr>
             </w:pPr>
-            <w:proofErr w:type="spellStart"/>
             <w:r>
               <w:rPr>
                 <w:rFonts w:ascii="Times New Roman" w:hAnsi="Times New Roman" w:cs="Times New Roman"/>
@@ -11440,7 +8336,6 @@
               </w:rPr>
               <w:t>balance</w:t>
             </w:r>
-            <w:proofErr w:type="spellEnd"/>
           </w:p>
         </w:tc>
         <w:tc>
@@ -11531,7 +8426,6 @@
                 <w:szCs w:val="28"/>
               </w:rPr>
             </w:pPr>
-            <w:proofErr w:type="spellStart"/>
             <w:r>
               <w:rPr>
                 <w:rFonts w:ascii="Times New Roman" w:hAnsi="Times New Roman" w:cs="Times New Roman"/>
@@ -11540,7 +8434,6 @@
               </w:rPr>
               <w:t>calc_date</w:t>
             </w:r>
-            <w:proofErr w:type="spellEnd"/>
           </w:p>
         </w:tc>
         <w:tc>
@@ -11611,23 +8504,7 @@
                 <w:sz w:val="28"/>
                 <w:szCs w:val="28"/>
               </w:rPr>
-              <w:t xml:space="preserve">да (по умолчанию </w:t>
-            </w:r>
-            <w:r>
-              <w:rPr>
-                <w:rFonts w:ascii="Times New Roman" w:hAnsi="Times New Roman" w:cs="Times New Roman"/>
-                <w:sz w:val="28"/>
-                <w:szCs w:val="28"/>
-              </w:rPr>
-              <w:t>-</w:t>
-            </w:r>
-            <w:r>
-              <w:rPr>
-                <w:rFonts w:ascii="Times New Roman" w:hAnsi="Times New Roman" w:cs="Times New Roman"/>
-                <w:sz w:val="28"/>
-                <w:szCs w:val="28"/>
-              </w:rPr>
-              <w:t xml:space="preserve"> сегодня)</w:t>
+              <w:t>да (по умолчанию - сегодня)</w:t>
             </w:r>
           </w:p>
         </w:tc>
@@ -11647,7 +8524,6 @@
                 <w:szCs w:val="28"/>
               </w:rPr>
             </w:pPr>
-            <w:proofErr w:type="spellStart"/>
             <w:r>
               <w:rPr>
                 <w:rFonts w:ascii="Times New Roman" w:hAnsi="Times New Roman" w:cs="Times New Roman"/>
@@ -11656,7 +8532,6 @@
               </w:rPr>
               <w:t>next_income</w:t>
             </w:r>
-            <w:proofErr w:type="spellEnd"/>
           </w:p>
         </w:tc>
         <w:tc>
@@ -11747,7 +8622,6 @@
                 <w:szCs w:val="28"/>
               </w:rPr>
             </w:pPr>
-            <w:proofErr w:type="spellStart"/>
             <w:r>
               <w:rPr>
                 <w:rFonts w:ascii="Times New Roman" w:hAnsi="Times New Roman" w:cs="Times New Roman"/>
@@ -11756,7 +8630,6 @@
               </w:rPr>
               <w:t>incomes</w:t>
             </w:r>
-            <w:proofErr w:type="spellEnd"/>
           </w:p>
         </w:tc>
         <w:tc>
@@ -11847,7 +8720,6 @@
                 <w:szCs w:val="28"/>
               </w:rPr>
             </w:pPr>
-            <w:proofErr w:type="spellStart"/>
             <w:r>
               <w:rPr>
                 <w:rFonts w:ascii="Times New Roman" w:hAnsi="Times New Roman" w:cs="Times New Roman"/>
@@ -11856,7 +8728,6 @@
               </w:rPr>
               <w:t>transactions</w:t>
             </w:r>
-            <w:proofErr w:type="spellEnd"/>
           </w:p>
         </w:tc>
         <w:tc>
@@ -11947,7 +8818,6 @@
                 <w:szCs w:val="28"/>
               </w:rPr>
             </w:pPr>
-            <w:proofErr w:type="spellStart"/>
             <w:r>
               <w:rPr>
                 <w:rFonts w:ascii="Times New Roman" w:hAnsi="Times New Roman" w:cs="Times New Roman"/>
@@ -11956,7 +8826,6 @@
               </w:rPr>
               <w:t>recurring</w:t>
             </w:r>
-            <w:proofErr w:type="spellEnd"/>
           </w:p>
         </w:tc>
         <w:tc>
@@ -12047,7 +8916,6 @@
                 <w:szCs w:val="28"/>
               </w:rPr>
             </w:pPr>
-            <w:proofErr w:type="spellStart"/>
             <w:r>
               <w:rPr>
                 <w:rFonts w:ascii="Times New Roman" w:hAnsi="Times New Roman" w:cs="Times New Roman"/>
@@ -12056,7 +8924,6 @@
               </w:rPr>
               <w:t>goal</w:t>
             </w:r>
-            <w:proofErr w:type="spellEnd"/>
           </w:p>
         </w:tc>
         <w:tc>
@@ -12170,23 +9037,7 @@
           <w:sz w:val="28"/>
           <w:szCs w:val="28"/>
         </w:rPr>
-        <w:t xml:space="preserve">Таблица 15 </w:t>
-      </w:r>
-      <w:r>
-        <w:rPr>
-          <w:rFonts w:ascii="Times New Roman" w:hAnsi="Times New Roman" w:cs="Times New Roman"/>
-          <w:sz w:val="28"/>
-          <w:szCs w:val="28"/>
-        </w:rPr>
-        <w:t>-</w:t>
-      </w:r>
-      <w:r>
-        <w:rPr>
-          <w:rFonts w:ascii="Times New Roman" w:hAnsi="Times New Roman" w:cs="Times New Roman"/>
-          <w:sz w:val="28"/>
-          <w:szCs w:val="28"/>
-        </w:rPr>
-        <w:t xml:space="preserve"> Обработка пустых, неполных и ошибочных данных</w:t>
+        <w:t>Таблица 15 - Обработка пустых, неполных и ошибочных данных</w:t>
       </w:r>
     </w:p>
     <w:tbl>
@@ -12349,39 +9200,7 @@
                 <w:sz w:val="28"/>
                 <w:szCs w:val="28"/>
               </w:rPr>
-              <w:t xml:space="preserve">«Нет данных о тратах за период </w:t>
-            </w:r>
-            <w:r>
-              <w:rPr>
-                <w:rFonts w:ascii="Times New Roman" w:hAnsi="Times New Roman" w:cs="Times New Roman"/>
-                <w:sz w:val="28"/>
-                <w:szCs w:val="28"/>
-              </w:rPr>
-              <w:t>-</w:t>
-            </w:r>
-            <w:r>
-              <w:rPr>
-                <w:rFonts w:ascii="Times New Roman" w:hAnsi="Times New Roman" w:cs="Times New Roman"/>
-                <w:sz w:val="28"/>
-                <w:szCs w:val="28"/>
-              </w:rPr>
-              <w:t xml:space="preserve"> разбор по категориям недоступен». Лимит считается, прогноз по среднему темпу </w:t>
-            </w:r>
-            <w:r>
-              <w:rPr>
-                <w:rFonts w:ascii="Times New Roman" w:hAnsi="Times New Roman" w:cs="Times New Roman"/>
-                <w:sz w:val="28"/>
-                <w:szCs w:val="28"/>
-              </w:rPr>
-              <w:t>-</w:t>
-            </w:r>
-            <w:r>
-              <w:rPr>
-                <w:rFonts w:ascii="Times New Roman" w:hAnsi="Times New Roman" w:cs="Times New Roman"/>
-                <w:sz w:val="28"/>
-                <w:szCs w:val="28"/>
-              </w:rPr>
-              <w:t xml:space="preserve"> нет</w:t>
+              <w:t>«Нет данных о тратах за период - разбор по категориям недоступен». Лимит считается, прогноз по среднему темпу - нет</w:t>
             </w:r>
           </w:p>
         </w:tc>
@@ -12531,23 +9350,7 @@
                 <w:sz w:val="28"/>
                 <w:szCs w:val="28"/>
               </w:rPr>
-              <w:t>Сообщение с указанием строки и поля</w:t>
-            </w:r>
-            <w:r>
-              <w:rPr>
-                <w:rFonts w:ascii="Times New Roman" w:hAnsi="Times New Roman" w:cs="Times New Roman"/>
-                <w:sz w:val="28"/>
-                <w:szCs w:val="28"/>
-              </w:rPr>
-              <w:t>,</w:t>
-            </w:r>
-            <w:r>
-              <w:rPr>
-                <w:rFonts w:ascii="Times New Roman" w:hAnsi="Times New Roman" w:cs="Times New Roman"/>
-                <w:sz w:val="28"/>
-                <w:szCs w:val="28"/>
-              </w:rPr>
-              <w:t xml:space="preserve"> файл не принимается</w:t>
+              <w:t>Сообщение с указанием строки и поля, файл не принимается</w:t>
             </w:r>
           </w:p>
         </w:tc>
@@ -12640,39 +9443,7 @@
           <w:sz w:val="28"/>
           <w:szCs w:val="28"/>
         </w:rPr>
-        <w:t xml:space="preserve">Таблица 16 </w:t>
-      </w:r>
-      <w:r>
-        <w:rPr>
-          <w:rFonts w:ascii="Times New Roman" w:hAnsi="Times New Roman" w:cs="Times New Roman"/>
-          <w:sz w:val="28"/>
-          <w:szCs w:val="28"/>
-        </w:rPr>
-        <w:t>-</w:t>
-      </w:r>
-      <w:r>
-        <w:rPr>
-          <w:rFonts w:ascii="Times New Roman" w:hAnsi="Times New Roman" w:cs="Times New Roman"/>
-          <w:sz w:val="28"/>
-          <w:szCs w:val="28"/>
-        </w:rPr>
-        <w:t xml:space="preserve"> Матрица «вход </w:t>
-      </w:r>
-      <w:r>
-        <w:rPr>
-          <w:rFonts w:ascii="Times New Roman" w:hAnsi="Times New Roman" w:cs="Times New Roman"/>
-          <w:sz w:val="28"/>
-          <w:szCs w:val="28"/>
-        </w:rPr>
-        <w:t>и</w:t>
-      </w:r>
-      <w:r>
-        <w:rPr>
-          <w:rFonts w:ascii="Times New Roman" w:hAnsi="Times New Roman" w:cs="Times New Roman"/>
-          <w:sz w:val="28"/>
-          <w:szCs w:val="28"/>
-        </w:rPr>
-        <w:t xml:space="preserve"> результат»</w:t>
+        <w:t>Таблица 16 - Матрица «вход и результат»</w:t>
       </w:r>
     </w:p>
     <w:tbl>
@@ -12810,39 +9581,7 @@
                 <w:sz w:val="28"/>
                 <w:szCs w:val="28"/>
               </w:rPr>
-              <w:t>Дата и сумма следующего гарантированного поступления</w:t>
-            </w:r>
-            <w:r>
-              <w:rPr>
-                <w:rFonts w:ascii="Times New Roman" w:hAnsi="Times New Roman" w:cs="Times New Roman"/>
-                <w:sz w:val="28"/>
-                <w:szCs w:val="28"/>
-              </w:rPr>
-              <w:t>,</w:t>
-            </w:r>
-            <w:r>
-              <w:rPr>
-                <w:rFonts w:ascii="Times New Roman" w:hAnsi="Times New Roman" w:cs="Times New Roman"/>
-                <w:sz w:val="28"/>
-                <w:szCs w:val="28"/>
-              </w:rPr>
-              <w:t xml:space="preserve"> подработка </w:t>
-            </w:r>
-            <w:r>
-              <w:rPr>
-                <w:rFonts w:ascii="Times New Roman" w:hAnsi="Times New Roman" w:cs="Times New Roman"/>
-                <w:sz w:val="28"/>
-                <w:szCs w:val="28"/>
-              </w:rPr>
-              <w:t>-</w:t>
-            </w:r>
-            <w:r>
-              <w:rPr>
-                <w:rFonts w:ascii="Times New Roman" w:hAnsi="Times New Roman" w:cs="Times New Roman"/>
-                <w:sz w:val="28"/>
-                <w:szCs w:val="28"/>
-              </w:rPr>
-              <w:t xml:space="preserve"> после поступления</w:t>
+              <w:t>Дата и сумма следующего гарантированного поступления, подработка - после поступления</w:t>
             </w:r>
           </w:p>
         </w:tc>
@@ -13562,19 +10301,7 @@
         <w:rPr>
           <w:rFonts w:cs="Times New Roman"/>
         </w:rPr>
-        <w:t xml:space="preserve">Спросить: «А если куплю кроссовки за 3 000?» </w:t>
-      </w:r>
-      <w:r>
-        <w:rPr>
-          <w:rFonts w:cs="Times New Roman"/>
-        </w:rPr>
-        <w:t>-</w:t>
-      </w:r>
-      <w:r>
-        <w:rPr>
-          <w:rFonts w:cs="Times New Roman"/>
-        </w:rPr>
-        <w:t xml:space="preserve"> получить пересчитанный лимит.</w:t>
+        <w:t>Спросить: «А если куплю кроссовки за 3 000?» - получить пересчитанный лимит.</w:t>
       </w:r>
     </w:p>
     <w:p>
@@ -13612,19 +10339,7 @@
         <w:rPr>
           <w:rFonts w:cs="Times New Roman"/>
         </w:rPr>
-        <w:t xml:space="preserve">Дни до поступления D = дата следующего гарантированного поступления </w:t>
-      </w:r>
-      <w:r>
-        <w:rPr>
-          <w:rFonts w:cs="Times New Roman"/>
-        </w:rPr>
-        <w:t>-</w:t>
-      </w:r>
-      <w:r>
-        <w:rPr>
-          <w:rFonts w:cs="Times New Roman"/>
-        </w:rPr>
-        <w:t xml:space="preserve"> дата расчёта.</w:t>
+        <w:t>Дни до поступления D = дата следующего гарантированного поступления - дата расчёта.</w:t>
       </w:r>
     </w:p>
     <w:p>
@@ -13644,19 +10359,7 @@
         <w:rPr>
           <w:rFonts w:cs="Times New Roman"/>
         </w:rPr>
-        <w:t xml:space="preserve">Доступно A = баланс </w:t>
-      </w:r>
-      <w:r>
-        <w:rPr>
-          <w:rFonts w:cs="Times New Roman"/>
-        </w:rPr>
-        <w:t>-</w:t>
-      </w:r>
-      <w:r>
-        <w:rPr>
-          <w:rFonts w:cs="Times New Roman"/>
-        </w:rPr>
-        <w:t xml:space="preserve"> обязательные платежи, списываемые с даты расчёта до даты поступления.</w:t>
+        <w:t>Доступно A = баланс - обязательные платежи, списываемые с даты расчёта до даты поступления.</w:t>
       </w:r>
     </w:p>
     <w:p>
@@ -13770,23 +10473,7 @@
           <w:sz w:val="28"/>
           <w:szCs w:val="28"/>
         </w:rPr>
-        <w:t xml:space="preserve">гарантированным считается только поступление с известной датой и суммой (стипендия). Подработка заранее не учитывается </w:t>
-      </w:r>
-      <w:r>
-        <w:rPr>
-          <w:rFonts w:ascii="Times New Roman" w:hAnsi="Times New Roman" w:cs="Times New Roman"/>
-          <w:sz w:val="28"/>
-          <w:szCs w:val="28"/>
-        </w:rPr>
-        <w:t>-</w:t>
-      </w:r>
-      <w:r>
-        <w:rPr>
-          <w:rFonts w:ascii="Times New Roman" w:hAnsi="Times New Roman" w:cs="Times New Roman"/>
-          <w:sz w:val="28"/>
-          <w:szCs w:val="28"/>
-        </w:rPr>
-        <w:t xml:space="preserve"> она добавляется в баланс, когда фактически пришла, и лимит пересчитывается. Допущение показывается в каждом ответе.</w:t>
+        <w:t>гарантированным считается только поступление с известной датой и суммой (стипендия). Подработка заранее не учитывается - она добавляется в баланс, когда фактически пришла, и лимит пересчитывается. Допущение показывается в каждом ответе.</w:t>
       </w:r>
     </w:p>
     <w:p>
@@ -13824,39 +10511,7 @@
           <w:sz w:val="28"/>
           <w:szCs w:val="28"/>
         </w:rPr>
-        <w:t xml:space="preserve">Дата расчёта во всех примерах </w:t>
-      </w:r>
-      <w:r>
-        <w:rPr>
-          <w:rFonts w:ascii="Times New Roman" w:hAnsi="Times New Roman" w:cs="Times New Roman"/>
-          <w:sz w:val="28"/>
-          <w:szCs w:val="28"/>
-        </w:rPr>
-        <w:t>-</w:t>
-      </w:r>
-      <w:r>
-        <w:rPr>
-          <w:rFonts w:ascii="Times New Roman" w:hAnsi="Times New Roman" w:cs="Times New Roman"/>
-          <w:sz w:val="28"/>
-          <w:szCs w:val="28"/>
-        </w:rPr>
-        <w:t xml:space="preserve"> 26.09.2026, следующая стипендия </w:t>
-      </w:r>
-      <w:r>
-        <w:rPr>
-          <w:rFonts w:ascii="Times New Roman" w:hAnsi="Times New Roman" w:cs="Times New Roman"/>
-          <w:sz w:val="28"/>
-          <w:szCs w:val="28"/>
-        </w:rPr>
-        <w:t>-</w:t>
-      </w:r>
-      <w:r>
-        <w:rPr>
-          <w:rFonts w:ascii="Times New Roman" w:hAnsi="Times New Roman" w:cs="Times New Roman"/>
-          <w:sz w:val="28"/>
-          <w:szCs w:val="28"/>
-        </w:rPr>
-        <w:t xml:space="preserve"> 10.10.2026 (D = 14 дней). Эталон посчитан вручную и проверен кодом.</w:t>
+        <w:t>Дата расчёта во всех примерах - 26.09.2026, следующая стипендия - 10.10.2026 (D = 14 дней). Эталон посчитан вручную и проверен кодом.</w:t>
       </w:r>
     </w:p>
     <w:p>
@@ -13875,23 +10530,7 @@
           <w:sz w:val="28"/>
           <w:szCs w:val="28"/>
         </w:rPr>
-        <w:t xml:space="preserve">Таблица 17 </w:t>
-      </w:r>
-      <w:r>
-        <w:rPr>
-          <w:rFonts w:ascii="Times New Roman" w:hAnsi="Times New Roman" w:cs="Times New Roman"/>
-          <w:sz w:val="28"/>
-          <w:szCs w:val="28"/>
-        </w:rPr>
-        <w:t>-</w:t>
-      </w:r>
-      <w:r>
-        <w:rPr>
-          <w:rFonts w:ascii="Times New Roman" w:hAnsi="Times New Roman" w:cs="Times New Roman"/>
-          <w:sz w:val="28"/>
-          <w:szCs w:val="28"/>
-        </w:rPr>
-        <w:t xml:space="preserve"> Проверочные примеры</w:t>
+        <w:t>Таблица 17 - Проверочные примеры</w:t>
       </w:r>
     </w:p>
     <w:tbl>
@@ -14057,23 +10696,7 @@
                 <w:sz w:val="28"/>
                 <w:szCs w:val="28"/>
               </w:rPr>
-              <w:t>Баланс 8 000</w:t>
-            </w:r>
-            <w:r>
-              <w:rPr>
-                <w:rFonts w:ascii="Times New Roman" w:hAnsi="Times New Roman" w:cs="Times New Roman"/>
-                <w:sz w:val="28"/>
-                <w:szCs w:val="28"/>
-              </w:rPr>
-              <w:t>,</w:t>
-            </w:r>
-            <w:r>
-              <w:rPr>
-                <w:rFonts w:ascii="Times New Roman" w:hAnsi="Times New Roman" w:cs="Times New Roman"/>
-                <w:sz w:val="28"/>
-                <w:szCs w:val="28"/>
-              </w:rPr>
-              <w:t xml:space="preserve"> платежи до стипендии: связь 400 + проезд 1 000</w:t>
+              <w:t>Баланс 8 000, платежи до стипендии: связь 400 + проезд 1 000</w:t>
             </w:r>
           </w:p>
         </w:tc>
@@ -14097,39 +10720,7 @@
                 <w:sz w:val="28"/>
                 <w:szCs w:val="28"/>
               </w:rPr>
-              <w:t xml:space="preserve">A </w:t>
-            </w:r>
-            <w:r>
-              <w:rPr>
-                <w:rFonts w:ascii="Times New Roman" w:hAnsi="Times New Roman" w:cs="Times New Roman"/>
-                <w:sz w:val="28"/>
-                <w:szCs w:val="28"/>
-              </w:rPr>
-              <w:t>=</w:t>
-            </w:r>
-            <w:r>
-              <w:rPr>
-                <w:rFonts w:ascii="Times New Roman" w:hAnsi="Times New Roman" w:cs="Times New Roman"/>
-                <w:sz w:val="28"/>
-                <w:szCs w:val="28"/>
-              </w:rPr>
-              <w:t xml:space="preserve"> 6 600</w:t>
-            </w:r>
-            <w:r>
-              <w:rPr>
-                <w:rFonts w:ascii="Times New Roman" w:hAnsi="Times New Roman" w:cs="Times New Roman"/>
-                <w:sz w:val="28"/>
-                <w:szCs w:val="28"/>
-              </w:rPr>
-              <w:t>,</w:t>
-            </w:r>
-            <w:r>
-              <w:rPr>
-                <w:rFonts w:ascii="Times New Roman" w:hAnsi="Times New Roman" w:cs="Times New Roman"/>
-                <w:sz w:val="28"/>
-                <w:szCs w:val="28"/>
-              </w:rPr>
-              <w:t xml:space="preserve"> лимит 471 ₽/день</w:t>
+              <w:t>A = 6 600, лимит 471 ₽/день</w:t>
             </w:r>
           </w:p>
         </w:tc>
@@ -14424,23 +11015,7 @@
                 <w:sz w:val="28"/>
                 <w:szCs w:val="28"/>
               </w:rPr>
-              <w:t>A = 11 600</w:t>
-            </w:r>
-            <w:r>
-              <w:rPr>
-                <w:rFonts w:ascii="Times New Roman" w:hAnsi="Times New Roman" w:cs="Times New Roman"/>
-                <w:sz w:val="28"/>
-                <w:szCs w:val="28"/>
-              </w:rPr>
-              <w:t>,</w:t>
-            </w:r>
-            <w:r>
-              <w:rPr>
-                <w:rFonts w:ascii="Times New Roman" w:hAnsi="Times New Roman" w:cs="Times New Roman"/>
-                <w:sz w:val="28"/>
-                <w:szCs w:val="28"/>
-              </w:rPr>
-              <w:t xml:space="preserve"> лимит 828 ₽/день</w:t>
+              <w:t>A = 11 600, лимит 828 ₽/день</w:t>
             </w:r>
           </w:p>
         </w:tc>
@@ -14514,23 +11089,7 @@
                 <w:sz w:val="28"/>
                 <w:szCs w:val="28"/>
               </w:rPr>
-              <w:t>Баланс 1 000</w:t>
-            </w:r>
-            <w:r>
-              <w:rPr>
-                <w:rFonts w:ascii="Times New Roman" w:hAnsi="Times New Roman" w:cs="Times New Roman"/>
-                <w:sz w:val="28"/>
-                <w:szCs w:val="28"/>
-              </w:rPr>
-              <w:t>,</w:t>
-            </w:r>
-            <w:r>
-              <w:rPr>
-                <w:rFonts w:ascii="Times New Roman" w:hAnsi="Times New Roman" w:cs="Times New Roman"/>
-                <w:sz w:val="28"/>
-                <w:szCs w:val="28"/>
-              </w:rPr>
-              <w:t xml:space="preserve"> платежи 1 400</w:t>
+              <w:t>Баланс 1 000, платежи 1 400</w:t>
             </w:r>
           </w:p>
         </w:tc>
@@ -14554,23 +11113,7 @@
                 <w:sz w:val="28"/>
                 <w:szCs w:val="28"/>
               </w:rPr>
-              <w:t>Лимит 0</w:t>
-            </w:r>
-            <w:r>
-              <w:rPr>
-                <w:rFonts w:ascii="Times New Roman" w:hAnsi="Times New Roman" w:cs="Times New Roman"/>
-                <w:sz w:val="28"/>
-                <w:szCs w:val="28"/>
-              </w:rPr>
-              <w:t>,</w:t>
-            </w:r>
-            <w:r>
-              <w:rPr>
-                <w:rFonts w:ascii="Times New Roman" w:hAnsi="Times New Roman" w:cs="Times New Roman"/>
-                <w:sz w:val="28"/>
-                <w:szCs w:val="28"/>
-              </w:rPr>
-              <w:t xml:space="preserve"> дефицит 400 ₽</w:t>
+              <w:t>Лимит 0, дефицит 400 ₽</w:t>
             </w:r>
           </w:p>
         </w:tc>
@@ -14742,25 +11285,7 @@
                 <w:sz w:val="28"/>
                 <w:szCs w:val="28"/>
               </w:rPr>
-              <w:t>Сумма транзакции «-</w:t>
-            </w:r>
-            <w:proofErr w:type="spellStart"/>
-            <w:r>
-              <w:rPr>
-                <w:rFonts w:ascii="Times New Roman" w:hAnsi="Times New Roman" w:cs="Times New Roman"/>
-                <w:sz w:val="28"/>
-                <w:szCs w:val="28"/>
-              </w:rPr>
-              <w:t>abc</w:t>
-            </w:r>
-            <w:proofErr w:type="spellEnd"/>
-            <w:r>
-              <w:rPr>
-                <w:rFonts w:ascii="Times New Roman" w:hAnsi="Times New Roman" w:cs="Times New Roman"/>
-                <w:sz w:val="28"/>
-                <w:szCs w:val="28"/>
-              </w:rPr>
-              <w:t>»</w:t>
+              <w:t>Сумма транзакции «-abc»</w:t>
             </w:r>
           </w:p>
         </w:tc>
@@ -15100,179 +11625,13 @@
         </w:rPr>
         <w:t xml:space="preserve">Стек: </w:t>
       </w:r>
-      <w:proofErr w:type="spellStart"/>
-      <w:r>
-        <w:rPr>
-          <w:rFonts w:ascii="Times New Roman" w:hAnsi="Times New Roman" w:cs="Times New Roman"/>
-          <w:sz w:val="28"/>
-          <w:szCs w:val="28"/>
-        </w:rPr>
-        <w:t>FastAPI</w:t>
-      </w:r>
-      <w:proofErr w:type="spellEnd"/>
-      <w:r>
-        <w:rPr>
-          <w:rFonts w:ascii="Times New Roman" w:hAnsi="Times New Roman" w:cs="Times New Roman"/>
-          <w:sz w:val="28"/>
-          <w:szCs w:val="28"/>
-        </w:rPr>
-        <w:t xml:space="preserve"> (</w:t>
-      </w:r>
-      <w:proofErr w:type="spellStart"/>
-      <w:r>
-        <w:rPr>
-          <w:rFonts w:ascii="Times New Roman" w:hAnsi="Times New Roman" w:cs="Times New Roman"/>
-          <w:sz w:val="28"/>
-          <w:szCs w:val="28"/>
-        </w:rPr>
-        <w:t>backend</w:t>
-      </w:r>
-      <w:proofErr w:type="spellEnd"/>
-      <w:r>
-        <w:rPr>
-          <w:rFonts w:ascii="Times New Roman" w:hAnsi="Times New Roman" w:cs="Times New Roman"/>
-          <w:sz w:val="28"/>
-          <w:szCs w:val="28"/>
-        </w:rPr>
-        <w:t>, расчёты на Python), HTML/CSS/JS (</w:t>
-      </w:r>
-      <w:proofErr w:type="spellStart"/>
-      <w:r>
-        <w:rPr>
-          <w:rFonts w:ascii="Times New Roman" w:hAnsi="Times New Roman" w:cs="Times New Roman"/>
-          <w:sz w:val="28"/>
-          <w:szCs w:val="28"/>
-        </w:rPr>
-        <w:t>frontend</w:t>
-      </w:r>
-      <w:proofErr w:type="spellEnd"/>
-      <w:r>
-        <w:rPr>
-          <w:rFonts w:ascii="Times New Roman" w:hAnsi="Times New Roman" w:cs="Times New Roman"/>
-          <w:sz w:val="28"/>
-          <w:szCs w:val="28"/>
-        </w:rPr>
-        <w:t xml:space="preserve">), </w:t>
-      </w:r>
-      <w:proofErr w:type="spellStart"/>
-      <w:r>
-        <w:rPr>
-          <w:rFonts w:ascii="Times New Roman" w:hAnsi="Times New Roman" w:cs="Times New Roman"/>
-          <w:sz w:val="28"/>
-          <w:szCs w:val="28"/>
-        </w:rPr>
-        <w:t>YandexGPT</w:t>
-      </w:r>
-      <w:proofErr w:type="spellEnd"/>
-      <w:r>
-        <w:rPr>
-          <w:rFonts w:ascii="Times New Roman" w:hAnsi="Times New Roman" w:cs="Times New Roman"/>
-          <w:sz w:val="28"/>
-          <w:szCs w:val="28"/>
-        </w:rPr>
-        <w:t xml:space="preserve"> или </w:t>
-      </w:r>
-      <w:proofErr w:type="spellStart"/>
-      <w:r>
-        <w:rPr>
-          <w:rFonts w:ascii="Times New Roman" w:hAnsi="Times New Roman" w:cs="Times New Roman"/>
-          <w:sz w:val="28"/>
-          <w:szCs w:val="28"/>
-        </w:rPr>
-        <w:t>GigaChat</w:t>
-      </w:r>
-      <w:proofErr w:type="spellEnd"/>
-      <w:r>
-        <w:rPr>
-          <w:rFonts w:ascii="Times New Roman" w:hAnsi="Times New Roman" w:cs="Times New Roman"/>
-          <w:sz w:val="28"/>
-          <w:szCs w:val="28"/>
-        </w:rPr>
-        <w:t xml:space="preserve"> через API, данные </w:t>
-      </w:r>
-      <w:r>
-        <w:rPr>
-          <w:rFonts w:ascii="Times New Roman" w:hAnsi="Times New Roman" w:cs="Times New Roman"/>
-          <w:sz w:val="28"/>
-          <w:szCs w:val="28"/>
-        </w:rPr>
-        <w:t>-</w:t>
-      </w:r>
-      <w:r>
-        <w:rPr>
-          <w:rFonts w:ascii="Times New Roman" w:hAnsi="Times New Roman" w:cs="Times New Roman"/>
-          <w:sz w:val="28"/>
-          <w:szCs w:val="28"/>
-        </w:rPr>
-        <w:t xml:space="preserve"> JSON, деплой </w:t>
-      </w:r>
-      <w:r>
-        <w:rPr>
-          <w:rFonts w:ascii="Times New Roman" w:hAnsi="Times New Roman" w:cs="Times New Roman"/>
-          <w:sz w:val="28"/>
-          <w:szCs w:val="28"/>
-        </w:rPr>
-        <w:t>-</w:t>
-      </w:r>
-      <w:r>
-        <w:rPr>
-          <w:rFonts w:ascii="Times New Roman" w:hAnsi="Times New Roman" w:cs="Times New Roman"/>
-          <w:sz w:val="28"/>
-          <w:szCs w:val="28"/>
-        </w:rPr>
-        <w:t xml:space="preserve"> </w:t>
-      </w:r>
-      <w:proofErr w:type="spellStart"/>
-      <w:r>
-        <w:rPr>
-          <w:rFonts w:ascii="Times New Roman" w:hAnsi="Times New Roman" w:cs="Times New Roman"/>
-          <w:sz w:val="28"/>
-          <w:szCs w:val="28"/>
-        </w:rPr>
-        <w:t>Render</w:t>
-      </w:r>
-      <w:proofErr w:type="spellEnd"/>
-      <w:r>
-        <w:rPr>
-          <w:rFonts w:ascii="Times New Roman" w:hAnsi="Times New Roman" w:cs="Times New Roman"/>
-          <w:sz w:val="28"/>
-          <w:szCs w:val="28"/>
-        </w:rPr>
-        <w:t xml:space="preserve">, репозиторий </w:t>
-      </w:r>
-      <w:r>
-        <w:rPr>
-          <w:rFonts w:ascii="Times New Roman" w:hAnsi="Times New Roman" w:cs="Times New Roman"/>
-          <w:sz w:val="28"/>
-          <w:szCs w:val="28"/>
-        </w:rPr>
-        <w:t>-</w:t>
-      </w:r>
-      <w:r>
-        <w:rPr>
-          <w:rFonts w:ascii="Times New Roman" w:hAnsi="Times New Roman" w:cs="Times New Roman"/>
-          <w:sz w:val="28"/>
-          <w:szCs w:val="28"/>
-        </w:rPr>
-        <w:t xml:space="preserve"> </w:t>
-      </w:r>
-      <w:proofErr w:type="spellStart"/>
-      <w:r>
-        <w:rPr>
-          <w:rFonts w:ascii="Times New Roman" w:hAnsi="Times New Roman" w:cs="Times New Roman"/>
-          <w:sz w:val="28"/>
-          <w:szCs w:val="28"/>
-        </w:rPr>
-        <w:t>GitHub</w:t>
-      </w:r>
-      <w:proofErr w:type="spellEnd"/>
-      <w:r>
-        <w:rPr>
-          <w:rFonts w:ascii="Times New Roman" w:hAnsi="Times New Roman" w:cs="Times New Roman"/>
-          <w:sz w:val="28"/>
-          <w:szCs w:val="28"/>
-        </w:rPr>
-        <w:t>.</w:t>
+      <w:r>
+        <w:rPr>
+          <w:rFonts w:ascii="Times New Roman" w:hAnsi="Times New Roman" w:cs="Times New Roman"/>
+          <w:sz w:val="28"/>
+          <w:szCs w:val="28"/>
+        </w:rPr>
+        <w:t>FastAPI (backend, расчёты на Python), HTML/CSS/JS (frontend), GigaChat через API (архитектура позволяет заменить модель), данные - JSON, деплой - Render, репозиторий - GitHub.</w:t>
       </w:r>
     </w:p>
     <w:p>
@@ -15291,23 +11650,7 @@
           <w:sz w:val="28"/>
           <w:szCs w:val="28"/>
         </w:rPr>
-        <w:t xml:space="preserve">Таблица 18 </w:t>
-      </w:r>
-      <w:r>
-        <w:rPr>
-          <w:rFonts w:ascii="Times New Roman" w:hAnsi="Times New Roman" w:cs="Times New Roman"/>
-          <w:sz w:val="28"/>
-          <w:szCs w:val="28"/>
-        </w:rPr>
-        <w:t>-</w:t>
-      </w:r>
-      <w:r>
-        <w:rPr>
-          <w:rFonts w:ascii="Times New Roman" w:hAnsi="Times New Roman" w:cs="Times New Roman"/>
-          <w:sz w:val="28"/>
-          <w:szCs w:val="28"/>
-        </w:rPr>
-        <w:t xml:space="preserve"> Структура репозитория</w:t>
+        <w:t>Таблица 18 - Структура репозитория</w:t>
       </w:r>
     </w:p>
     <w:tbl>
@@ -15389,23 +11732,13 @@
                 <w:szCs w:val="28"/>
               </w:rPr>
             </w:pPr>
-            <w:proofErr w:type="spellStart"/>
-            <w:r>
-              <w:rPr>
-                <w:rFonts w:ascii="Times New Roman" w:hAnsi="Times New Roman" w:cs="Times New Roman"/>
-                <w:sz w:val="28"/>
-                <w:szCs w:val="28"/>
-              </w:rPr>
-              <w:t>backend</w:t>
-            </w:r>
-            <w:proofErr w:type="spellEnd"/>
-            <w:r>
-              <w:rPr>
-                <w:rFonts w:ascii="Times New Roman" w:hAnsi="Times New Roman" w:cs="Times New Roman"/>
-                <w:sz w:val="28"/>
-                <w:szCs w:val="28"/>
-              </w:rPr>
-              <w:t>/</w:t>
+            <w:r>
+              <w:rPr>
+                <w:rFonts w:ascii="Times New Roman" w:hAnsi="Times New Roman" w:cs="Times New Roman"/>
+                <w:sz w:val="28"/>
+                <w:szCs w:val="28"/>
+              </w:rPr>
+              <w:t>backend/</w:t>
             </w:r>
           </w:p>
         </w:tc>
@@ -15429,25 +11762,7 @@
                 <w:sz w:val="28"/>
                 <w:szCs w:val="28"/>
               </w:rPr>
-              <w:t>API, функции расчёта (</w:t>
-            </w:r>
-            <w:proofErr w:type="spellStart"/>
-            <w:r>
-              <w:rPr>
-                <w:rFonts w:ascii="Times New Roman" w:hAnsi="Times New Roman" w:cs="Times New Roman"/>
-                <w:sz w:val="28"/>
-                <w:szCs w:val="28"/>
-              </w:rPr>
-              <w:t>tools</w:t>
-            </w:r>
-            <w:proofErr w:type="spellEnd"/>
-            <w:r>
-              <w:rPr>
-                <w:rFonts w:ascii="Times New Roman" w:hAnsi="Times New Roman" w:cs="Times New Roman"/>
-                <w:sz w:val="28"/>
-                <w:szCs w:val="28"/>
-              </w:rPr>
-              <w:t>), подключение модели</w:t>
+              <w:t>API, функции расчёта (tools), подключение модели</w:t>
             </w:r>
           </w:p>
         </w:tc>
@@ -15467,7 +11782,6 @@
                 <w:szCs w:val="28"/>
               </w:rPr>
             </w:pPr>
-            <w:proofErr w:type="spellStart"/>
             <w:r>
               <w:rPr>
                 <w:rFonts w:ascii="Times New Roman" w:hAnsi="Times New Roman" w:cs="Times New Roman"/>
@@ -15475,16 +11789,7 @@
                 <w:szCs w:val="28"/>
               </w:rPr>
               <w:lastRenderedPageBreak/>
-              <w:t>frontend</w:t>
-            </w:r>
-            <w:proofErr w:type="spellEnd"/>
-            <w:r>
-              <w:rPr>
-                <w:rFonts w:ascii="Times New Roman" w:hAnsi="Times New Roman" w:cs="Times New Roman"/>
-                <w:sz w:val="28"/>
-                <w:szCs w:val="28"/>
-              </w:rPr>
-              <w:t>/</w:t>
+              <w:t>frontend/</w:t>
             </w:r>
           </w:p>
         </w:tc>
@@ -15528,23 +11833,13 @@
                 <w:szCs w:val="28"/>
               </w:rPr>
             </w:pPr>
-            <w:proofErr w:type="spellStart"/>
-            <w:r>
-              <w:rPr>
-                <w:rFonts w:ascii="Times New Roman" w:hAnsi="Times New Roman" w:cs="Times New Roman"/>
-                <w:sz w:val="28"/>
-                <w:szCs w:val="28"/>
-              </w:rPr>
-              <w:t>data</w:t>
-            </w:r>
-            <w:proofErr w:type="spellEnd"/>
-            <w:r>
-              <w:rPr>
-                <w:rFonts w:ascii="Times New Roman" w:hAnsi="Times New Roman" w:cs="Times New Roman"/>
-                <w:sz w:val="28"/>
-                <w:szCs w:val="28"/>
-              </w:rPr>
-              <w:t>/</w:t>
+            <w:r>
+              <w:rPr>
+                <w:rFonts w:ascii="Times New Roman" w:hAnsi="Times New Roman" w:cs="Times New Roman"/>
+                <w:sz w:val="28"/>
+                <w:szCs w:val="28"/>
+              </w:rPr>
+              <w:t>data/</w:t>
             </w:r>
           </w:p>
         </w:tc>
@@ -15588,23 +11883,13 @@
                 <w:szCs w:val="28"/>
               </w:rPr>
             </w:pPr>
-            <w:proofErr w:type="spellStart"/>
-            <w:r>
-              <w:rPr>
-                <w:rFonts w:ascii="Times New Roman" w:hAnsi="Times New Roman" w:cs="Times New Roman"/>
-                <w:sz w:val="28"/>
-                <w:szCs w:val="28"/>
-              </w:rPr>
-              <w:t>tests</w:t>
-            </w:r>
-            <w:proofErr w:type="spellEnd"/>
-            <w:r>
-              <w:rPr>
-                <w:rFonts w:ascii="Times New Roman" w:hAnsi="Times New Roman" w:cs="Times New Roman"/>
-                <w:sz w:val="28"/>
-                <w:szCs w:val="28"/>
-              </w:rPr>
-              <w:t>/</w:t>
+            <w:r>
+              <w:rPr>
+                <w:rFonts w:ascii="Times New Roman" w:hAnsi="Times New Roman" w:cs="Times New Roman"/>
+                <w:sz w:val="28"/>
+                <w:szCs w:val="28"/>
+              </w:rPr>
+              <w:t>tests/</w:t>
             </w:r>
           </w:p>
         </w:tc>
@@ -15698,34 +11983,14 @@
                 <w:szCs w:val="28"/>
               </w:rPr>
             </w:pPr>
-            <w:proofErr w:type="gramStart"/>
-            <w:r>
-              <w:rPr>
-                <w:rFonts w:ascii="Times New Roman" w:hAnsi="Times New Roman" w:cs="Times New Roman"/>
-                <w:sz w:val="28"/>
-                <w:szCs w:val="28"/>
-              </w:rPr>
-              <w:t>.</w:t>
-            </w:r>
-            <w:proofErr w:type="spellStart"/>
-            <w:r>
-              <w:rPr>
-                <w:rFonts w:ascii="Times New Roman" w:hAnsi="Times New Roman" w:cs="Times New Roman"/>
-                <w:sz w:val="28"/>
-                <w:szCs w:val="28"/>
-              </w:rPr>
-              <w:t>env</w:t>
-            </w:r>
-            <w:proofErr w:type="gramEnd"/>
-            <w:r>
-              <w:rPr>
-                <w:rFonts w:ascii="Times New Roman" w:hAnsi="Times New Roman" w:cs="Times New Roman"/>
-                <w:sz w:val="28"/>
-                <w:szCs w:val="28"/>
-              </w:rPr>
-              <w:t>.example</w:t>
-            </w:r>
-            <w:proofErr w:type="spellEnd"/>
+            <w:r>
+              <w:rPr>
+                <w:rFonts w:ascii="Times New Roman" w:hAnsi="Times New Roman" w:cs="Times New Roman"/>
+                <w:sz w:val="28"/>
+                <w:szCs w:val="28"/>
+              </w:rPr>
+              <w:t>.env.example</w:t>
+            </w:r>
           </w:p>
         </w:tc>
         <w:tc>
@@ -15748,51 +12013,7 @@
                 <w:sz w:val="28"/>
                 <w:szCs w:val="28"/>
               </w:rPr>
-              <w:t>Шаблон переменных</w:t>
-            </w:r>
-            <w:r>
-              <w:rPr>
-                <w:rFonts w:ascii="Times New Roman" w:hAnsi="Times New Roman" w:cs="Times New Roman"/>
-                <w:sz w:val="28"/>
-                <w:szCs w:val="28"/>
-              </w:rPr>
-              <w:t>,</w:t>
-            </w:r>
-            <w:r>
-              <w:rPr>
-                <w:rFonts w:ascii="Times New Roman" w:hAnsi="Times New Roman" w:cs="Times New Roman"/>
-                <w:sz w:val="28"/>
-                <w:szCs w:val="28"/>
-              </w:rPr>
-              <w:t xml:space="preserve"> реальные ключи API в репозиторий не попадают </w:t>
-            </w:r>
-            <w:proofErr w:type="gramStart"/>
-            <w:r>
-              <w:rPr>
-                <w:rFonts w:ascii="Times New Roman" w:hAnsi="Times New Roman" w:cs="Times New Roman"/>
-                <w:sz w:val="28"/>
-                <w:szCs w:val="28"/>
-              </w:rPr>
-              <w:t>(.</w:t>
-            </w:r>
-            <w:proofErr w:type="spellStart"/>
-            <w:r>
-              <w:rPr>
-                <w:rFonts w:ascii="Times New Roman" w:hAnsi="Times New Roman" w:cs="Times New Roman"/>
-                <w:sz w:val="28"/>
-                <w:szCs w:val="28"/>
-              </w:rPr>
-              <w:t>gitignore</w:t>
-            </w:r>
-            <w:proofErr w:type="spellEnd"/>
-            <w:proofErr w:type="gramEnd"/>
-            <w:r>
-              <w:rPr>
-                <w:rFonts w:ascii="Times New Roman" w:hAnsi="Times New Roman" w:cs="Times New Roman"/>
-                <w:sz w:val="28"/>
-                <w:szCs w:val="28"/>
-              </w:rPr>
-              <w:t>)</w:t>
+              <w:t>Шаблон переменных, реальные ключи API в репозиторий не попадают (.gitignore)</w:t>
             </w:r>
           </w:p>
         </w:tc>
@@ -15867,23 +12088,7 @@
           <w:sz w:val="28"/>
           <w:szCs w:val="28"/>
         </w:rPr>
-        <w:t xml:space="preserve">Таблица 19 </w:t>
-      </w:r>
-      <w:r>
-        <w:rPr>
-          <w:rFonts w:ascii="Times New Roman" w:hAnsi="Times New Roman" w:cs="Times New Roman"/>
-          <w:sz w:val="28"/>
-          <w:szCs w:val="28"/>
-        </w:rPr>
-        <w:t>-</w:t>
-      </w:r>
-      <w:r>
-        <w:rPr>
-          <w:rFonts w:ascii="Times New Roman" w:hAnsi="Times New Roman" w:cs="Times New Roman"/>
-          <w:sz w:val="28"/>
-          <w:szCs w:val="28"/>
-        </w:rPr>
-        <w:t xml:space="preserve"> Дополнительные функции</w:t>
+        <w:t>Таблица 19 - Дополнительные функции</w:t>
       </w:r>
     </w:p>
     <w:tbl>
@@ -16120,23 +12325,7 @@
                 <w:sz w:val="28"/>
                 <w:szCs w:val="28"/>
               </w:rPr>
-              <w:t xml:space="preserve">Профиль с подписками </w:t>
-            </w:r>
-            <w:r>
-              <w:rPr>
-                <w:rFonts w:ascii="Times New Roman" w:hAnsi="Times New Roman" w:cs="Times New Roman"/>
-                <w:sz w:val="28"/>
-                <w:szCs w:val="28"/>
-              </w:rPr>
-              <w:t>-</w:t>
-            </w:r>
-            <w:r>
-              <w:rPr>
-                <w:rFonts w:ascii="Times New Roman" w:hAnsi="Times New Roman" w:cs="Times New Roman"/>
-                <w:sz w:val="28"/>
-                <w:szCs w:val="28"/>
-              </w:rPr>
-              <w:t xml:space="preserve"> список в чате</w:t>
+              <w:t>Профиль с подписками - список в чате</w:t>
             </w:r>
           </w:p>
         </w:tc>
@@ -16210,23 +12399,7 @@
                 <w:sz w:val="28"/>
                 <w:szCs w:val="28"/>
               </w:rPr>
-              <w:t xml:space="preserve">Профиль с целью </w:t>
-            </w:r>
-            <w:r>
-              <w:rPr>
-                <w:rFonts w:ascii="Times New Roman" w:hAnsi="Times New Roman" w:cs="Times New Roman"/>
-                <w:sz w:val="28"/>
-                <w:szCs w:val="28"/>
-              </w:rPr>
-              <w:t>-</w:t>
-            </w:r>
-            <w:r>
-              <w:rPr>
-                <w:rFonts w:ascii="Times New Roman" w:hAnsi="Times New Roman" w:cs="Times New Roman"/>
-                <w:sz w:val="28"/>
-                <w:szCs w:val="28"/>
-              </w:rPr>
-              <w:t xml:space="preserve"> темп и срок</w:t>
+              <w:t>Профиль с целью - темп и срок</w:t>
             </w:r>
           </w:p>
         </w:tc>
@@ -16276,7 +12449,7 @@
         <w:pStyle w:val="a5"/>
         <w:numPr>
           <w:ilvl w:val="0"/>
-          <w:numId w:val="20"/>
+          <w:numId w:val="29"/>
         </w:numPr>
         <w:spacing w:after="0" w:line="276" w:lineRule="auto"/>
         <w:contextualSpacing w:val="0"/>
@@ -16297,7 +12470,7 @@
         <w:pStyle w:val="a5"/>
         <w:numPr>
           <w:ilvl w:val="0"/>
-          <w:numId w:val="20"/>
+          <w:numId w:val="29"/>
         </w:numPr>
         <w:spacing w:after="0" w:line="276" w:lineRule="auto"/>
         <w:contextualSpacing w:val="0"/>
@@ -16310,19 +12483,7 @@
         <w:rPr>
           <w:rFonts w:cs="Times New Roman"/>
         </w:rPr>
-        <w:t xml:space="preserve">Подработка учитывается только после поступления </w:t>
-      </w:r>
-      <w:r>
-        <w:rPr>
-          <w:rFonts w:cs="Times New Roman"/>
-        </w:rPr>
-        <w:t>-</w:t>
-      </w:r>
-      <w:r>
-        <w:rPr>
-          <w:rFonts w:cs="Times New Roman"/>
-        </w:rPr>
-        <w:t xml:space="preserve"> лимит консервативный.</w:t>
+        <w:t>Подработка учитывается только после поступления - лимит консервативный.</w:t>
       </w:r>
     </w:p>
     <w:p>
@@ -16330,7 +12491,7 @@
         <w:pStyle w:val="a5"/>
         <w:numPr>
           <w:ilvl w:val="0"/>
-          <w:numId w:val="20"/>
+          <w:numId w:val="29"/>
         </w:numPr>
         <w:spacing w:after="0" w:line="276" w:lineRule="auto"/>
         <w:contextualSpacing w:val="0"/>
@@ -16343,19 +12504,7 @@
         <w:rPr>
           <w:rFonts w:cs="Times New Roman"/>
         </w:rPr>
-        <w:t>Языковая модель может неточно сформулировать объяснение</w:t>
-      </w:r>
-      <w:r>
-        <w:rPr>
-          <w:rFonts w:cs="Times New Roman"/>
-        </w:rPr>
-        <w:t>,</w:t>
-      </w:r>
-      <w:r>
-        <w:rPr>
-          <w:rFonts w:cs="Times New Roman"/>
-        </w:rPr>
-        <w:t xml:space="preserve"> числа при этом всегда из кода.</w:t>
+        <w:t>Языковая модель может неточно сформулировать объяснение, числа при этом всегда из кода.</w:t>
       </w:r>
     </w:p>
     <w:p>
@@ -16363,7 +12512,7 @@
         <w:pStyle w:val="a5"/>
         <w:numPr>
           <w:ilvl w:val="0"/>
-          <w:numId w:val="20"/>
+          <w:numId w:val="29"/>
         </w:numPr>
         <w:spacing w:after="0" w:line="276" w:lineRule="auto"/>
         <w:contextualSpacing w:val="0"/>
@@ -16384,7 +12533,7 @@
         <w:pStyle w:val="a5"/>
         <w:numPr>
           <w:ilvl w:val="0"/>
-          <w:numId w:val="20"/>
+          <w:numId w:val="29"/>
         </w:numPr>
         <w:spacing w:after="0" w:line="276" w:lineRule="auto"/>
         <w:contextualSpacing w:val="0"/>
@@ -16437,39 +12586,7 @@
           <w:sz w:val="28"/>
           <w:szCs w:val="28"/>
         </w:rPr>
-        <w:t>Модель показывает, как продукт окупается для Т-Банка. Ассистент бесплатен для клиента в базовой версии и встроен в приложение банка</w:t>
-      </w:r>
-      <w:r>
-        <w:rPr>
-          <w:rFonts w:ascii="Times New Roman" w:hAnsi="Times New Roman" w:cs="Times New Roman"/>
-          <w:sz w:val="28"/>
-          <w:szCs w:val="28"/>
-        </w:rPr>
-        <w:t>,</w:t>
-      </w:r>
-      <w:r>
-        <w:rPr>
-          <w:rFonts w:ascii="Times New Roman" w:hAnsi="Times New Roman" w:cs="Times New Roman"/>
-          <w:sz w:val="28"/>
-          <w:szCs w:val="28"/>
-        </w:rPr>
-        <w:t xml:space="preserve"> выгода банка складывается из косвенной и прямой прибыли. Где нет открытых данных, используются допущения </w:t>
-      </w:r>
-      <w:r>
-        <w:rPr>
-          <w:rFonts w:ascii="Times New Roman" w:hAnsi="Times New Roman" w:cs="Times New Roman"/>
-          <w:sz w:val="28"/>
-          <w:szCs w:val="28"/>
-        </w:rPr>
-        <w:t>-</w:t>
-      </w:r>
-      <w:r>
-        <w:rPr>
-          <w:rFonts w:ascii="Times New Roman" w:hAnsi="Times New Roman" w:cs="Times New Roman"/>
-          <w:sz w:val="28"/>
-          <w:szCs w:val="28"/>
-        </w:rPr>
-        <w:t xml:space="preserve"> они помечены явно.</w:t>
+        <w:t>Модель показывает, как продукт окупается для Т-Банка. Ассистент бесплатен для клиента в базовой версии и встроен в приложение банка, выгода банка складывается из косвенной и прямой прибыли. Где нет открытых данных, используются допущения - они помечены явно.</w:t>
       </w:r>
     </w:p>
     <w:p>
@@ -16509,113 +12626,15 @@
           <w:sz w:val="28"/>
           <w:szCs w:val="28"/>
         </w:rPr>
-        <w:t>Косвенная прибыль.</w:t>
-      </w:r>
-      <w:r>
-        <w:rPr>
-          <w:rFonts w:ascii="Times New Roman" w:hAnsi="Times New Roman" w:cs="Times New Roman"/>
-          <w:b/>
-          <w:bCs/>
-          <w:sz w:val="28"/>
-          <w:szCs w:val="28"/>
-        </w:rPr>
-        <w:t xml:space="preserve"> </w:t>
-      </w:r>
-      <w:r>
-        <w:rPr>
-          <w:rFonts w:ascii="Times New Roman" w:hAnsi="Times New Roman" w:cs="Times New Roman"/>
-          <w:sz w:val="28"/>
-          <w:szCs w:val="28"/>
-        </w:rPr>
-        <w:t>Первое п</w:t>
-      </w:r>
-      <w:r>
-        <w:rPr>
-          <w:rFonts w:ascii="Times New Roman" w:hAnsi="Times New Roman" w:cs="Times New Roman"/>
-          <w:sz w:val="28"/>
-          <w:szCs w:val="28"/>
-        </w:rPr>
-        <w:t xml:space="preserve">ривлечение: студенты приходят в банк ради функции «Дневной лимит», и банку не нужно платить за их привлечение. Ориентир стоимости привлечения </w:t>
-      </w:r>
-      <w:r>
-        <w:rPr>
-          <w:rFonts w:ascii="Times New Roman" w:hAnsi="Times New Roman" w:cs="Times New Roman"/>
-          <w:sz w:val="28"/>
-          <w:szCs w:val="28"/>
-        </w:rPr>
-        <w:t>-</w:t>
-      </w:r>
-      <w:r>
-        <w:rPr>
-          <w:rFonts w:ascii="Times New Roman" w:hAnsi="Times New Roman" w:cs="Times New Roman"/>
-          <w:sz w:val="28"/>
-          <w:szCs w:val="28"/>
-        </w:rPr>
-        <w:t xml:space="preserve"> бонус по программе «Приведи друга»: до 3 000 ₽ за нового клиента с дебетовой картой [17].  </w:t>
-      </w:r>
-      <w:r>
-        <w:rPr>
-          <w:rFonts w:ascii="Times New Roman" w:hAnsi="Times New Roman" w:cs="Times New Roman"/>
-          <w:sz w:val="28"/>
-          <w:szCs w:val="28"/>
-        </w:rPr>
-        <w:t>Второе у</w:t>
-      </w:r>
-      <w:r>
-        <w:rPr>
-          <w:rFonts w:ascii="Times New Roman" w:hAnsi="Times New Roman" w:cs="Times New Roman"/>
-          <w:sz w:val="28"/>
-          <w:szCs w:val="28"/>
-        </w:rPr>
-        <w:t xml:space="preserve">держание: клиент, который ежедневно пользуется лимитом, реже уходит в другой банк. Средняя чистая прибыль Т-Банка на активного клиента </w:t>
-      </w:r>
-      <w:r>
-        <w:rPr>
-          <w:rFonts w:ascii="Times New Roman" w:hAnsi="Times New Roman" w:cs="Times New Roman"/>
-          <w:sz w:val="28"/>
-          <w:szCs w:val="28"/>
-        </w:rPr>
-        <w:t>-</w:t>
-      </w:r>
-      <w:r>
-        <w:rPr>
-          <w:rFonts w:ascii="Times New Roman" w:hAnsi="Times New Roman" w:cs="Times New Roman"/>
-          <w:sz w:val="28"/>
-          <w:szCs w:val="28"/>
-        </w:rPr>
-        <w:t xml:space="preserve"> ≈ 5 600 ₽ в год (192,4 млрд ₽ чистой прибыли / 34,3 млн активных клиентов за 2025 г. [16])</w:t>
-      </w:r>
-      <w:r>
-        <w:rPr>
-          <w:rFonts w:ascii="Times New Roman" w:hAnsi="Times New Roman" w:cs="Times New Roman"/>
-          <w:sz w:val="28"/>
-          <w:szCs w:val="28"/>
-        </w:rPr>
-        <w:t>,</w:t>
-      </w:r>
-      <w:r>
-        <w:rPr>
-          <w:rFonts w:ascii="Times New Roman" w:hAnsi="Times New Roman" w:cs="Times New Roman"/>
-          <w:sz w:val="28"/>
-          <w:szCs w:val="28"/>
-        </w:rPr>
-        <w:t xml:space="preserve"> для студента берём 25% от среднего </w:t>
-      </w:r>
-      <w:r>
-        <w:rPr>
-          <w:rFonts w:ascii="Times New Roman" w:hAnsi="Times New Roman" w:cs="Times New Roman"/>
-          <w:sz w:val="28"/>
-          <w:szCs w:val="28"/>
-        </w:rPr>
-        <w:t>-</w:t>
-      </w:r>
-      <w:r>
-        <w:rPr>
-          <w:rFonts w:ascii="Times New Roman" w:hAnsi="Times New Roman" w:cs="Times New Roman"/>
-          <w:sz w:val="28"/>
-          <w:szCs w:val="28"/>
-        </w:rPr>
-        <w:t xml:space="preserve"> ≈ 1 400 ₽ в год (допущение).</w:t>
+        <w:t xml:space="preserve">Косвенная прибыль. </w:t>
+      </w:r>
+      <w:r>
+        <w:rPr>
+          <w:rFonts w:ascii="Times New Roman" w:hAnsi="Times New Roman" w:cs="Times New Roman"/>
+          <w:sz w:val="28"/>
+          <w:szCs w:val="28"/>
+        </w:rPr>
+        <w:t>(1) Привлечение: студенты приходят в банк ради функции «Дневной лимит», и банку не нужно платить за их привлечение. Ориентир стоимости привлечения - бонус по программе «Приведи друга»: до 3 000 ₽ за нового клиента с дебетовой картой [17]. (2) Удержание: клиент, который ежедневно пользуется лимитом, реже уходит в другой банк. Средняя чистая прибыль Т-Банка на активного клиента - ≈ 5 600 ₽ в год (192,4 млрд ₽ чистой прибыли / 34,3 млн активных клиентов за 2025 г. [16]), для студента берём 25% от среднего - ≈ 1 400 ₽ в год (допущение).</w:t>
       </w:r>
     </w:p>
     <w:p>
@@ -16645,71 +12664,7 @@
           <w:sz w:val="28"/>
           <w:szCs w:val="28"/>
         </w:rPr>
-        <w:t xml:space="preserve">Базовый лимит </w:t>
-      </w:r>
-      <w:r>
-        <w:rPr>
-          <w:rFonts w:ascii="Times New Roman" w:hAnsi="Times New Roman" w:cs="Times New Roman"/>
-          <w:sz w:val="28"/>
-          <w:szCs w:val="28"/>
-        </w:rPr>
-        <w:t>-</w:t>
-      </w:r>
-      <w:r>
-        <w:rPr>
-          <w:rFonts w:ascii="Times New Roman" w:hAnsi="Times New Roman" w:cs="Times New Roman"/>
-          <w:sz w:val="28"/>
-          <w:szCs w:val="28"/>
-        </w:rPr>
-        <w:t xml:space="preserve"> бесплатно</w:t>
-      </w:r>
-      <w:r>
-        <w:rPr>
-          <w:rFonts w:ascii="Times New Roman" w:hAnsi="Times New Roman" w:cs="Times New Roman"/>
-          <w:sz w:val="28"/>
-          <w:szCs w:val="28"/>
-        </w:rPr>
-        <w:t>,</w:t>
-      </w:r>
-      <w:r>
-        <w:rPr>
-          <w:rFonts w:ascii="Times New Roman" w:hAnsi="Times New Roman" w:cs="Times New Roman"/>
-          <w:sz w:val="28"/>
-          <w:szCs w:val="28"/>
-        </w:rPr>
-        <w:t xml:space="preserve"> расширенный режим (прогноз, проверка покупки, цели накопления) </w:t>
-      </w:r>
-      <w:r>
-        <w:rPr>
-          <w:rFonts w:ascii="Times New Roman" w:hAnsi="Times New Roman" w:cs="Times New Roman"/>
-          <w:sz w:val="28"/>
-          <w:szCs w:val="28"/>
-        </w:rPr>
-        <w:t>-</w:t>
-      </w:r>
-      <w:r>
-        <w:rPr>
-          <w:rFonts w:ascii="Times New Roman" w:hAnsi="Times New Roman" w:cs="Times New Roman"/>
-          <w:sz w:val="28"/>
-          <w:szCs w:val="28"/>
-        </w:rPr>
-        <w:t xml:space="preserve"> в составе подписки Т-Банк Pro, которая стоит 299 ₽ в месяц [18]. Дополнительный вариант </w:t>
-      </w:r>
-      <w:r>
-        <w:rPr>
-          <w:rFonts w:ascii="Times New Roman" w:hAnsi="Times New Roman" w:cs="Times New Roman"/>
-          <w:sz w:val="28"/>
-          <w:szCs w:val="28"/>
-        </w:rPr>
-        <w:t>-</w:t>
-      </w:r>
-      <w:r>
-        <w:rPr>
-          <w:rFonts w:ascii="Times New Roman" w:hAnsi="Times New Roman" w:cs="Times New Roman"/>
-          <w:sz w:val="28"/>
-          <w:szCs w:val="28"/>
-        </w:rPr>
-        <w:t xml:space="preserve"> продажа модуля другим банкам (B2B2C), в расчёт не включён.</w:t>
+        <w:t>Базовый лимит - бесплатно, расширенный режим (прогноз, проверка покупки, цели накопления) - в составе подписки Т-Банк Pro, которая стоит 299 ₽ в месяц [18]. Дополнительный вариант - продажа модуля другим банкам (B2B2C), в расчёт не включён.</w:t>
       </w:r>
     </w:p>
     <w:p>
@@ -16735,7 +12690,7 @@
         <w:pStyle w:val="a5"/>
         <w:numPr>
           <w:ilvl w:val="0"/>
-          <w:numId w:val="20"/>
+          <w:numId w:val="30"/>
         </w:numPr>
         <w:spacing w:after="0" w:line="276" w:lineRule="auto"/>
         <w:contextualSpacing w:val="0"/>
@@ -16748,59 +12703,7 @@
         <w:rPr>
           <w:rFonts w:cs="Times New Roman"/>
         </w:rPr>
-        <w:t xml:space="preserve">Запросы к языковой модели: </w:t>
-      </w:r>
-      <w:proofErr w:type="spellStart"/>
-      <w:r>
-        <w:rPr>
-          <w:rFonts w:cs="Times New Roman"/>
-        </w:rPr>
-        <w:t>YandexGPT</w:t>
-      </w:r>
-      <w:proofErr w:type="spellEnd"/>
-      <w:r>
-        <w:rPr>
-          <w:rFonts w:cs="Times New Roman"/>
-        </w:rPr>
-        <w:t xml:space="preserve"> Lite </w:t>
-      </w:r>
-      <w:r>
-        <w:rPr>
-          <w:rFonts w:cs="Times New Roman"/>
-        </w:rPr>
-        <w:t>-</w:t>
-      </w:r>
-      <w:r>
-        <w:rPr>
-          <w:rFonts w:cs="Times New Roman"/>
-        </w:rPr>
-        <w:t xml:space="preserve"> 0,2 ₽ за 1 000 токенов, </w:t>
-      </w:r>
-      <w:proofErr w:type="spellStart"/>
-      <w:r>
-        <w:rPr>
-          <w:rFonts w:cs="Times New Roman"/>
-        </w:rPr>
-        <w:t>YandexGPT</w:t>
-      </w:r>
-      <w:proofErr w:type="spellEnd"/>
-      <w:r>
-        <w:rPr>
-          <w:rFonts w:cs="Times New Roman"/>
-        </w:rPr>
-        <w:t xml:space="preserve"> Pro 5.1 </w:t>
-      </w:r>
-      <w:r>
-        <w:rPr>
-          <w:rFonts w:cs="Times New Roman"/>
-        </w:rPr>
-        <w:t>-</w:t>
-      </w:r>
-      <w:r>
-        <w:rPr>
-          <w:rFonts w:cs="Times New Roman"/>
-        </w:rPr>
-        <w:t xml:space="preserve"> 0,8 ₽ [15]. Допущение: 10 вопросов в месяц на пользователя, ≈ 2 000 токенов на вопрос (запрос, данные, результат расчёта, ответ).</w:t>
+        <w:t>Запросы к языковой модели: в MVP используется GigaChat. Тарифы для юрлиц: GigaChat Lite - 0,065 ₽ за 1 000 токенов, GigaChat Pro - 0,5 ₽ [15]. Допущение: 10 вопросов в месяц на пользователя, ≈ 2 000 токенов на вопрос (запрос, данные, результат расчёта, ответ).</w:t>
       </w:r>
     </w:p>
     <w:p>
@@ -16808,7 +12711,7 @@
         <w:pStyle w:val="a5"/>
         <w:numPr>
           <w:ilvl w:val="0"/>
-          <w:numId w:val="20"/>
+          <w:numId w:val="30"/>
         </w:numPr>
         <w:spacing w:after="0" w:line="276" w:lineRule="auto"/>
         <w:contextualSpacing w:val="0"/>
@@ -16821,55 +12724,7 @@
         <w:rPr>
           <w:rFonts w:cs="Times New Roman"/>
         </w:rPr>
-        <w:t xml:space="preserve">Стоимость на пользователя в год: Lite </w:t>
-      </w:r>
-      <w:r>
-        <w:rPr>
-          <w:rFonts w:cs="Times New Roman"/>
-        </w:rPr>
-        <w:t>-</w:t>
-      </w:r>
-      <w:r>
-        <w:rPr>
-          <w:rFonts w:cs="Times New Roman"/>
-        </w:rPr>
-        <w:t xml:space="preserve"> 10 × 12 × 2 × 0,2 = 48 ₽</w:t>
-      </w:r>
-      <w:r>
-        <w:rPr>
-          <w:rFonts w:cs="Times New Roman"/>
-        </w:rPr>
-        <w:t>,</w:t>
-      </w:r>
-      <w:r>
-        <w:rPr>
-          <w:rFonts w:cs="Times New Roman"/>
-        </w:rPr>
-        <w:t xml:space="preserve"> Pro 5.1 </w:t>
-      </w:r>
-      <w:r>
-        <w:rPr>
-          <w:rFonts w:cs="Times New Roman"/>
-        </w:rPr>
-        <w:t>-</w:t>
-      </w:r>
-      <w:r>
-        <w:rPr>
-          <w:rFonts w:cs="Times New Roman"/>
-        </w:rPr>
-        <w:t xml:space="preserve"> 192 ₽. В модели используется Lite</w:t>
-      </w:r>
-      <w:r>
-        <w:rPr>
-          <w:rFonts w:cs="Times New Roman"/>
-        </w:rPr>
-        <w:t>,</w:t>
-      </w:r>
-      <w:r>
-        <w:rPr>
-          <w:rFonts w:cs="Times New Roman"/>
-        </w:rPr>
-        <w:t xml:space="preserve"> Pro подключается только для сложных вопросов.</w:t>
+        <w:t>Стоимость на пользователя в год: Lite - 10 × 12 × 2 × 0,065 ≈ 16 ₽ (точнее 15,6 ₽), Pro - 120 ₽. В модели используется Lite, Pro подключается только для сложных вопросов.</w:t>
       </w:r>
     </w:p>
     <w:p>
@@ -16877,7 +12732,7 @@
         <w:pStyle w:val="a5"/>
         <w:numPr>
           <w:ilvl w:val="0"/>
-          <w:numId w:val="20"/>
+          <w:numId w:val="30"/>
         </w:numPr>
         <w:spacing w:after="0" w:line="276" w:lineRule="auto"/>
         <w:contextualSpacing w:val="0"/>
@@ -16890,19 +12745,7 @@
         <w:rPr>
           <w:rFonts w:cs="Times New Roman"/>
         </w:rPr>
-        <w:t xml:space="preserve">Разработка, интеграция в приложение и поддержка в первый год </w:t>
-      </w:r>
-      <w:r>
-        <w:rPr>
-          <w:rFonts w:cs="Times New Roman"/>
-        </w:rPr>
-        <w:t>-</w:t>
-      </w:r>
-      <w:r>
-        <w:rPr>
-          <w:rFonts w:cs="Times New Roman"/>
-        </w:rPr>
-        <w:t xml:space="preserve"> 2 млн ₽ (допущение).</w:t>
+        <w:t>Разработка, интеграция в приложение и поддержка в первый год - 2 млн ₽ (допущение).</w:t>
       </w:r>
     </w:p>
     <w:p>
@@ -16920,17 +12763,8 @@
           <w:rFonts w:cs="Times New Roman"/>
           <w:szCs w:val="28"/>
         </w:rPr>
-        <w:t xml:space="preserve">4.3 Расчёт </w:t>
-      </w:r>
-      <w:proofErr w:type="gramStart"/>
-      <w:r>
-        <w:rPr>
-          <w:rFonts w:cs="Times New Roman"/>
-          <w:szCs w:val="28"/>
-        </w:rPr>
-        <w:t>на пилот</w:t>
-      </w:r>
-      <w:proofErr w:type="gramEnd"/>
+        <w:t>4.3 Расчёт на пилот</w:t>
+      </w:r>
     </w:p>
     <w:p>
       <w:pPr>
@@ -16949,23 +12783,7 @@
           <w:sz w:val="28"/>
           <w:szCs w:val="28"/>
         </w:rPr>
-        <w:t xml:space="preserve">Пилот </w:t>
-      </w:r>
-      <w:r>
-        <w:rPr>
-          <w:rFonts w:ascii="Times New Roman" w:hAnsi="Times New Roman" w:cs="Times New Roman"/>
-          <w:sz w:val="28"/>
-          <w:szCs w:val="28"/>
-        </w:rPr>
-        <w:t>-</w:t>
-      </w:r>
-      <w:r>
-        <w:rPr>
-          <w:rFonts w:ascii="Times New Roman" w:hAnsi="Times New Roman" w:cs="Times New Roman"/>
-          <w:sz w:val="28"/>
-          <w:szCs w:val="28"/>
-        </w:rPr>
-        <w:t xml:space="preserve"> 50 000 студентов-пользователей функции за первый год (≈ 3% от сегмента в 1,6 млн человек, допущение).</w:t>
+        <w:t>Пилот - 50 000 студентов-пользователей функции за первый год (≈ 3% от сегмента в 1,6 млн человек, допущение).</w:t>
       </w:r>
     </w:p>
     <w:p>
@@ -17009,23 +12827,7 @@
           <w:szCs w:val="28"/>
         </w:rPr>
         <w:lastRenderedPageBreak/>
-        <w:t xml:space="preserve">Таблица 20 </w:t>
-      </w:r>
-      <w:r>
-        <w:rPr>
-          <w:rFonts w:ascii="Times New Roman" w:hAnsi="Times New Roman" w:cs="Times New Roman"/>
-          <w:sz w:val="28"/>
-          <w:szCs w:val="28"/>
-        </w:rPr>
-        <w:t>-</w:t>
-      </w:r>
-      <w:r>
-        <w:rPr>
-          <w:rFonts w:ascii="Times New Roman" w:hAnsi="Times New Roman" w:cs="Times New Roman"/>
-          <w:sz w:val="28"/>
-          <w:szCs w:val="28"/>
-        </w:rPr>
-        <w:t xml:space="preserve"> Финансовая модель пилота на 50 000 пользователей, год 1</w:t>
+        <w:t>Таблица 20 - Финансовая модель пилота на 50 000 пользователей, год 1</w:t>
       </w:r>
     </w:p>
     <w:tbl>
@@ -17853,7 +13655,7 @@
                 <w:sz w:val="28"/>
                 <w:szCs w:val="28"/>
               </w:rPr>
-              <w:t>Затраты: запросы к модели (50 000 × 48 ₽)</w:t>
+              <w:t>Затраты: запросы к модели (50 000 × 15,6 ₽)</w:t>
             </w:r>
           </w:p>
         </w:tc>
@@ -17877,7 +13679,7 @@
                 <w:sz w:val="28"/>
                 <w:szCs w:val="28"/>
               </w:rPr>
-              <w:t>2,4 млн ₽</w:t>
+              <w:t>0,78 млн ₽</w:t>
             </w:r>
           </w:p>
         </w:tc>
@@ -17901,7 +13703,7 @@
                 <w:sz w:val="28"/>
                 <w:szCs w:val="28"/>
               </w:rPr>
-              <w:t>2,4 млн ₽</w:t>
+              <w:t>0,78 млн ₽</w:t>
             </w:r>
           </w:p>
         </w:tc>
@@ -17925,7 +13727,7 @@
                 <w:sz w:val="28"/>
                 <w:szCs w:val="28"/>
               </w:rPr>
-              <w:t>2,4 млн ₽</w:t>
+              <w:t>0,78 млн ₽</w:t>
             </w:r>
           </w:p>
         </w:tc>
@@ -18073,7 +13875,7 @@
                 <w:sz w:val="28"/>
                 <w:szCs w:val="28"/>
               </w:rPr>
-              <w:t>−1,2 млн ₽</w:t>
+              <w:t>+0,5 млн ₽</w:t>
             </w:r>
           </w:p>
         </w:tc>
@@ -18097,7 +13899,7 @@
                 <w:sz w:val="28"/>
                 <w:szCs w:val="28"/>
               </w:rPr>
-              <w:t>+2,1 млн ₽</w:t>
+              <w:t>+3,7 млн ₽</w:t>
             </w:r>
           </w:p>
         </w:tc>
@@ -18121,7 +13923,7 @@
                 <w:sz w:val="28"/>
                 <w:szCs w:val="28"/>
               </w:rPr>
-              <w:t>+6,1 млн ₽</w:t>
+              <w:t>+7,7 млн ₽</w:t>
             </w:r>
           </w:p>
         </w:tc>
@@ -18145,229 +13947,7 @@
           <w:sz w:val="28"/>
           <w:szCs w:val="28"/>
         </w:rPr>
-        <w:t xml:space="preserve">Источник: [15] </w:t>
-      </w:r>
-      <w:r>
-        <w:rPr>
-          <w:rFonts w:ascii="Times New Roman" w:hAnsi="Times New Roman" w:cs="Times New Roman"/>
-          <w:i/>
-          <w:iCs/>
-          <w:sz w:val="28"/>
-          <w:szCs w:val="28"/>
-        </w:rPr>
-        <w:t>-</w:t>
-      </w:r>
-      <w:r>
-        <w:rPr>
-          <w:rFonts w:ascii="Times New Roman" w:hAnsi="Times New Roman" w:cs="Times New Roman"/>
-          <w:i/>
-          <w:iCs/>
-          <w:sz w:val="28"/>
-          <w:szCs w:val="28"/>
-        </w:rPr>
-        <w:t xml:space="preserve"> тарифы </w:t>
-      </w:r>
-      <w:proofErr w:type="spellStart"/>
-      <w:r>
-        <w:rPr>
-          <w:rFonts w:ascii="Times New Roman" w:hAnsi="Times New Roman" w:cs="Times New Roman"/>
-          <w:i/>
-          <w:iCs/>
-          <w:sz w:val="28"/>
-          <w:szCs w:val="28"/>
-        </w:rPr>
-        <w:t>Yandex</w:t>
-      </w:r>
-      <w:proofErr w:type="spellEnd"/>
-      <w:r>
-        <w:rPr>
-          <w:rFonts w:ascii="Times New Roman" w:hAnsi="Times New Roman" w:cs="Times New Roman"/>
-          <w:i/>
-          <w:iCs/>
-          <w:sz w:val="28"/>
-          <w:szCs w:val="28"/>
-        </w:rPr>
-        <w:t xml:space="preserve"> AI Studio</w:t>
-      </w:r>
-      <w:r>
-        <w:rPr>
-          <w:rFonts w:ascii="Times New Roman" w:hAnsi="Times New Roman" w:cs="Times New Roman"/>
-          <w:i/>
-          <w:iCs/>
-          <w:sz w:val="28"/>
-          <w:szCs w:val="28"/>
-        </w:rPr>
-        <w:t>,</w:t>
-      </w:r>
-      <w:r>
-        <w:rPr>
-          <w:rFonts w:ascii="Times New Roman" w:hAnsi="Times New Roman" w:cs="Times New Roman"/>
-          <w:i/>
-          <w:iCs/>
-          <w:sz w:val="28"/>
-          <w:szCs w:val="28"/>
-        </w:rPr>
-        <w:t xml:space="preserve"> [16] </w:t>
-      </w:r>
-      <w:r>
-        <w:rPr>
-          <w:rFonts w:ascii="Times New Roman" w:hAnsi="Times New Roman" w:cs="Times New Roman"/>
-          <w:i/>
-          <w:iCs/>
-          <w:sz w:val="28"/>
-          <w:szCs w:val="28"/>
-        </w:rPr>
-        <w:t>-</w:t>
-      </w:r>
-      <w:r>
-        <w:rPr>
-          <w:rFonts w:ascii="Times New Roman" w:hAnsi="Times New Roman" w:cs="Times New Roman"/>
-          <w:i/>
-          <w:iCs/>
-          <w:sz w:val="28"/>
-          <w:szCs w:val="28"/>
-        </w:rPr>
-        <w:t xml:space="preserve"> итоги Т-Банка за 2025 г.</w:t>
-      </w:r>
-      <w:r>
-        <w:rPr>
-          <w:rFonts w:ascii="Times New Roman" w:hAnsi="Times New Roman" w:cs="Times New Roman"/>
-          <w:i/>
-          <w:iCs/>
-          <w:sz w:val="28"/>
-          <w:szCs w:val="28"/>
-        </w:rPr>
-        <w:t>,</w:t>
-      </w:r>
-      <w:r>
-        <w:rPr>
-          <w:rFonts w:ascii="Times New Roman" w:hAnsi="Times New Roman" w:cs="Times New Roman"/>
-          <w:i/>
-          <w:iCs/>
-          <w:sz w:val="28"/>
-          <w:szCs w:val="28"/>
-        </w:rPr>
-        <w:t xml:space="preserve"> [17] </w:t>
-      </w:r>
-      <w:r>
-        <w:rPr>
-          <w:rFonts w:ascii="Times New Roman" w:hAnsi="Times New Roman" w:cs="Times New Roman"/>
-          <w:i/>
-          <w:iCs/>
-          <w:sz w:val="28"/>
-          <w:szCs w:val="28"/>
-        </w:rPr>
-        <w:t>-</w:t>
-      </w:r>
-      <w:r>
-        <w:rPr>
-          <w:rFonts w:ascii="Times New Roman" w:hAnsi="Times New Roman" w:cs="Times New Roman"/>
-          <w:i/>
-          <w:iCs/>
-          <w:sz w:val="28"/>
-          <w:szCs w:val="28"/>
-        </w:rPr>
-        <w:t xml:space="preserve"> условия «Приведи друга», 2026</w:t>
-      </w:r>
-      <w:r>
-        <w:rPr>
-          <w:rFonts w:ascii="Times New Roman" w:hAnsi="Times New Roman" w:cs="Times New Roman"/>
-          <w:i/>
-          <w:iCs/>
-          <w:sz w:val="28"/>
-          <w:szCs w:val="28"/>
-        </w:rPr>
-        <w:t>,</w:t>
-      </w:r>
-      <w:r>
-        <w:rPr>
-          <w:rFonts w:ascii="Times New Roman" w:hAnsi="Times New Roman" w:cs="Times New Roman"/>
-          <w:i/>
-          <w:iCs/>
-          <w:sz w:val="28"/>
-          <w:szCs w:val="28"/>
-        </w:rPr>
-        <w:t xml:space="preserve"> [18] </w:t>
-      </w:r>
-      <w:r>
-        <w:rPr>
-          <w:rFonts w:ascii="Times New Roman" w:hAnsi="Times New Roman" w:cs="Times New Roman"/>
-          <w:i/>
-          <w:iCs/>
-          <w:sz w:val="28"/>
-          <w:szCs w:val="28"/>
-        </w:rPr>
-        <w:t>-</w:t>
-      </w:r>
-      <w:r>
-        <w:rPr>
-          <w:rFonts w:ascii="Times New Roman" w:hAnsi="Times New Roman" w:cs="Times New Roman"/>
-          <w:i/>
-          <w:iCs/>
-          <w:sz w:val="28"/>
-          <w:szCs w:val="28"/>
-        </w:rPr>
-        <w:t xml:space="preserve"> стоимость подписки Pro, 2026. Доли пользователей, объём пилота, доля прибыли студента и затраты на разработку </w:t>
-      </w:r>
-      <w:r>
-        <w:rPr>
-          <w:rFonts w:ascii="Times New Roman" w:hAnsi="Times New Roman" w:cs="Times New Roman"/>
-          <w:i/>
-          <w:iCs/>
-          <w:sz w:val="28"/>
-          <w:szCs w:val="28"/>
-        </w:rPr>
-        <w:t>-</w:t>
-      </w:r>
-      <w:r>
-        <w:rPr>
-          <w:rFonts w:ascii="Times New Roman" w:hAnsi="Times New Roman" w:cs="Times New Roman"/>
-          <w:i/>
-          <w:iCs/>
-          <w:sz w:val="28"/>
-          <w:szCs w:val="28"/>
-        </w:rPr>
-        <w:t xml:space="preserve"> допущения команды</w:t>
-      </w:r>
-      <w:r>
-        <w:rPr>
-          <w:rFonts w:ascii="Times New Roman" w:hAnsi="Times New Roman" w:cs="Times New Roman"/>
-          <w:i/>
-          <w:iCs/>
-          <w:sz w:val="28"/>
-          <w:szCs w:val="28"/>
-        </w:rPr>
-        <w:t>,</w:t>
-      </w:r>
-      <w:r>
-        <w:rPr>
-          <w:rFonts w:ascii="Times New Roman" w:hAnsi="Times New Roman" w:cs="Times New Roman"/>
-          <w:i/>
-          <w:iCs/>
-          <w:sz w:val="28"/>
-          <w:szCs w:val="28"/>
-        </w:rPr>
-        <w:t xml:space="preserve"> расчёт </w:t>
-      </w:r>
-      <w:r>
-        <w:rPr>
-          <w:rFonts w:ascii="Times New Roman" w:hAnsi="Times New Roman" w:cs="Times New Roman"/>
-          <w:i/>
-          <w:iCs/>
-          <w:sz w:val="28"/>
-          <w:szCs w:val="28"/>
-        </w:rPr>
-        <w:t>-</w:t>
-      </w:r>
-      <w:r>
-        <w:rPr>
-          <w:rFonts w:ascii="Times New Roman" w:hAnsi="Times New Roman" w:cs="Times New Roman"/>
-          <w:i/>
-          <w:iCs/>
-          <w:sz w:val="28"/>
-          <w:szCs w:val="28"/>
-        </w:rPr>
-        <w:t xml:space="preserve"> команда.</w:t>
+        <w:t>Источник: [15] - тарифы GigaChat API для юрлиц, [16] - итоги Т-Банка за 2025 г., [17] - условия «Приведи друга», 2026, [18] - стоимость подписки Pro, 2026. Доли пользователей, объём пилота, доля прибыли студента и затраты на разработку - допущения команды, расчёт - команда.</w:t>
       </w:r>
     </w:p>
     <w:p>
@@ -18397,105 +13977,7 @@
           <w:sz w:val="28"/>
           <w:szCs w:val="28"/>
         </w:rPr>
-        <w:t>В базовом сценарии пилот окупается в первый год</w:t>
-      </w:r>
-      <w:r>
-        <w:rPr>
-          <w:rFonts w:ascii="Times New Roman" w:hAnsi="Times New Roman" w:cs="Times New Roman"/>
-          <w:sz w:val="28"/>
-          <w:szCs w:val="28"/>
-        </w:rPr>
-        <w:t>,</w:t>
-      </w:r>
-      <w:r>
-        <w:rPr>
-          <w:rFonts w:ascii="Times New Roman" w:hAnsi="Times New Roman" w:cs="Times New Roman"/>
-          <w:sz w:val="28"/>
-          <w:szCs w:val="28"/>
-        </w:rPr>
-        <w:t xml:space="preserve"> в консервативном </w:t>
-      </w:r>
-      <w:r>
-        <w:rPr>
-          <w:rFonts w:ascii="Times New Roman" w:hAnsi="Times New Roman" w:cs="Times New Roman"/>
-          <w:sz w:val="28"/>
-          <w:szCs w:val="28"/>
-        </w:rPr>
-        <w:t>-</w:t>
-      </w:r>
-      <w:r>
-        <w:rPr>
-          <w:rFonts w:ascii="Times New Roman" w:hAnsi="Times New Roman" w:cs="Times New Roman"/>
-          <w:sz w:val="28"/>
-          <w:szCs w:val="28"/>
-        </w:rPr>
-        <w:t xml:space="preserve"> выходит в плюс со второго года, когда затраты на разработку уже не повторяются. Выгода на одного пользователя в базовом сценарии </w:t>
-      </w:r>
-      <w:r>
-        <w:rPr>
-          <w:rFonts w:ascii="Times New Roman" w:hAnsi="Times New Roman" w:cs="Times New Roman"/>
-          <w:sz w:val="28"/>
-          <w:szCs w:val="28"/>
-        </w:rPr>
-        <w:t>-</w:t>
-      </w:r>
-      <w:r>
-        <w:rPr>
-          <w:rFonts w:ascii="Times New Roman" w:hAnsi="Times New Roman" w:cs="Times New Roman"/>
-          <w:sz w:val="28"/>
-          <w:szCs w:val="28"/>
-        </w:rPr>
-        <w:t xml:space="preserve"> ≈ 130 ₽ в год при затратах на запросы 48 ₽. Главный риск модели </w:t>
-      </w:r>
-      <w:r>
-        <w:rPr>
-          <w:rFonts w:ascii="Times New Roman" w:hAnsi="Times New Roman" w:cs="Times New Roman"/>
-          <w:sz w:val="28"/>
-          <w:szCs w:val="28"/>
-        </w:rPr>
-        <w:t>-</w:t>
-      </w:r>
-      <w:r>
-        <w:rPr>
-          <w:rFonts w:ascii="Times New Roman" w:hAnsi="Times New Roman" w:cs="Times New Roman"/>
-          <w:sz w:val="28"/>
-          <w:szCs w:val="28"/>
-        </w:rPr>
-        <w:t xml:space="preserve"> цена языковой модели: </w:t>
-      </w:r>
-      <w:r>
-        <w:rPr>
-          <w:rFonts w:ascii="Times New Roman" w:hAnsi="Times New Roman" w:cs="Times New Roman"/>
-          <w:sz w:val="28"/>
-          <w:szCs w:val="28"/>
-        </w:rPr>
-        <w:t>если как пример брать</w:t>
-      </w:r>
-      <w:r>
-        <w:rPr>
-          <w:rFonts w:ascii="Times New Roman" w:hAnsi="Times New Roman" w:cs="Times New Roman"/>
-          <w:sz w:val="28"/>
-          <w:szCs w:val="28"/>
-        </w:rPr>
-        <w:t xml:space="preserve"> </w:t>
-      </w:r>
-      <w:proofErr w:type="spellStart"/>
-      <w:r>
-        <w:rPr>
-          <w:rFonts w:ascii="Times New Roman" w:hAnsi="Times New Roman" w:cs="Times New Roman"/>
-          <w:sz w:val="28"/>
-          <w:szCs w:val="28"/>
-        </w:rPr>
-        <w:t>YandexGPT</w:t>
-      </w:r>
-      <w:proofErr w:type="spellEnd"/>
-      <w:r>
-        <w:rPr>
-          <w:rFonts w:ascii="Times New Roman" w:hAnsi="Times New Roman" w:cs="Times New Roman"/>
-          <w:sz w:val="28"/>
-          <w:szCs w:val="28"/>
-        </w:rPr>
-        <w:t xml:space="preserve"> Pro 5.1 затраты вырастают до 192 ₽ на пользователя в год, поэтому простые вопросы обрабатываются моделью Lite, а суммы в любом случае считает код, а не модель.</w:t>
+        <w:t>Пилот окупается в первый год во всех трёх сценариях: от +0,5 до +7,7 млн ₽, в базовом - +3,7 млн ₽. Выгода на одного пользователя в базовом сценарии - ≈ 130 ₽ в год при затратах на запросы ≈ 16 ₽. Главный риск модели - цена языковой модели: на GigaChat Pro затраты вырастают до 120 ₽ на пользователя в год, поэтому простые вопросы обрабатывает GigaChat Lite, а суммы в любом случае считает код, а не модель.</w:t>
       </w:r>
     </w:p>
     <w:p>
@@ -18525,39 +14007,7 @@
           <w:sz w:val="28"/>
           <w:szCs w:val="28"/>
         </w:rPr>
-        <w:t>доход от накопительных счетов и копилок, которые клиент открывает по подсказке ассистента</w:t>
-      </w:r>
-      <w:r>
-        <w:rPr>
-          <w:rFonts w:ascii="Times New Roman" w:hAnsi="Times New Roman" w:cs="Times New Roman"/>
-          <w:sz w:val="28"/>
-          <w:szCs w:val="28"/>
-        </w:rPr>
-        <w:t>,</w:t>
-      </w:r>
-      <w:r>
-        <w:rPr>
-          <w:rFonts w:ascii="Times New Roman" w:hAnsi="Times New Roman" w:cs="Times New Roman"/>
-          <w:sz w:val="28"/>
-          <w:szCs w:val="28"/>
-        </w:rPr>
-        <w:t xml:space="preserve"> снижение просрочек по кредитным картам</w:t>
-      </w:r>
-      <w:r>
-        <w:rPr>
-          <w:rFonts w:ascii="Times New Roman" w:hAnsi="Times New Roman" w:cs="Times New Roman"/>
-          <w:sz w:val="28"/>
-          <w:szCs w:val="28"/>
-        </w:rPr>
-        <w:t>,</w:t>
-      </w:r>
-      <w:r>
-        <w:rPr>
-          <w:rFonts w:ascii="Times New Roman" w:hAnsi="Times New Roman" w:cs="Times New Roman"/>
-          <w:sz w:val="28"/>
-          <w:szCs w:val="28"/>
-        </w:rPr>
-        <w:t xml:space="preserve"> продажа модуля другим банкам.</w:t>
+        <w:t>доход от накопительных счетов и копилок, которые клиент открывает по подсказке ассистента, снижение просрочек по кредитным картам, продажа модуля другим банкам.</w:t>
       </w:r>
     </w:p>
     <w:p>
@@ -18686,7 +14136,19 @@
         <w:rPr>
           <w:rFonts w:cs="Times New Roman"/>
         </w:rPr>
-        <w:t xml:space="preserve">, июнь 2026, 18–35 лет) // Ведомости, 29.06.2026. </w:t>
+        <w:t>, июнь 2026, 18</w:t>
+      </w:r>
+      <w:r>
+        <w:rPr>
+          <w:rFonts w:cs="Times New Roman"/>
+        </w:rPr>
+        <w:t>-</w:t>
+      </w:r>
+      <w:r>
+        <w:rPr>
+          <w:rFonts w:cs="Times New Roman"/>
+        </w:rPr>
+        <w:t xml:space="preserve">35 лет) // Ведомости, 29.06.2026. </w:t>
       </w:r>
       <w:hyperlink r:id="rId10" w:history="1">
         <w:r>
@@ -18716,35 +14178,19 @@
         <w:rPr>
           <w:rFonts w:cs="Times New Roman"/>
         </w:rPr>
-        <w:t>Более 60% студентов в России совмещают учёбу с работой (</w:t>
-      </w:r>
-      <w:proofErr w:type="spellStart"/>
-      <w:r>
-        <w:rPr>
-          <w:rFonts w:cs="Times New Roman"/>
-        </w:rPr>
-        <w:t>Ventra</w:t>
-      </w:r>
-      <w:proofErr w:type="spellEnd"/>
-      <w:r>
-        <w:rPr>
-          <w:rFonts w:cs="Times New Roman"/>
-        </w:rPr>
-        <w:t xml:space="preserve"> Go! и </w:t>
-      </w:r>
-      <w:proofErr w:type="spellStart"/>
-      <w:r>
-        <w:rPr>
-          <w:rFonts w:cs="Times New Roman"/>
-        </w:rPr>
-        <w:t>Нетология</w:t>
-      </w:r>
-      <w:proofErr w:type="spellEnd"/>
-      <w:r>
-        <w:rPr>
-          <w:rFonts w:cs="Times New Roman"/>
-        </w:rPr>
-        <w:t xml:space="preserve">, 2024, 1 283 студента 18–25 лет) // РБК Тренды. </w:t>
+        <w:t>Более 60% студентов в России совмещают учёбу с работой (Ventra Go! и Нетология, 2024, 1 283 студента 18</w:t>
+      </w:r>
+      <w:r>
+        <w:rPr>
+          <w:rFonts w:cs="Times New Roman"/>
+        </w:rPr>
+        <w:t>-</w:t>
+      </w:r>
+      <w:r>
+        <w:rPr>
+          <w:rFonts w:cs="Times New Roman"/>
+        </w:rPr>
+        <w:t xml:space="preserve">25 лет) // РБК Тренды. </w:t>
       </w:r>
       <w:hyperlink r:id="rId11" w:history="1">
         <w:r>
@@ -18774,21 +14220,7 @@
         <w:rPr>
           <w:rFonts w:cs="Times New Roman"/>
         </w:rPr>
-        <w:t>73% студентов и абитуриентов планируют совмещать учёбу с подработкой (</w:t>
-      </w:r>
-      <w:proofErr w:type="spellStart"/>
-      <w:r>
-        <w:rPr>
-          <w:rFonts w:cs="Times New Roman"/>
-        </w:rPr>
-        <w:t>Авито</w:t>
-      </w:r>
-      <w:proofErr w:type="spellEnd"/>
-      <w:r>
-        <w:rPr>
-          <w:rFonts w:cs="Times New Roman"/>
-        </w:rPr>
-        <w:t xml:space="preserve">, 2 500+ респондентов) // НИА Самара, 13.08.2026. </w:t>
+        <w:t xml:space="preserve">73% студентов и абитуриентов планируют совмещать учёбу с подработкой (Авито, 2 500+ респондентов) // НИА Самара, 13.08.2026. </w:t>
       </w:r>
       <w:hyperlink r:id="rId12" w:history="1">
         <w:r>
@@ -18938,21 +14370,7 @@
         <w:rPr>
           <w:rFonts w:cs="Times New Roman"/>
         </w:rPr>
-        <w:t xml:space="preserve">Минимальные стипендии вузов выросли на 4% с 1 сентября 2026 // </w:t>
-      </w:r>
-      <w:proofErr w:type="spellStart"/>
-      <w:r>
-        <w:rPr>
-          <w:rFonts w:cs="Times New Roman"/>
-        </w:rPr>
-        <w:t>ППТ.ру</w:t>
-      </w:r>
-      <w:proofErr w:type="spellEnd"/>
-      <w:r>
-        <w:rPr>
-          <w:rFonts w:cs="Times New Roman"/>
-        </w:rPr>
-        <w:t xml:space="preserve">. </w:t>
+        <w:t xml:space="preserve">Минимальные стипендии вузов выросли на 4% с 1 сентября 2026 // ППТ.ру. </w:t>
       </w:r>
       <w:hyperlink r:id="rId17" w:history="1">
         <w:r>
@@ -18982,47 +14400,7 @@
         <w:rPr>
           <w:rFonts w:cs="Times New Roman"/>
         </w:rPr>
-        <w:t xml:space="preserve">Больше четверти населения России используют ИИ-сервисы минимум раз в месяц </w:t>
-      </w:r>
-      <w:r>
-        <w:rPr>
-          <w:rFonts w:cs="Times New Roman"/>
-        </w:rPr>
-        <w:t>-</w:t>
-      </w:r>
-      <w:r>
-        <w:rPr>
-          <w:rFonts w:cs="Times New Roman"/>
-        </w:rPr>
-        <w:t xml:space="preserve"> </w:t>
-      </w:r>
-      <w:proofErr w:type="spellStart"/>
-      <w:r>
-        <w:rPr>
-          <w:rFonts w:cs="Times New Roman"/>
-        </w:rPr>
-        <w:t>Mediascope</w:t>
-      </w:r>
-      <w:proofErr w:type="spellEnd"/>
-      <w:r>
-        <w:rPr>
-          <w:rFonts w:cs="Times New Roman"/>
-        </w:rPr>
-        <w:t xml:space="preserve"> // </w:t>
-      </w:r>
-      <w:proofErr w:type="spellStart"/>
-      <w:r>
-        <w:rPr>
-          <w:rFonts w:cs="Times New Roman"/>
-        </w:rPr>
-        <w:t>AdIndex</w:t>
-      </w:r>
-      <w:proofErr w:type="spellEnd"/>
-      <w:r>
-        <w:rPr>
-          <w:rFonts w:cs="Times New Roman"/>
-        </w:rPr>
-        <w:t xml:space="preserve">, 21.11.2025. </w:t>
+        <w:t xml:space="preserve">Больше четверти населения России используют ИИ-сервисы минимум раз в месяц - Mediascope // AdIndex, 21.11.2025. </w:t>
       </w:r>
       <w:hyperlink r:id="rId18" w:history="1">
         <w:r>
@@ -19053,19 +14431,7 @@
           <w:rFonts w:cs="Times New Roman"/>
         </w:rPr>
         <w:lastRenderedPageBreak/>
-        <w:t xml:space="preserve">Дзен-мани </w:t>
-      </w:r>
-      <w:r>
-        <w:rPr>
-          <w:rFonts w:cs="Times New Roman"/>
-        </w:rPr>
-        <w:t>-</w:t>
-      </w:r>
-      <w:r>
-        <w:rPr>
-          <w:rFonts w:cs="Times New Roman"/>
-        </w:rPr>
-        <w:t xml:space="preserve"> приложение для контроля расходов (официальный сайт). </w:t>
+        <w:t xml:space="preserve">Дзен-мани - приложение для контроля расходов (официальный сайт). </w:t>
       </w:r>
       <w:hyperlink r:id="rId19" w:history="1">
         <w:r>
@@ -19091,31 +14457,11 @@
           <w:rFonts w:cs="Times New Roman"/>
         </w:rPr>
       </w:pPr>
-      <w:proofErr w:type="spellStart"/>
-      <w:r>
-        <w:rPr>
-          <w:rFonts w:cs="Times New Roman"/>
-        </w:rPr>
-        <w:t>CoinKeeper</w:t>
-      </w:r>
-      <w:proofErr w:type="spellEnd"/>
-      <w:r>
-        <w:rPr>
-          <w:rFonts w:cs="Times New Roman"/>
-        </w:rPr>
-        <w:t xml:space="preserve"> </w:t>
-      </w:r>
-      <w:r>
-        <w:rPr>
-          <w:rFonts w:cs="Times New Roman"/>
-        </w:rPr>
-        <w:t>-</w:t>
-      </w:r>
-      <w:r>
-        <w:rPr>
-          <w:rFonts w:cs="Times New Roman"/>
-        </w:rPr>
-        <w:t xml:space="preserve"> учёт расходов и доходов (официальный сайт). </w:t>
+      <w:r>
+        <w:rPr>
+          <w:rFonts w:cs="Times New Roman"/>
+        </w:rPr>
+        <w:t xml:space="preserve">CoinKeeper - учёт расходов и доходов (официальный сайт). </w:t>
       </w:r>
       <w:hyperlink r:id="rId20" w:history="1">
         <w:r>
@@ -19141,31 +14487,11 @@
           <w:rFonts w:cs="Times New Roman"/>
         </w:rPr>
       </w:pPr>
-      <w:proofErr w:type="spellStart"/>
-      <w:r>
-        <w:rPr>
-          <w:rFonts w:cs="Times New Roman"/>
-        </w:rPr>
-        <w:t>Cleo</w:t>
-      </w:r>
-      <w:proofErr w:type="spellEnd"/>
-      <w:r>
-        <w:rPr>
-          <w:rFonts w:cs="Times New Roman"/>
-        </w:rPr>
-        <w:t xml:space="preserve"> </w:t>
-      </w:r>
-      <w:r>
-        <w:rPr>
-          <w:rFonts w:cs="Times New Roman"/>
-        </w:rPr>
-        <w:t>-</w:t>
-      </w:r>
-      <w:r>
-        <w:rPr>
-          <w:rFonts w:cs="Times New Roman"/>
-        </w:rPr>
-        <w:t xml:space="preserve"> AI-ассистент для управления деньгами (официальный сайт, Великобритания). </w:t>
+      <w:r>
+        <w:rPr>
+          <w:rFonts w:cs="Times New Roman"/>
+        </w:rPr>
+        <w:t xml:space="preserve">Cleo - AI-ассистент для управления деньгами (официальный сайт, Великобритания). </w:t>
       </w:r>
       <w:hyperlink r:id="rId21" w:history="1">
         <w:r>
@@ -19191,33 +14517,11 @@
           <w:rFonts w:cs="Times New Roman"/>
         </w:rPr>
       </w:pPr>
-      <w:proofErr w:type="spellStart"/>
-      <w:r>
-        <w:rPr>
-          <w:rFonts w:cs="Times New Roman"/>
-        </w:rPr>
-        <w:t>Yandex</w:t>
-      </w:r>
-      <w:proofErr w:type="spellEnd"/>
-      <w:r>
-        <w:rPr>
-          <w:rFonts w:cs="Times New Roman"/>
-        </w:rPr>
-        <w:t xml:space="preserve"> AI Studio. Правила тарификации (цены </w:t>
-      </w:r>
-      <w:proofErr w:type="spellStart"/>
-      <w:r>
-        <w:rPr>
-          <w:rFonts w:cs="Times New Roman"/>
-        </w:rPr>
-        <w:t>YandexGPT</w:t>
-      </w:r>
-      <w:proofErr w:type="spellEnd"/>
-      <w:r>
-        <w:rPr>
-          <w:rFonts w:cs="Times New Roman"/>
-        </w:rPr>
-        <w:t xml:space="preserve">). </w:t>
+      <w:r>
+        <w:rPr>
+          <w:rFonts w:cs="Times New Roman"/>
+        </w:rPr>
+        <w:t xml:space="preserve">Тарифы GigaChat API для юрлиц // Сбер, документация для разработчиков. </w:t>
       </w:r>
       <w:hyperlink r:id="rId22" w:history="1">
         <w:r>
@@ -19225,7 +14529,7 @@
             <w:rStyle w:val="ad"/>
             <w:rFonts w:cs="Times New Roman"/>
           </w:rPr>
-          <w:t>https://aistudio.yandex.ru/docs/ru/ai-studio/pricing</w:t>
+          <w:t>https://developers.sber.ru/docs/ru/gigachat/tariffs/legal-tariffs</w:t>
         </w:r>
       </w:hyperlink>
     </w:p>
@@ -19277,19 +14581,7 @@
         <w:rPr>
           <w:rFonts w:cs="Times New Roman"/>
         </w:rPr>
-        <w:t>«Приведи друга» в Т-Банке 2026: условия акции // Т</w:t>
-      </w:r>
-      <w:r>
-        <w:rPr>
-          <w:rFonts w:cs="Times New Roman"/>
-        </w:rPr>
-        <w:t>-</w:t>
-      </w:r>
-      <w:r>
-        <w:rPr>
-          <w:rFonts w:cs="Times New Roman"/>
-        </w:rPr>
-        <w:t xml:space="preserve">Ж, 08.06.2026. </w:t>
+        <w:t xml:space="preserve">«Приведи друга» в Т-Банке 2026: условия акции // Т-Ж, 08.06.2026. </w:t>
       </w:r>
       <w:hyperlink r:id="rId24" w:history="1">
         <w:r>
@@ -19319,21 +14611,7 @@
         <w:rPr>
           <w:rFonts w:cs="Times New Roman"/>
         </w:rPr>
-        <w:t xml:space="preserve">Подписка Pro от Т-Банка: разбор условий и реальной выгоды // </w:t>
-      </w:r>
-      <w:proofErr w:type="spellStart"/>
-      <w:r>
-        <w:rPr>
-          <w:rFonts w:cs="Times New Roman"/>
-        </w:rPr>
-        <w:t>Финуслуги</w:t>
-      </w:r>
-      <w:proofErr w:type="spellEnd"/>
-      <w:r>
-        <w:rPr>
-          <w:rFonts w:cs="Times New Roman"/>
-        </w:rPr>
-        <w:t xml:space="preserve">, 09.05.2026. </w:t>
+        <w:t xml:space="preserve">Подписка Pro от Т-Банка: разбор условий и реальной выгоды // Финуслуги, 09.05.2026. </w:t>
       </w:r>
       <w:hyperlink r:id="rId25" w:history="1">
         <w:r>
@@ -21404,6 +16682,18 @@
   </w:num>
   <w:num w:numId="28">
     <w:abstractNumId w:val="24"/>
+  </w:num>
+  <w:num w:numId="29">
+    <w:abstractNumId w:val="18"/>
+    <w:lvlOverride w:ilvl="0">
+      <w:startOverride w:val="1"/>
+    </w:lvlOverride>
+  </w:num>
+  <w:num w:numId="30">
+    <w:abstractNumId w:val="18"/>
+    <w:lvlOverride w:ilvl="0">
+      <w:startOverride w:val="1"/>
+    </w:lvlOverride>
   </w:num>
   <w:numIdMacAtCleanup w:val="3"/>
 </w:numbering>
